--- a/Документы/Структура Базы Данных.docx
+++ b/Документы/Структура Базы Данных.docx
@@ -61,7 +61,15 @@
           <w:sz w:val="28"/>
           <w:szCs w:val="28"/>
         </w:rPr>
-        <w:t xml:space="preserve">— </w:t>
+        <w:t>-</w:t>
+      </w:r>
+      <w:r>
+        <w:rPr>
+          <w:rFonts w:ascii="Times New Roman" w:hAnsi="Times New Roman" w:cs="Times New Roman"/>
+          <w:sz w:val="28"/>
+          <w:szCs w:val="28"/>
+        </w:rPr>
+        <w:t xml:space="preserve"> </w:t>
       </w:r>
       <w:proofErr w:type="spellStart"/>
       <w:r>
@@ -504,7 +512,23 @@
           <w:sz w:val="28"/>
           <w:szCs w:val="28"/>
         </w:rPr>
-        <w:t xml:space="preserve">1.6.2 — </w:t>
+        <w:t xml:space="preserve">1.6.2 </w:t>
+      </w:r>
+      <w:r>
+        <w:rPr>
+          <w:rFonts w:ascii="Times New Roman" w:hAnsi="Times New Roman" w:cs="Times New Roman"/>
+          <w:sz w:val="28"/>
+          <w:szCs w:val="28"/>
+        </w:rPr>
+        <w:t>-</w:t>
+      </w:r>
+      <w:r>
+        <w:rPr>
+          <w:rFonts w:ascii="Times New Roman" w:hAnsi="Times New Roman" w:cs="Times New Roman"/>
+          <w:sz w:val="28"/>
+          <w:szCs w:val="28"/>
+        </w:rPr>
+        <w:t xml:space="preserve"> </w:t>
       </w:r>
       <w:proofErr w:type="spellStart"/>
       <w:r>
@@ -966,7 +990,15 @@
           <w:sz w:val="28"/>
           <w:szCs w:val="28"/>
         </w:rPr>
-        <w:t xml:space="preserve"> 1.6.3 —</w:t>
+        <w:t xml:space="preserve"> 1.6.3 </w:t>
+      </w:r>
+      <w:r>
+        <w:rPr>
+          <w:rFonts w:ascii="Times New Roman" w:hAnsi="Times New Roman" w:cs="Times New Roman"/>
+          <w:sz w:val="28"/>
+          <w:szCs w:val="28"/>
+        </w:rPr>
+        <w:t>-</w:t>
       </w:r>
       <w:r>
         <w:rPr>
@@ -1407,7 +1439,15 @@
           <w:sz w:val="28"/>
           <w:szCs w:val="28"/>
         </w:rPr>
-        <w:t xml:space="preserve"> 1.6.4 —</w:t>
+        <w:t xml:space="preserve"> 1.6.4 </w:t>
+      </w:r>
+      <w:r>
+        <w:rPr>
+          <w:rFonts w:ascii="Times New Roman" w:hAnsi="Times New Roman" w:cs="Times New Roman"/>
+          <w:sz w:val="28"/>
+          <w:szCs w:val="28"/>
+        </w:rPr>
+        <w:t>-</w:t>
       </w:r>
       <w:r>
         <w:rPr>
@@ -1865,7 +1905,15 @@
           <w:sz w:val="28"/>
           <w:szCs w:val="28"/>
         </w:rPr>
-        <w:t xml:space="preserve"> 1.6.5 —</w:t>
+        <w:t xml:space="preserve"> 1.6.5 </w:t>
+      </w:r>
+      <w:r>
+        <w:rPr>
+          <w:rFonts w:ascii="Times New Roman" w:hAnsi="Times New Roman" w:cs="Times New Roman"/>
+          <w:sz w:val="28"/>
+          <w:szCs w:val="28"/>
+        </w:rPr>
+        <w:t>-</w:t>
       </w:r>
       <w:r>
         <w:rPr>
@@ -2306,7 +2354,15 @@
           <w:sz w:val="28"/>
           <w:szCs w:val="28"/>
         </w:rPr>
-        <w:t xml:space="preserve"> 1.6.6 —</w:t>
+        <w:t xml:space="preserve"> 1.6.6 </w:t>
+      </w:r>
+      <w:r>
+        <w:rPr>
+          <w:rFonts w:ascii="Times New Roman" w:hAnsi="Times New Roman" w:cs="Times New Roman"/>
+          <w:sz w:val="28"/>
+          <w:szCs w:val="28"/>
+        </w:rPr>
+        <w:t>-</w:t>
       </w:r>
       <w:r>
         <w:rPr>
@@ -2746,7 +2802,15 @@
           <w:sz w:val="28"/>
           <w:szCs w:val="28"/>
         </w:rPr>
-        <w:t xml:space="preserve"> 1.6.7 —</w:t>
+        <w:t xml:space="preserve"> 1.6.7 </w:t>
+      </w:r>
+      <w:r>
+        <w:rPr>
+          <w:rFonts w:ascii="Times New Roman" w:hAnsi="Times New Roman" w:cs="Times New Roman"/>
+          <w:sz w:val="28"/>
+          <w:szCs w:val="28"/>
+        </w:rPr>
+        <w:t>-</w:t>
       </w:r>
       <w:r>
         <w:rPr>
@@ -3046,43 +3110,7 @@
           <w:szCs w:val="28"/>
         </w:rPr>
         <w:lastRenderedPageBreak/>
-        <w:t xml:space="preserve">Продолжение таблицы 1.6.7 - </w:t>
-      </w:r>
-      <w:proofErr w:type="spellStart"/>
-      <w:r>
-        <w:rPr>
-          <w:rFonts w:ascii="Times New Roman" w:hAnsi="Times New Roman" w:cs="Times New Roman"/>
-          <w:sz w:val="28"/>
-          <w:szCs w:val="28"/>
-        </w:rPr>
-        <w:t>notification_read_</w:t>
-      </w:r>
-      <w:proofErr w:type="gramStart"/>
-      <w:r>
-        <w:rPr>
-          <w:rFonts w:ascii="Times New Roman" w:hAnsi="Times New Roman" w:cs="Times New Roman"/>
-          <w:sz w:val="28"/>
-          <w:szCs w:val="28"/>
-        </w:rPr>
-        <w:t>statuses</w:t>
-      </w:r>
-      <w:proofErr w:type="spellEnd"/>
-      <w:r>
-        <w:rPr>
-          <w:rFonts w:ascii="Times New Roman" w:hAnsi="Times New Roman" w:cs="Times New Roman"/>
-          <w:sz w:val="28"/>
-          <w:szCs w:val="28"/>
-        </w:rPr>
-        <w:t>(</w:t>
-      </w:r>
-      <w:proofErr w:type="gramEnd"/>
-      <w:r>
-        <w:rPr>
-          <w:rFonts w:ascii="Times New Roman" w:hAnsi="Times New Roman" w:cs="Times New Roman"/>
-          <w:sz w:val="28"/>
-          <w:szCs w:val="28"/>
-        </w:rPr>
-        <w:t>Статусы прочтения уведомлений)</w:t>
+        <w:t>Продолжение таблицы 1.6.7</w:t>
       </w:r>
     </w:p>
     <w:tbl>
@@ -3326,7 +3354,7 @@
     <w:p>
       <w:pPr>
         <w:spacing w:line="360" w:lineRule="auto"/>
-        <w:ind w:left="567"/>
+        <w:ind w:left="567" w:firstLine="567"/>
         <w:rPr>
           <w:rFonts w:ascii="Times New Roman" w:hAnsi="Times New Roman" w:cs="Times New Roman"/>
           <w:sz w:val="28"/>
@@ -3347,15 +3375,15 @@
           <w:sz w:val="28"/>
           <w:szCs w:val="28"/>
         </w:rPr>
-        <w:t xml:space="preserve"> 1.6.8 —</w:t>
-      </w:r>
-      <w:r>
-        <w:rPr>
-          <w:rFonts w:ascii="Times New Roman" w:hAnsi="Times New Roman" w:cs="Times New Roman"/>
-          <w:sz w:val="28"/>
-          <w:szCs w:val="28"/>
-        </w:rPr>
-        <w:t> </w:t>
+        <w:t xml:space="preserve"> 1.6.8 </w:t>
+      </w:r>
+      <w:r>
+        <w:rPr>
+          <w:rFonts w:ascii="Times New Roman" w:hAnsi="Times New Roman" w:cs="Times New Roman"/>
+          <w:sz w:val="28"/>
+          <w:szCs w:val="28"/>
+        </w:rPr>
+        <w:t xml:space="preserve">- </w:t>
       </w:r>
       <w:proofErr w:type="spellStart"/>
       <w:proofErr w:type="gramStart"/>
@@ -4176,7 +4204,23 @@
                 <w:sz w:val="28"/>
                 <w:szCs w:val="28"/>
               </w:rPr>
-              <w:t>Не пустое поле, внешний ключ →Статусы присутствия</w:t>
+              <w:t xml:space="preserve">Не пустое поле, внешний ключ </w:t>
+            </w:r>
+            <w:r>
+              <w:rPr>
+                <w:rFonts w:ascii="Times New Roman" w:hAnsi="Times New Roman" w:cs="Times New Roman"/>
+                <w:sz w:val="28"/>
+                <w:szCs w:val="28"/>
+              </w:rPr>
+              <w:t xml:space="preserve">к таблице </w:t>
+            </w:r>
+            <w:r>
+              <w:rPr>
+                <w:rFonts w:ascii="Times New Roman" w:hAnsi="Times New Roman" w:cs="Times New Roman"/>
+                <w:sz w:val="28"/>
+                <w:szCs w:val="28"/>
+              </w:rPr>
+              <w:t>Статусы присутствия</w:t>
             </w:r>
           </w:p>
         </w:tc>
@@ -4193,12 +4237,28 @@
     </w:p>
     <w:p>
       <w:pPr>
+        <w:rPr>
+          <w:rFonts w:ascii="Times New Roman" w:hAnsi="Times New Roman" w:cs="Times New Roman"/>
+          <w:sz w:val="28"/>
+          <w:szCs w:val="28"/>
+        </w:rPr>
+      </w:pPr>
+      <w:r>
+        <w:rPr>
+          <w:rFonts w:ascii="Times New Roman" w:hAnsi="Times New Roman" w:cs="Times New Roman"/>
+          <w:sz w:val="28"/>
+          <w:szCs w:val="28"/>
+        </w:rPr>
+        <w:br w:type="page"/>
+      </w:r>
+    </w:p>
+    <w:p>
+      <w:pPr>
         <w:ind w:left="567" w:firstLine="567"/>
         <w:rPr>
           <w:rFonts w:ascii="Times New Roman" w:hAnsi="Times New Roman" w:cs="Times New Roman"/>
           <w:sz w:val="28"/>
           <w:szCs w:val="28"/>
-          <w:lang w:val="en-US"/>
         </w:rPr>
       </w:pPr>
       <w:r>
@@ -4216,24 +4276,7 @@
           <w:sz w:val="28"/>
           <w:szCs w:val="28"/>
         </w:rPr>
-        <w:t xml:space="preserve"> 1.6.8 —</w:t>
-      </w:r>
-      <w:r>
-        <w:rPr>
-          <w:rFonts w:ascii="Times New Roman" w:hAnsi="Times New Roman" w:cs="Times New Roman"/>
-          <w:sz w:val="28"/>
-          <w:szCs w:val="28"/>
-        </w:rPr>
-        <w:t xml:space="preserve"> </w:t>
-      </w:r>
-      <w:r>
-        <w:rPr>
-          <w:rFonts w:ascii="Times New Roman" w:hAnsi="Times New Roman" w:cs="Times New Roman"/>
-          <w:sz w:val="28"/>
-          <w:szCs w:val="28"/>
-          <w:lang w:val="en-US"/>
-        </w:rPr>
-        <w:t>Users</w:t>
+        <w:t xml:space="preserve"> 1.6.8</w:t>
       </w:r>
     </w:p>
     <w:tbl>
@@ -4735,7 +4778,15 @@
           <w:sz w:val="28"/>
           <w:szCs w:val="28"/>
         </w:rPr>
-        <w:t xml:space="preserve"> 1.6.9 —</w:t>
+        <w:t xml:space="preserve"> 1.6.9 </w:t>
+      </w:r>
+      <w:r>
+        <w:rPr>
+          <w:rFonts w:ascii="Times New Roman" w:hAnsi="Times New Roman" w:cs="Times New Roman"/>
+          <w:sz w:val="28"/>
+          <w:szCs w:val="28"/>
+        </w:rPr>
+        <w:t>-</w:t>
       </w:r>
       <w:r>
         <w:rPr>
@@ -5305,35 +5356,7 @@
           <w:sz w:val="28"/>
           <w:szCs w:val="28"/>
         </w:rPr>
-        <w:t>1.6.9 — </w:t>
-      </w:r>
-      <w:proofErr w:type="spellStart"/>
-      <w:proofErr w:type="gramStart"/>
-      <w:r>
-        <w:rPr>
-          <w:rFonts w:ascii="Times New Roman" w:hAnsi="Times New Roman" w:cs="Times New Roman"/>
-          <w:sz w:val="28"/>
-          <w:szCs w:val="28"/>
-        </w:rPr>
-        <w:t>teams</w:t>
-      </w:r>
-      <w:proofErr w:type="spellEnd"/>
-      <w:r>
-        <w:rPr>
-          <w:rFonts w:ascii="Times New Roman" w:hAnsi="Times New Roman" w:cs="Times New Roman"/>
-          <w:sz w:val="28"/>
-          <w:szCs w:val="28"/>
-        </w:rPr>
-        <w:t>(</w:t>
-      </w:r>
-      <w:proofErr w:type="gramEnd"/>
-      <w:r>
-        <w:rPr>
-          <w:rFonts w:ascii="Times New Roman" w:hAnsi="Times New Roman" w:cs="Times New Roman"/>
-          <w:sz w:val="28"/>
-          <w:szCs w:val="28"/>
-        </w:rPr>
-        <w:t>Команды)</w:t>
+        <w:t>1.6.9</w:t>
       </w:r>
     </w:p>
     <w:tbl>
@@ -5708,7 +5731,15 @@
           <w:sz w:val="28"/>
           <w:szCs w:val="28"/>
         </w:rPr>
-        <w:t xml:space="preserve"> 1.6.10 —</w:t>
+        <w:t xml:space="preserve"> 1.6.10 </w:t>
+      </w:r>
+      <w:r>
+        <w:rPr>
+          <w:rFonts w:ascii="Times New Roman" w:hAnsi="Times New Roman" w:cs="Times New Roman"/>
+          <w:sz w:val="28"/>
+          <w:szCs w:val="28"/>
+        </w:rPr>
+        <w:t>-</w:t>
       </w:r>
       <w:r>
         <w:rPr>
@@ -6601,7 +6632,23 @@
           <w:sz w:val="28"/>
           <w:szCs w:val="28"/>
         </w:rPr>
-        <w:t xml:space="preserve"> 1.6.10 — </w:t>
+        <w:t xml:space="preserve"> 1.6.10 </w:t>
+      </w:r>
+      <w:r>
+        <w:rPr>
+          <w:rFonts w:ascii="Times New Roman" w:hAnsi="Times New Roman" w:cs="Times New Roman"/>
+          <w:sz w:val="28"/>
+          <w:szCs w:val="28"/>
+        </w:rPr>
+        <w:t>-</w:t>
+      </w:r>
+      <w:r>
+        <w:rPr>
+          <w:rFonts w:ascii="Times New Roman" w:hAnsi="Times New Roman" w:cs="Times New Roman"/>
+          <w:sz w:val="28"/>
+          <w:szCs w:val="28"/>
+        </w:rPr>
+        <w:t> </w:t>
       </w:r>
       <w:proofErr w:type="spellStart"/>
       <w:r>
@@ -6699,7 +6746,23 @@
           <w:sz w:val="28"/>
           <w:szCs w:val="28"/>
         </w:rPr>
-        <w:t>) — запрет двойного участия.</w:t>
+        <w:t xml:space="preserve">) </w:t>
+      </w:r>
+      <w:r>
+        <w:rPr>
+          <w:rFonts w:ascii="Times New Roman" w:hAnsi="Times New Roman" w:cs="Times New Roman"/>
+          <w:sz w:val="28"/>
+          <w:szCs w:val="28"/>
+        </w:rPr>
+        <w:t>-</w:t>
+      </w:r>
+      <w:r>
+        <w:rPr>
+          <w:rFonts w:ascii="Times New Roman" w:hAnsi="Times New Roman" w:cs="Times New Roman"/>
+          <w:sz w:val="28"/>
+          <w:szCs w:val="28"/>
+        </w:rPr>
+        <w:t xml:space="preserve"> запрет двойного участия.</w:t>
       </w:r>
     </w:p>
     <w:p>
@@ -6736,7 +6799,15 @@
           <w:sz w:val="28"/>
           <w:szCs w:val="28"/>
         </w:rPr>
-        <w:t xml:space="preserve"> 1.6. 11 —</w:t>
+        <w:t xml:space="preserve"> 1.6. 11 </w:t>
+      </w:r>
+      <w:r>
+        <w:rPr>
+          <w:rFonts w:ascii="Times New Roman" w:hAnsi="Times New Roman" w:cs="Times New Roman"/>
+          <w:sz w:val="28"/>
+          <w:szCs w:val="28"/>
+        </w:rPr>
+        <w:t>-</w:t>
       </w:r>
       <w:r>
         <w:rPr>
@@ -7833,7 +7904,15 @@
           <w:sz w:val="28"/>
           <w:szCs w:val="28"/>
         </w:rPr>
-        <w:t xml:space="preserve"> 1.6. 12 —</w:t>
+        <w:t xml:space="preserve"> 1.6. 12 </w:t>
+      </w:r>
+      <w:r>
+        <w:rPr>
+          <w:rFonts w:ascii="Times New Roman" w:hAnsi="Times New Roman" w:cs="Times New Roman"/>
+          <w:sz w:val="28"/>
+          <w:szCs w:val="28"/>
+        </w:rPr>
+        <w:t>-</w:t>
       </w:r>
       <w:r>
         <w:rPr>
@@ -9155,7 +9234,15 @@
           <w:sz w:val="28"/>
           <w:szCs w:val="28"/>
         </w:rPr>
-        <w:t xml:space="preserve"> 1.6.13 —</w:t>
+        <w:t xml:space="preserve"> 1.6.13 </w:t>
+      </w:r>
+      <w:r>
+        <w:rPr>
+          <w:rFonts w:ascii="Times New Roman" w:hAnsi="Times New Roman" w:cs="Times New Roman"/>
+          <w:sz w:val="28"/>
+          <w:szCs w:val="28"/>
+        </w:rPr>
+        <w:t>-</w:t>
       </w:r>
       <w:r>
         <w:rPr>
@@ -10241,7 +10328,15 @@
           <w:sz w:val="28"/>
           <w:szCs w:val="28"/>
         </w:rPr>
-        <w:t xml:space="preserve"> 1.6.14 —</w:t>
+        <w:t xml:space="preserve"> 1.6.14 </w:t>
+      </w:r>
+      <w:r>
+        <w:rPr>
+          <w:rFonts w:ascii="Times New Roman" w:hAnsi="Times New Roman" w:cs="Times New Roman"/>
+          <w:sz w:val="28"/>
+          <w:szCs w:val="28"/>
+        </w:rPr>
+        <w:t>-</w:t>
       </w:r>
       <w:r>
         <w:rPr>
@@ -11474,7 +11569,15 @@
           <w:sz w:val="28"/>
           <w:szCs w:val="28"/>
         </w:rPr>
-        <w:t xml:space="preserve"> 1.6.15 —</w:t>
+        <w:t xml:space="preserve"> 1.6.15 </w:t>
+      </w:r>
+      <w:r>
+        <w:rPr>
+          <w:rFonts w:ascii="Times New Roman" w:hAnsi="Times New Roman" w:cs="Times New Roman"/>
+          <w:sz w:val="28"/>
+          <w:szCs w:val="28"/>
+        </w:rPr>
+        <w:t>-</w:t>
       </w:r>
       <w:r>
         <w:rPr>
@@ -12437,7 +12540,15 @@
           <w:sz w:val="28"/>
           <w:szCs w:val="28"/>
         </w:rPr>
-        <w:t xml:space="preserve"> 1.6.16 —</w:t>
+        <w:t xml:space="preserve"> 1.6.16 </w:t>
+      </w:r>
+      <w:r>
+        <w:rPr>
+          <w:rFonts w:ascii="Times New Roman" w:hAnsi="Times New Roman" w:cs="Times New Roman"/>
+          <w:sz w:val="28"/>
+          <w:szCs w:val="28"/>
+        </w:rPr>
+        <w:t>-</w:t>
       </w:r>
       <w:r>
         <w:rPr>
@@ -12740,6 +12851,23 @@
     </w:p>
     <w:p>
       <w:pPr>
+        <w:rPr>
+          <w:rFonts w:ascii="Times New Roman" w:hAnsi="Times New Roman" w:cs="Times New Roman"/>
+          <w:sz w:val="28"/>
+          <w:szCs w:val="28"/>
+        </w:rPr>
+      </w:pPr>
+      <w:r>
+        <w:rPr>
+          <w:rFonts w:ascii="Times New Roman" w:hAnsi="Times New Roman" w:cs="Times New Roman"/>
+          <w:sz w:val="28"/>
+          <w:szCs w:val="28"/>
+        </w:rPr>
+        <w:br w:type="page"/>
+      </w:r>
+    </w:p>
+    <w:p>
+      <w:pPr>
         <w:spacing w:line="360" w:lineRule="auto"/>
         <w:ind w:left="567" w:firstLine="567"/>
         <w:rPr>
@@ -12763,43 +12891,7 @@
           <w:sz w:val="28"/>
           <w:szCs w:val="28"/>
         </w:rPr>
-        <w:t>1.6.16 — </w:t>
-      </w:r>
-      <w:proofErr w:type="spellStart"/>
-      <w:r>
-        <w:rPr>
-          <w:rFonts w:ascii="Times New Roman" w:hAnsi="Times New Roman" w:cs="Times New Roman"/>
-          <w:sz w:val="28"/>
-          <w:szCs w:val="28"/>
-        </w:rPr>
-        <w:t>support_</w:t>
-      </w:r>
-      <w:proofErr w:type="gramStart"/>
-      <w:r>
-        <w:rPr>
-          <w:rFonts w:ascii="Times New Roman" w:hAnsi="Times New Roman" w:cs="Times New Roman"/>
-          <w:sz w:val="28"/>
-          <w:szCs w:val="28"/>
-        </w:rPr>
-        <w:t>requests</w:t>
-      </w:r>
-      <w:proofErr w:type="spellEnd"/>
-      <w:r>
-        <w:rPr>
-          <w:rFonts w:ascii="Times New Roman" w:hAnsi="Times New Roman" w:cs="Times New Roman"/>
-          <w:sz w:val="28"/>
-          <w:szCs w:val="28"/>
-        </w:rPr>
-        <w:t>(</w:t>
-      </w:r>
-      <w:proofErr w:type="gramEnd"/>
-      <w:r>
-        <w:rPr>
-          <w:rFonts w:ascii="Times New Roman" w:hAnsi="Times New Roman" w:cs="Times New Roman"/>
-          <w:sz w:val="28"/>
-          <w:szCs w:val="28"/>
-        </w:rPr>
-        <w:t>Обращения в техподдержку)</w:t>
+        <w:t>1.6.16</w:t>
       </w:r>
     </w:p>
     <w:tbl>
@@ -13584,7 +13676,15 @@
           <w:sz w:val="28"/>
           <w:szCs w:val="28"/>
         </w:rPr>
-        <w:t xml:space="preserve"> 1.6.17 —</w:t>
+        <w:t xml:space="preserve"> 1.6.17 </w:t>
+      </w:r>
+      <w:r>
+        <w:rPr>
+          <w:rFonts w:ascii="Times New Roman" w:hAnsi="Times New Roman" w:cs="Times New Roman"/>
+          <w:sz w:val="28"/>
+          <w:szCs w:val="28"/>
+        </w:rPr>
+        <w:t>-</w:t>
       </w:r>
       <w:r>
         <w:rPr>
@@ -13888,7 +13988,25 @@
     </w:p>
     <w:p>
       <w:pPr>
+        <w:rPr>
+          <w:rFonts w:ascii="Times New Roman" w:hAnsi="Times New Roman" w:cs="Times New Roman"/>
+          <w:sz w:val="28"/>
+          <w:szCs w:val="28"/>
+        </w:rPr>
+      </w:pPr>
+      <w:r>
+        <w:rPr>
+          <w:rFonts w:ascii="Times New Roman" w:hAnsi="Times New Roman" w:cs="Times New Roman"/>
+          <w:sz w:val="28"/>
+          <w:szCs w:val="28"/>
+        </w:rPr>
+        <w:br w:type="page"/>
+      </w:r>
+    </w:p>
+    <w:p>
+      <w:pPr>
         <w:spacing w:line="360" w:lineRule="auto"/>
+        <w:ind w:left="567" w:firstLine="567"/>
         <w:rPr>
           <w:rFonts w:ascii="Times New Roman" w:hAnsi="Times New Roman" w:cs="Times New Roman"/>
           <w:sz w:val="28"/>
@@ -13926,43 +14044,7 @@
           <w:sz w:val="28"/>
           <w:szCs w:val="28"/>
         </w:rPr>
-        <w:t>1.6.17 — </w:t>
-      </w:r>
-      <w:proofErr w:type="spellStart"/>
-      <w:r>
-        <w:rPr>
-          <w:rFonts w:ascii="Times New Roman" w:hAnsi="Times New Roman" w:cs="Times New Roman"/>
-          <w:sz w:val="28"/>
-          <w:szCs w:val="28"/>
-        </w:rPr>
-        <w:t>system_</w:t>
-      </w:r>
-      <w:proofErr w:type="gramStart"/>
-      <w:r>
-        <w:rPr>
-          <w:rFonts w:ascii="Times New Roman" w:hAnsi="Times New Roman" w:cs="Times New Roman"/>
-          <w:sz w:val="28"/>
-          <w:szCs w:val="28"/>
-        </w:rPr>
-        <w:t>logs</w:t>
-      </w:r>
-      <w:proofErr w:type="spellEnd"/>
-      <w:r>
-        <w:rPr>
-          <w:rFonts w:ascii="Times New Roman" w:hAnsi="Times New Roman" w:cs="Times New Roman"/>
-          <w:sz w:val="28"/>
-          <w:szCs w:val="28"/>
-        </w:rPr>
-        <w:t>(</w:t>
-      </w:r>
-      <w:proofErr w:type="gramEnd"/>
-      <w:r>
-        <w:rPr>
-          <w:rFonts w:ascii="Times New Roman" w:hAnsi="Times New Roman" w:cs="Times New Roman"/>
-          <w:sz w:val="28"/>
-          <w:szCs w:val="28"/>
-        </w:rPr>
-        <w:t>Системные журналы)</w:t>
+        <w:t>1.6.17</w:t>
       </w:r>
     </w:p>
     <w:tbl>
@@ -14657,7 +14739,15 @@
           <w:sz w:val="28"/>
           <w:szCs w:val="28"/>
         </w:rPr>
-        <w:t xml:space="preserve"> 1.6.18 —</w:t>
+        <w:t xml:space="preserve"> 1.6.18 </w:t>
+      </w:r>
+      <w:r>
+        <w:rPr>
+          <w:rFonts w:ascii="Times New Roman" w:hAnsi="Times New Roman" w:cs="Times New Roman"/>
+          <w:sz w:val="28"/>
+          <w:szCs w:val="28"/>
+        </w:rPr>
+        <w:t>-</w:t>
       </w:r>
       <w:r>
         <w:rPr>
@@ -15149,35 +15239,7 @@
           <w:sz w:val="28"/>
           <w:szCs w:val="28"/>
         </w:rPr>
-        <w:t xml:space="preserve"> 1.6.18 — </w:t>
-      </w:r>
-      <w:proofErr w:type="spellStart"/>
-      <w:proofErr w:type="gramStart"/>
-      <w:r>
-        <w:rPr>
-          <w:rFonts w:ascii="Times New Roman" w:hAnsi="Times New Roman" w:cs="Times New Roman"/>
-          <w:sz w:val="28"/>
-          <w:szCs w:val="28"/>
-        </w:rPr>
-        <w:t>comments</w:t>
-      </w:r>
-      <w:proofErr w:type="spellEnd"/>
-      <w:r>
-        <w:rPr>
-          <w:rFonts w:ascii="Times New Roman" w:hAnsi="Times New Roman" w:cs="Times New Roman"/>
-          <w:sz w:val="28"/>
-          <w:szCs w:val="28"/>
-        </w:rPr>
-        <w:t>(</w:t>
-      </w:r>
-      <w:proofErr w:type="gramEnd"/>
-      <w:r>
-        <w:rPr>
-          <w:rFonts w:ascii="Times New Roman" w:hAnsi="Times New Roman" w:cs="Times New Roman"/>
-          <w:sz w:val="28"/>
-          <w:szCs w:val="28"/>
-        </w:rPr>
-        <w:t>Комментарии к задачам)</w:t>
+        <w:t xml:space="preserve"> 1.6.18</w:t>
       </w:r>
     </w:p>
     <w:tbl>

--- a/Документы/Структура Базы Данных.docx
+++ b/Документы/Структура Базы Данных.docx
@@ -1879,17 +1879,6 @@
         </w:rPr>
         <w:br w:type="page"/>
       </w:r>
-    </w:p>
-    <w:p>
-      <w:pPr>
-        <w:spacing w:line="360" w:lineRule="auto"/>
-        <w:ind w:left="567"/>
-        <w:rPr>
-          <w:rFonts w:ascii="Times New Roman" w:hAnsi="Times New Roman" w:cs="Times New Roman"/>
-          <w:sz w:val="28"/>
-          <w:szCs w:val="28"/>
-        </w:rPr>
-      </w:pPr>
       <w:r>
         <w:rPr>
           <w:rFonts w:ascii="Times New Roman" w:hAnsi="Times New Roman" w:cs="Times New Roman"/>
@@ -3139,65 +3128,70 @@
                 <w:rFonts w:ascii="Times New Roman" w:hAnsi="Times New Roman" w:cs="Times New Roman"/>
                 <w:sz w:val="28"/>
                 <w:szCs w:val="28"/>
-              </w:rPr>
-            </w:pPr>
-            <w:r>
-              <w:rPr>
-                <w:rFonts w:ascii="Times New Roman" w:hAnsi="Times New Roman" w:cs="Times New Roman"/>
-                <w:sz w:val="28"/>
-                <w:szCs w:val="28"/>
-              </w:rPr>
-              <w:t>Содержание поля</w:t>
-            </w:r>
-          </w:p>
-        </w:tc>
-        <w:tc>
-          <w:tcPr>
-            <w:tcW w:w="2336" w:type="dxa"/>
-            <w:vAlign w:val="center"/>
-          </w:tcPr>
-          <w:p>
-            <w:pPr>
-              <w:spacing w:line="360" w:lineRule="auto"/>
-              <w:jc w:val="center"/>
-              <w:rPr>
-                <w:rFonts w:ascii="Times New Roman" w:hAnsi="Times New Roman" w:cs="Times New Roman"/>
-                <w:sz w:val="28"/>
-                <w:szCs w:val="28"/>
-              </w:rPr>
-            </w:pPr>
-            <w:r>
-              <w:rPr>
-                <w:rFonts w:ascii="Times New Roman" w:hAnsi="Times New Roman" w:cs="Times New Roman"/>
-                <w:sz w:val="28"/>
-                <w:szCs w:val="28"/>
-              </w:rPr>
-              <w:t>Имя поля</w:t>
-            </w:r>
-          </w:p>
-        </w:tc>
-        <w:tc>
-          <w:tcPr>
-            <w:tcW w:w="2336" w:type="dxa"/>
-            <w:vAlign w:val="center"/>
-          </w:tcPr>
-          <w:p>
-            <w:pPr>
-              <w:spacing w:line="360" w:lineRule="auto"/>
-              <w:jc w:val="center"/>
-              <w:rPr>
-                <w:rFonts w:ascii="Times New Roman" w:hAnsi="Times New Roman" w:cs="Times New Roman"/>
-                <w:sz w:val="28"/>
-                <w:szCs w:val="28"/>
-              </w:rPr>
-            </w:pPr>
-            <w:r>
-              <w:rPr>
-                <w:rFonts w:ascii="Times New Roman" w:hAnsi="Times New Roman" w:cs="Times New Roman"/>
-                <w:sz w:val="28"/>
-                <w:szCs w:val="28"/>
-              </w:rPr>
-              <w:t>Тип, длина</w:t>
+                <w:lang w:val="en-US"/>
+              </w:rPr>
+            </w:pPr>
+            <w:r>
+              <w:rPr>
+                <w:rFonts w:ascii="Times New Roman" w:hAnsi="Times New Roman" w:cs="Times New Roman"/>
+                <w:sz w:val="28"/>
+                <w:szCs w:val="28"/>
+                <w:lang w:val="en-US"/>
+              </w:rPr>
+              <w:t>1</w:t>
+            </w:r>
+          </w:p>
+        </w:tc>
+        <w:tc>
+          <w:tcPr>
+            <w:tcW w:w="2336" w:type="dxa"/>
+            <w:vAlign w:val="center"/>
+          </w:tcPr>
+          <w:p>
+            <w:pPr>
+              <w:spacing w:line="360" w:lineRule="auto"/>
+              <w:jc w:val="center"/>
+              <w:rPr>
+                <w:rFonts w:ascii="Times New Roman" w:hAnsi="Times New Roman" w:cs="Times New Roman"/>
+                <w:sz w:val="28"/>
+                <w:szCs w:val="28"/>
+              </w:rPr>
+            </w:pPr>
+            <w:r>
+              <w:rPr>
+                <w:rFonts w:ascii="Times New Roman" w:hAnsi="Times New Roman" w:cs="Times New Roman"/>
+                <w:sz w:val="28"/>
+                <w:szCs w:val="28"/>
+                <w:lang w:val="en-US"/>
+              </w:rPr>
+              <w:t>2</w:t>
+            </w:r>
+          </w:p>
+        </w:tc>
+        <w:tc>
+          <w:tcPr>
+            <w:tcW w:w="2336" w:type="dxa"/>
+            <w:vAlign w:val="center"/>
+          </w:tcPr>
+          <w:p>
+            <w:pPr>
+              <w:spacing w:line="360" w:lineRule="auto"/>
+              <w:jc w:val="center"/>
+              <w:rPr>
+                <w:rFonts w:ascii="Times New Roman" w:hAnsi="Times New Roman" w:cs="Times New Roman"/>
+                <w:sz w:val="28"/>
+                <w:szCs w:val="28"/>
+                <w:lang w:val="en-US"/>
+              </w:rPr>
+            </w:pPr>
+            <w:r>
+              <w:rPr>
+                <w:rFonts w:ascii="Times New Roman" w:hAnsi="Times New Roman" w:cs="Times New Roman"/>
+                <w:sz w:val="28"/>
+                <w:szCs w:val="28"/>
+                <w:lang w:val="en-US"/>
+              </w:rPr>
+              <w:t>3</w:t>
             </w:r>
           </w:p>
         </w:tc>
@@ -3214,15 +3208,17 @@
                 <w:rFonts w:ascii="Times New Roman" w:hAnsi="Times New Roman" w:cs="Times New Roman"/>
                 <w:sz w:val="28"/>
                 <w:szCs w:val="28"/>
-              </w:rPr>
-            </w:pPr>
-            <w:r>
-              <w:rPr>
-                <w:rFonts w:ascii="Times New Roman" w:hAnsi="Times New Roman" w:cs="Times New Roman"/>
-                <w:sz w:val="28"/>
-                <w:szCs w:val="28"/>
-              </w:rPr>
-              <w:t>Примечания</w:t>
+                <w:lang w:val="en-US"/>
+              </w:rPr>
+            </w:pPr>
+            <w:r>
+              <w:rPr>
+                <w:rFonts w:ascii="Times New Roman" w:hAnsi="Times New Roman" w:cs="Times New Roman"/>
+                <w:sz w:val="28"/>
+                <w:szCs w:val="28"/>
+                <w:lang w:val="en-US"/>
+              </w:rPr>
+              <w:t>4</w:t>
             </w:r>
           </w:p>
         </w:tc>
@@ -4313,8 +4309,9 @@
                 <w:rFonts w:ascii="Times New Roman" w:hAnsi="Times New Roman" w:cs="Times New Roman"/>
                 <w:sz w:val="28"/>
                 <w:szCs w:val="28"/>
-              </w:rPr>
-              <w:t>Содержание поля</w:t>
+                <w:lang w:val="en-US"/>
+              </w:rPr>
+              <w:t>1</w:t>
             </w:r>
           </w:p>
         </w:tc>
@@ -4331,15 +4328,17 @@
                 <w:rFonts w:ascii="Times New Roman" w:hAnsi="Times New Roman" w:cs="Times New Roman"/>
                 <w:sz w:val="28"/>
                 <w:szCs w:val="28"/>
-              </w:rPr>
-            </w:pPr>
-            <w:r>
-              <w:rPr>
-                <w:rFonts w:ascii="Times New Roman" w:hAnsi="Times New Roman" w:cs="Times New Roman"/>
-                <w:sz w:val="28"/>
-                <w:szCs w:val="28"/>
-              </w:rPr>
-              <w:t>Имя поля</w:t>
+                <w:lang w:val="en-US"/>
+              </w:rPr>
+            </w:pPr>
+            <w:r>
+              <w:rPr>
+                <w:rFonts w:ascii="Times New Roman" w:hAnsi="Times New Roman" w:cs="Times New Roman"/>
+                <w:sz w:val="28"/>
+                <w:szCs w:val="28"/>
+                <w:lang w:val="en-US"/>
+              </w:rPr>
+              <w:t>2</w:t>
             </w:r>
           </w:p>
         </w:tc>
@@ -4356,15 +4355,17 @@
                 <w:rFonts w:ascii="Times New Roman" w:hAnsi="Times New Roman" w:cs="Times New Roman"/>
                 <w:sz w:val="28"/>
                 <w:szCs w:val="28"/>
-              </w:rPr>
-            </w:pPr>
-            <w:r>
-              <w:rPr>
-                <w:rFonts w:ascii="Times New Roman" w:hAnsi="Times New Roman" w:cs="Times New Roman"/>
-                <w:sz w:val="28"/>
-                <w:szCs w:val="28"/>
-              </w:rPr>
-              <w:t>Тип, длина</w:t>
+                <w:lang w:val="en-US"/>
+              </w:rPr>
+            </w:pPr>
+            <w:r>
+              <w:rPr>
+                <w:rFonts w:ascii="Times New Roman" w:hAnsi="Times New Roman" w:cs="Times New Roman"/>
+                <w:sz w:val="28"/>
+                <w:szCs w:val="28"/>
+                <w:lang w:val="en-US"/>
+              </w:rPr>
+              <w:t>3</w:t>
             </w:r>
           </w:p>
         </w:tc>
@@ -4381,117 +4382,17 @@
                 <w:rFonts w:ascii="Times New Roman" w:hAnsi="Times New Roman" w:cs="Times New Roman"/>
                 <w:sz w:val="28"/>
                 <w:szCs w:val="28"/>
-              </w:rPr>
-            </w:pPr>
-            <w:r>
-              <w:rPr>
-                <w:rFonts w:ascii="Times New Roman" w:hAnsi="Times New Roman" w:cs="Times New Roman"/>
-                <w:sz w:val="28"/>
-                <w:szCs w:val="28"/>
-              </w:rPr>
-              <w:t>Примечания</w:t>
-            </w:r>
-          </w:p>
-        </w:tc>
-      </w:tr>
-      <w:tr>
-        <w:tc>
-          <w:tcPr>
-            <w:tcW w:w="2210" w:type="dxa"/>
-            <w:vAlign w:val="center"/>
-          </w:tcPr>
-          <w:p>
-            <w:pPr>
-              <w:spacing w:line="360" w:lineRule="auto"/>
-              <w:jc w:val="center"/>
-              <w:rPr>
-                <w:rFonts w:ascii="Times New Roman" w:hAnsi="Times New Roman" w:cs="Times New Roman"/>
-                <w:sz w:val="28"/>
-                <w:szCs w:val="28"/>
-              </w:rPr>
-            </w:pPr>
-            <w:r>
-              <w:rPr>
-                <w:rFonts w:ascii="Times New Roman" w:hAnsi="Times New Roman" w:cs="Times New Roman"/>
-                <w:sz w:val="28"/>
-                <w:szCs w:val="28"/>
-              </w:rPr>
-              <w:t>Содержание поля</w:t>
-            </w:r>
-          </w:p>
-        </w:tc>
-        <w:tc>
-          <w:tcPr>
-            <w:tcW w:w="2333" w:type="dxa"/>
-            <w:vAlign w:val="center"/>
-          </w:tcPr>
-          <w:p>
-            <w:pPr>
-              <w:spacing w:line="360" w:lineRule="auto"/>
-              <w:jc w:val="center"/>
-              <w:rPr>
-                <w:rFonts w:ascii="Times New Roman" w:hAnsi="Times New Roman" w:cs="Times New Roman"/>
-                <w:sz w:val="28"/>
-                <w:szCs w:val="28"/>
-              </w:rPr>
-            </w:pPr>
-            <w:r>
-              <w:rPr>
-                <w:rFonts w:ascii="Times New Roman" w:hAnsi="Times New Roman" w:cs="Times New Roman"/>
-                <w:sz w:val="28"/>
-                <w:szCs w:val="28"/>
-              </w:rPr>
-              <w:t>Имя поля</w:t>
-            </w:r>
-          </w:p>
-        </w:tc>
-        <w:tc>
-          <w:tcPr>
-            <w:tcW w:w="2245" w:type="dxa"/>
-            <w:vAlign w:val="center"/>
-          </w:tcPr>
-          <w:p>
-            <w:pPr>
-              <w:spacing w:line="360" w:lineRule="auto"/>
-              <w:jc w:val="center"/>
-              <w:rPr>
-                <w:rFonts w:ascii="Times New Roman" w:hAnsi="Times New Roman" w:cs="Times New Roman"/>
-                <w:sz w:val="28"/>
-                <w:szCs w:val="28"/>
-              </w:rPr>
-            </w:pPr>
-            <w:r>
-              <w:rPr>
-                <w:rFonts w:ascii="Times New Roman" w:hAnsi="Times New Roman" w:cs="Times New Roman"/>
-                <w:sz w:val="28"/>
-                <w:szCs w:val="28"/>
-              </w:rPr>
-              <w:t>Тип, длина</w:t>
-            </w:r>
-          </w:p>
-        </w:tc>
-        <w:tc>
-          <w:tcPr>
-            <w:tcW w:w="2557" w:type="dxa"/>
-            <w:vAlign w:val="center"/>
-          </w:tcPr>
-          <w:p>
-            <w:pPr>
-              <w:spacing w:line="360" w:lineRule="auto"/>
-              <w:jc w:val="center"/>
-              <w:rPr>
-                <w:rFonts w:ascii="Times New Roman" w:hAnsi="Times New Roman" w:cs="Times New Roman"/>
-                <w:sz w:val="28"/>
-                <w:szCs w:val="28"/>
-              </w:rPr>
-            </w:pPr>
-            <w:r>
-              <w:rPr>
-                <w:rFonts w:ascii="Times New Roman" w:hAnsi="Times New Roman" w:cs="Times New Roman"/>
-                <w:sz w:val="28"/>
-                <w:szCs w:val="28"/>
-              </w:rPr>
-              <w:t>Примечания</w:t>
+                <w:lang w:val="en-US"/>
+              </w:rPr>
+            </w:pPr>
+            <w:r>
+              <w:rPr>
+                <w:rFonts w:ascii="Times New Roman" w:hAnsi="Times New Roman" w:cs="Times New Roman"/>
+                <w:sz w:val="28"/>
+                <w:szCs w:val="28"/>
+                <w:lang w:val="en-US"/>
+              </w:rPr>
+              <w:t>4</w:t>
             </w:r>
           </w:p>
         </w:tc>
@@ -5303,11 +5204,234 @@
           </w:p>
         </w:tc>
       </w:tr>
+      <w:tr>
+        <w:tc>
+          <w:tcPr>
+            <w:tcW w:w="2170" w:type="dxa"/>
+            <w:vAlign w:val="center"/>
+          </w:tcPr>
+          <w:p>
+            <w:pPr>
+              <w:spacing w:line="360" w:lineRule="auto"/>
+              <w:jc w:val="center"/>
+              <w:rPr>
+                <w:rFonts w:ascii="Times New Roman" w:hAnsi="Times New Roman" w:cs="Times New Roman"/>
+                <w:sz w:val="28"/>
+                <w:szCs w:val="28"/>
+              </w:rPr>
+            </w:pPr>
+            <w:r>
+              <w:rPr>
+                <w:rFonts w:ascii="Times New Roman" w:hAnsi="Times New Roman" w:cs="Times New Roman"/>
+                <w:sz w:val="28"/>
+                <w:szCs w:val="28"/>
+              </w:rPr>
+              <w:t>Дата создания</w:t>
+            </w:r>
+          </w:p>
+        </w:tc>
+        <w:tc>
+          <w:tcPr>
+            <w:tcW w:w="2086" w:type="dxa"/>
+            <w:vAlign w:val="center"/>
+          </w:tcPr>
+          <w:p>
+            <w:pPr>
+              <w:spacing w:line="360" w:lineRule="auto"/>
+              <w:jc w:val="center"/>
+              <w:rPr>
+                <w:rFonts w:ascii="Times New Roman" w:hAnsi="Times New Roman" w:cs="Times New Roman"/>
+                <w:sz w:val="28"/>
+                <w:szCs w:val="28"/>
+              </w:rPr>
+            </w:pPr>
+            <w:proofErr w:type="spellStart"/>
+            <w:r>
+              <w:rPr>
+                <w:rFonts w:ascii="Times New Roman" w:hAnsi="Times New Roman" w:cs="Times New Roman"/>
+                <w:sz w:val="28"/>
+                <w:szCs w:val="28"/>
+              </w:rPr>
+              <w:t>created</w:t>
+            </w:r>
+            <w:proofErr w:type="spellEnd"/>
+          </w:p>
+        </w:tc>
+        <w:tc>
+          <w:tcPr>
+            <w:tcW w:w="2217" w:type="dxa"/>
+            <w:vAlign w:val="center"/>
+          </w:tcPr>
+          <w:p>
+            <w:pPr>
+              <w:spacing w:line="360" w:lineRule="auto"/>
+              <w:jc w:val="center"/>
+              <w:rPr>
+                <w:rFonts w:ascii="Times New Roman" w:hAnsi="Times New Roman" w:cs="Times New Roman"/>
+                <w:sz w:val="28"/>
+                <w:szCs w:val="28"/>
+              </w:rPr>
+            </w:pPr>
+            <w:r>
+              <w:rPr>
+                <w:rFonts w:ascii="Times New Roman" w:hAnsi="Times New Roman" w:cs="Times New Roman"/>
+                <w:sz w:val="28"/>
+                <w:szCs w:val="28"/>
+              </w:rPr>
+              <w:t>DATETIME</w:t>
+            </w:r>
+          </w:p>
+        </w:tc>
+        <w:tc>
+          <w:tcPr>
+            <w:tcW w:w="2872" w:type="dxa"/>
+            <w:vAlign w:val="center"/>
+          </w:tcPr>
+          <w:p>
+            <w:pPr>
+              <w:spacing w:line="360" w:lineRule="auto"/>
+              <w:jc w:val="center"/>
+              <w:rPr>
+                <w:rFonts w:ascii="Times New Roman" w:hAnsi="Times New Roman" w:cs="Times New Roman"/>
+                <w:sz w:val="28"/>
+                <w:szCs w:val="28"/>
+              </w:rPr>
+            </w:pPr>
+            <w:r>
+              <w:rPr>
+                <w:rFonts w:ascii="Times New Roman" w:hAnsi="Times New Roman" w:cs="Times New Roman"/>
+                <w:sz w:val="28"/>
+                <w:szCs w:val="28"/>
+              </w:rPr>
+              <w:t>Не пустое поле, по умолчанию текущее время</w:t>
+            </w:r>
+          </w:p>
+        </w:tc>
+      </w:tr>
+      <w:tr>
+        <w:tc>
+          <w:tcPr>
+            <w:tcW w:w="2170" w:type="dxa"/>
+            <w:vAlign w:val="center"/>
+          </w:tcPr>
+          <w:p>
+            <w:pPr>
+              <w:spacing w:line="360" w:lineRule="auto"/>
+              <w:jc w:val="center"/>
+              <w:rPr>
+                <w:rFonts w:ascii="Times New Roman" w:hAnsi="Times New Roman" w:cs="Times New Roman"/>
+                <w:sz w:val="28"/>
+                <w:szCs w:val="28"/>
+              </w:rPr>
+            </w:pPr>
+            <w:r>
+              <w:rPr>
+                <w:rFonts w:ascii="Times New Roman" w:hAnsi="Times New Roman" w:cs="Times New Roman"/>
+                <w:sz w:val="28"/>
+                <w:szCs w:val="28"/>
+              </w:rPr>
+              <w:t>Код создателя (владельца)</w:t>
+            </w:r>
+          </w:p>
+        </w:tc>
+        <w:tc>
+          <w:tcPr>
+            <w:tcW w:w="2086" w:type="dxa"/>
+            <w:vAlign w:val="center"/>
+          </w:tcPr>
+          <w:p>
+            <w:pPr>
+              <w:spacing w:line="360" w:lineRule="auto"/>
+              <w:jc w:val="center"/>
+              <w:rPr>
+                <w:rFonts w:ascii="Times New Roman" w:hAnsi="Times New Roman" w:cs="Times New Roman"/>
+                <w:sz w:val="28"/>
+                <w:szCs w:val="28"/>
+              </w:rPr>
+            </w:pPr>
+            <w:proofErr w:type="spellStart"/>
+            <w:r>
+              <w:rPr>
+                <w:rFonts w:ascii="Times New Roman" w:hAnsi="Times New Roman" w:cs="Times New Roman"/>
+                <w:sz w:val="28"/>
+                <w:szCs w:val="28"/>
+              </w:rPr>
+              <w:t>creator_user_id</w:t>
+            </w:r>
+            <w:proofErr w:type="spellEnd"/>
+          </w:p>
+        </w:tc>
+        <w:tc>
+          <w:tcPr>
+            <w:tcW w:w="2217" w:type="dxa"/>
+            <w:vAlign w:val="center"/>
+          </w:tcPr>
+          <w:p>
+            <w:pPr>
+              <w:spacing w:line="360" w:lineRule="auto"/>
+              <w:jc w:val="center"/>
+              <w:rPr>
+                <w:rFonts w:ascii="Times New Roman" w:hAnsi="Times New Roman" w:cs="Times New Roman"/>
+                <w:sz w:val="28"/>
+                <w:szCs w:val="28"/>
+              </w:rPr>
+            </w:pPr>
+            <w:r>
+              <w:rPr>
+                <w:rFonts w:ascii="Times New Roman" w:hAnsi="Times New Roman" w:cs="Times New Roman"/>
+                <w:sz w:val="28"/>
+                <w:szCs w:val="28"/>
+              </w:rPr>
+              <w:t>INT</w:t>
+            </w:r>
+          </w:p>
+        </w:tc>
+        <w:tc>
+          <w:tcPr>
+            <w:tcW w:w="2872" w:type="dxa"/>
+            <w:vAlign w:val="center"/>
+          </w:tcPr>
+          <w:p>
+            <w:pPr>
+              <w:spacing w:line="360" w:lineRule="auto"/>
+              <w:jc w:val="center"/>
+              <w:rPr>
+                <w:rFonts w:ascii="Times New Roman" w:hAnsi="Times New Roman" w:cs="Times New Roman"/>
+                <w:sz w:val="28"/>
+                <w:szCs w:val="28"/>
+              </w:rPr>
+            </w:pPr>
+            <w:r>
+              <w:rPr>
+                <w:rFonts w:ascii="Times New Roman" w:hAnsi="Times New Roman" w:cs="Times New Roman"/>
+                <w:sz w:val="28"/>
+                <w:szCs w:val="28"/>
+              </w:rPr>
+              <w:t xml:space="preserve">Не пустое поле, внешний ключ </w:t>
+            </w:r>
+            <w:r>
+              <w:rPr>
+                <w:rFonts w:ascii="Times New Roman" w:hAnsi="Times New Roman" w:cs="Times New Roman"/>
+                <w:sz w:val="28"/>
+                <w:szCs w:val="28"/>
+              </w:rPr>
+              <w:t>к таблице</w:t>
+            </w:r>
+            <w:r>
+              <w:rPr>
+                <w:rFonts w:ascii="Times New Roman" w:hAnsi="Times New Roman" w:cs="Times New Roman"/>
+                <w:sz w:val="28"/>
+                <w:szCs w:val="28"/>
+              </w:rPr>
+              <w:t> Пользователи</w:t>
+            </w:r>
+          </w:p>
+        </w:tc>
+      </w:tr>
     </w:tbl>
     <w:p>
       <w:pPr>
         <w:spacing w:line="360" w:lineRule="auto"/>
-        <w:jc w:val="center"/>
         <w:rPr>
           <w:rFonts w:ascii="Times New Roman" w:hAnsi="Times New Roman" w:cs="Times New Roman"/>
           <w:sz w:val="28"/>
@@ -5317,6 +5441,7 @@
     </w:p>
     <w:p>
       <w:pPr>
+        <w:ind w:left="567" w:firstLine="567"/>
         <w:rPr>
           <w:rFonts w:ascii="Times New Roman" w:hAnsi="Times New Roman" w:cs="Times New Roman"/>
           <w:sz w:val="28"/>
@@ -5331,16 +5456,6 @@
         </w:rPr>
         <w:br w:type="page"/>
       </w:r>
-    </w:p>
-    <w:p>
-      <w:pPr>
-        <w:ind w:left="567" w:firstLine="567"/>
-        <w:rPr>
-          <w:rFonts w:ascii="Times New Roman" w:hAnsi="Times New Roman" w:cs="Times New Roman"/>
-          <w:sz w:val="28"/>
-          <w:szCs w:val="28"/>
-        </w:rPr>
-      </w:pPr>
       <w:r>
         <w:rPr>
           <w:rFonts w:ascii="Times New Roman" w:hAnsi="Times New Roman" w:cs="Times New Roman"/>
@@ -5348,381 +5463,6 @@
           <w:szCs w:val="28"/>
         </w:rPr>
         <w:lastRenderedPageBreak/>
-        <w:t xml:space="preserve">Продолжение таблицы </w:t>
-      </w:r>
-      <w:r>
-        <w:rPr>
-          <w:rFonts w:ascii="Times New Roman" w:hAnsi="Times New Roman" w:cs="Times New Roman"/>
-          <w:sz w:val="28"/>
-          <w:szCs w:val="28"/>
-        </w:rPr>
-        <w:t>1.6.9</w:t>
-      </w:r>
-    </w:p>
-    <w:tbl>
-      <w:tblPr>
-        <w:tblStyle w:val="ac"/>
-        <w:tblW w:w="0" w:type="auto"/>
-        <w:tblLook w:val="04A0" w:firstRow="1" w:lastRow="0" w:firstColumn="1" w:lastColumn="0" w:noHBand="0" w:noVBand="1"/>
-      </w:tblPr>
-      <w:tblGrid>
-        <w:gridCol w:w="2122"/>
-        <w:gridCol w:w="2225"/>
-        <w:gridCol w:w="2126"/>
-        <w:gridCol w:w="2872"/>
-      </w:tblGrid>
-      <w:tr>
-        <w:tc>
-          <w:tcPr>
-            <w:tcW w:w="2122" w:type="dxa"/>
-            <w:vAlign w:val="center"/>
-          </w:tcPr>
-          <w:p>
-            <w:pPr>
-              <w:spacing w:line="360" w:lineRule="auto"/>
-              <w:jc w:val="center"/>
-              <w:rPr>
-                <w:rFonts w:ascii="Times New Roman" w:hAnsi="Times New Roman" w:cs="Times New Roman"/>
-                <w:sz w:val="28"/>
-                <w:szCs w:val="28"/>
-              </w:rPr>
-            </w:pPr>
-            <w:r>
-              <w:rPr>
-                <w:rFonts w:ascii="Times New Roman" w:hAnsi="Times New Roman" w:cs="Times New Roman"/>
-                <w:sz w:val="28"/>
-                <w:szCs w:val="28"/>
-              </w:rPr>
-              <w:t>Содержание поля</w:t>
-            </w:r>
-          </w:p>
-        </w:tc>
-        <w:tc>
-          <w:tcPr>
-            <w:tcW w:w="2225" w:type="dxa"/>
-            <w:vAlign w:val="center"/>
-          </w:tcPr>
-          <w:p>
-            <w:pPr>
-              <w:spacing w:line="360" w:lineRule="auto"/>
-              <w:jc w:val="center"/>
-              <w:rPr>
-                <w:rFonts w:ascii="Times New Roman" w:hAnsi="Times New Roman" w:cs="Times New Roman"/>
-                <w:sz w:val="28"/>
-                <w:szCs w:val="28"/>
-              </w:rPr>
-            </w:pPr>
-            <w:r>
-              <w:rPr>
-                <w:rFonts w:ascii="Times New Roman" w:hAnsi="Times New Roman" w:cs="Times New Roman"/>
-                <w:sz w:val="28"/>
-                <w:szCs w:val="28"/>
-              </w:rPr>
-              <w:t>Имя поля</w:t>
-            </w:r>
-          </w:p>
-        </w:tc>
-        <w:tc>
-          <w:tcPr>
-            <w:tcW w:w="2126" w:type="dxa"/>
-            <w:vAlign w:val="center"/>
-          </w:tcPr>
-          <w:p>
-            <w:pPr>
-              <w:spacing w:line="360" w:lineRule="auto"/>
-              <w:jc w:val="center"/>
-              <w:rPr>
-                <w:rFonts w:ascii="Times New Roman" w:hAnsi="Times New Roman" w:cs="Times New Roman"/>
-                <w:sz w:val="28"/>
-                <w:szCs w:val="28"/>
-              </w:rPr>
-            </w:pPr>
-            <w:r>
-              <w:rPr>
-                <w:rFonts w:ascii="Times New Roman" w:hAnsi="Times New Roman" w:cs="Times New Roman"/>
-                <w:sz w:val="28"/>
-                <w:szCs w:val="28"/>
-              </w:rPr>
-              <w:t>Тип, длина</w:t>
-            </w:r>
-          </w:p>
-        </w:tc>
-        <w:tc>
-          <w:tcPr>
-            <w:tcW w:w="2872" w:type="dxa"/>
-            <w:vAlign w:val="center"/>
-          </w:tcPr>
-          <w:p>
-            <w:pPr>
-              <w:spacing w:line="360" w:lineRule="auto"/>
-              <w:jc w:val="center"/>
-              <w:rPr>
-                <w:rFonts w:ascii="Times New Roman" w:hAnsi="Times New Roman" w:cs="Times New Roman"/>
-                <w:sz w:val="28"/>
-                <w:szCs w:val="28"/>
-              </w:rPr>
-            </w:pPr>
-            <w:r>
-              <w:rPr>
-                <w:rFonts w:ascii="Times New Roman" w:hAnsi="Times New Roman" w:cs="Times New Roman"/>
-                <w:sz w:val="28"/>
-                <w:szCs w:val="28"/>
-              </w:rPr>
-              <w:t>Примечания</w:t>
-            </w:r>
-          </w:p>
-        </w:tc>
-      </w:tr>
-      <w:tr>
-        <w:tc>
-          <w:tcPr>
-            <w:tcW w:w="2122" w:type="dxa"/>
-            <w:vAlign w:val="center"/>
-          </w:tcPr>
-          <w:p>
-            <w:pPr>
-              <w:spacing w:line="360" w:lineRule="auto"/>
-              <w:jc w:val="center"/>
-              <w:rPr>
-                <w:rFonts w:ascii="Times New Roman" w:hAnsi="Times New Roman" w:cs="Times New Roman"/>
-                <w:sz w:val="28"/>
-                <w:szCs w:val="28"/>
-              </w:rPr>
-            </w:pPr>
-            <w:r>
-              <w:rPr>
-                <w:rFonts w:ascii="Times New Roman" w:hAnsi="Times New Roman" w:cs="Times New Roman"/>
-                <w:sz w:val="28"/>
-                <w:szCs w:val="28"/>
-              </w:rPr>
-              <w:t>Дата создания</w:t>
-            </w:r>
-          </w:p>
-        </w:tc>
-        <w:tc>
-          <w:tcPr>
-            <w:tcW w:w="2225" w:type="dxa"/>
-            <w:vAlign w:val="center"/>
-          </w:tcPr>
-          <w:p>
-            <w:pPr>
-              <w:spacing w:line="360" w:lineRule="auto"/>
-              <w:jc w:val="center"/>
-              <w:rPr>
-                <w:rFonts w:ascii="Times New Roman" w:hAnsi="Times New Roman" w:cs="Times New Roman"/>
-                <w:sz w:val="28"/>
-                <w:szCs w:val="28"/>
-              </w:rPr>
-            </w:pPr>
-            <w:proofErr w:type="spellStart"/>
-            <w:r>
-              <w:rPr>
-                <w:rFonts w:ascii="Times New Roman" w:hAnsi="Times New Roman" w:cs="Times New Roman"/>
-                <w:sz w:val="28"/>
-                <w:szCs w:val="28"/>
-              </w:rPr>
-              <w:t>created</w:t>
-            </w:r>
-            <w:proofErr w:type="spellEnd"/>
-          </w:p>
-        </w:tc>
-        <w:tc>
-          <w:tcPr>
-            <w:tcW w:w="2126" w:type="dxa"/>
-            <w:vAlign w:val="center"/>
-          </w:tcPr>
-          <w:p>
-            <w:pPr>
-              <w:spacing w:line="360" w:lineRule="auto"/>
-              <w:jc w:val="center"/>
-              <w:rPr>
-                <w:rFonts w:ascii="Times New Roman" w:hAnsi="Times New Roman" w:cs="Times New Roman"/>
-                <w:sz w:val="28"/>
-                <w:szCs w:val="28"/>
-              </w:rPr>
-            </w:pPr>
-            <w:r>
-              <w:rPr>
-                <w:rFonts w:ascii="Times New Roman" w:hAnsi="Times New Roman" w:cs="Times New Roman"/>
-                <w:sz w:val="28"/>
-                <w:szCs w:val="28"/>
-              </w:rPr>
-              <w:t>DATETIME</w:t>
-            </w:r>
-          </w:p>
-        </w:tc>
-        <w:tc>
-          <w:tcPr>
-            <w:tcW w:w="2872" w:type="dxa"/>
-            <w:vAlign w:val="center"/>
-          </w:tcPr>
-          <w:p>
-            <w:pPr>
-              <w:spacing w:line="360" w:lineRule="auto"/>
-              <w:jc w:val="center"/>
-              <w:rPr>
-                <w:rFonts w:ascii="Times New Roman" w:hAnsi="Times New Roman" w:cs="Times New Roman"/>
-                <w:sz w:val="28"/>
-                <w:szCs w:val="28"/>
-              </w:rPr>
-            </w:pPr>
-            <w:r>
-              <w:rPr>
-                <w:rFonts w:ascii="Times New Roman" w:hAnsi="Times New Roman" w:cs="Times New Roman"/>
-                <w:sz w:val="28"/>
-                <w:szCs w:val="28"/>
-              </w:rPr>
-              <w:t>Не пустое поле, по умолчанию текущее время</w:t>
-            </w:r>
-          </w:p>
-        </w:tc>
-      </w:tr>
-      <w:tr>
-        <w:tc>
-          <w:tcPr>
-            <w:tcW w:w="2122" w:type="dxa"/>
-            <w:vAlign w:val="center"/>
-          </w:tcPr>
-          <w:p>
-            <w:pPr>
-              <w:spacing w:line="360" w:lineRule="auto"/>
-              <w:jc w:val="center"/>
-              <w:rPr>
-                <w:rFonts w:ascii="Times New Roman" w:hAnsi="Times New Roman" w:cs="Times New Roman"/>
-                <w:sz w:val="28"/>
-                <w:szCs w:val="28"/>
-              </w:rPr>
-            </w:pPr>
-            <w:r>
-              <w:rPr>
-                <w:rFonts w:ascii="Times New Roman" w:hAnsi="Times New Roman" w:cs="Times New Roman"/>
-                <w:sz w:val="28"/>
-                <w:szCs w:val="28"/>
-              </w:rPr>
-              <w:t>Код создателя (владельца)</w:t>
-            </w:r>
-          </w:p>
-        </w:tc>
-        <w:tc>
-          <w:tcPr>
-            <w:tcW w:w="2225" w:type="dxa"/>
-            <w:vAlign w:val="center"/>
-          </w:tcPr>
-          <w:p>
-            <w:pPr>
-              <w:spacing w:line="360" w:lineRule="auto"/>
-              <w:jc w:val="center"/>
-              <w:rPr>
-                <w:rFonts w:ascii="Times New Roman" w:hAnsi="Times New Roman" w:cs="Times New Roman"/>
-                <w:sz w:val="28"/>
-                <w:szCs w:val="28"/>
-              </w:rPr>
-            </w:pPr>
-            <w:proofErr w:type="spellStart"/>
-            <w:r>
-              <w:rPr>
-                <w:rFonts w:ascii="Times New Roman" w:hAnsi="Times New Roman" w:cs="Times New Roman"/>
-                <w:sz w:val="28"/>
-                <w:szCs w:val="28"/>
-              </w:rPr>
-              <w:t>creator_user_id</w:t>
-            </w:r>
-            <w:proofErr w:type="spellEnd"/>
-          </w:p>
-        </w:tc>
-        <w:tc>
-          <w:tcPr>
-            <w:tcW w:w="2126" w:type="dxa"/>
-            <w:vAlign w:val="center"/>
-          </w:tcPr>
-          <w:p>
-            <w:pPr>
-              <w:spacing w:line="360" w:lineRule="auto"/>
-              <w:jc w:val="center"/>
-              <w:rPr>
-                <w:rFonts w:ascii="Times New Roman" w:hAnsi="Times New Roman" w:cs="Times New Roman"/>
-                <w:sz w:val="28"/>
-                <w:szCs w:val="28"/>
-              </w:rPr>
-            </w:pPr>
-            <w:r>
-              <w:rPr>
-                <w:rFonts w:ascii="Times New Roman" w:hAnsi="Times New Roman" w:cs="Times New Roman"/>
-                <w:sz w:val="28"/>
-                <w:szCs w:val="28"/>
-              </w:rPr>
-              <w:t>INT</w:t>
-            </w:r>
-          </w:p>
-        </w:tc>
-        <w:tc>
-          <w:tcPr>
-            <w:tcW w:w="2872" w:type="dxa"/>
-            <w:vAlign w:val="center"/>
-          </w:tcPr>
-          <w:p>
-            <w:pPr>
-              <w:spacing w:line="360" w:lineRule="auto"/>
-              <w:jc w:val="center"/>
-              <w:rPr>
-                <w:rFonts w:ascii="Times New Roman" w:hAnsi="Times New Roman" w:cs="Times New Roman"/>
-                <w:sz w:val="28"/>
-                <w:szCs w:val="28"/>
-              </w:rPr>
-            </w:pPr>
-            <w:r>
-              <w:rPr>
-                <w:rFonts w:ascii="Times New Roman" w:hAnsi="Times New Roman" w:cs="Times New Roman"/>
-                <w:sz w:val="28"/>
-                <w:szCs w:val="28"/>
-              </w:rPr>
-              <w:t xml:space="preserve">Не пустое поле, внешний ключ </w:t>
-            </w:r>
-            <w:r>
-              <w:rPr>
-                <w:rFonts w:ascii="Times New Roman" w:hAnsi="Times New Roman" w:cs="Times New Roman"/>
-                <w:sz w:val="28"/>
-                <w:szCs w:val="28"/>
-              </w:rPr>
-              <w:t>к таблице</w:t>
-            </w:r>
-            <w:r>
-              <w:rPr>
-                <w:rFonts w:ascii="Times New Roman" w:hAnsi="Times New Roman" w:cs="Times New Roman"/>
-                <w:sz w:val="28"/>
-                <w:szCs w:val="28"/>
-              </w:rPr>
-              <w:t> Пользователи</w:t>
-            </w:r>
-          </w:p>
-        </w:tc>
-      </w:tr>
-    </w:tbl>
-    <w:p>
-      <w:pPr>
-        <w:rPr>
-          <w:rFonts w:ascii="Times New Roman" w:hAnsi="Times New Roman" w:cs="Times New Roman"/>
-          <w:sz w:val="28"/>
-          <w:szCs w:val="28"/>
-        </w:rPr>
-      </w:pPr>
-    </w:p>
-    <w:p>
-      <w:pPr>
-        <w:spacing w:line="360" w:lineRule="auto"/>
-        <w:ind w:left="567"/>
-        <w:rPr>
-          <w:rFonts w:ascii="Times New Roman" w:hAnsi="Times New Roman" w:cs="Times New Roman"/>
-          <w:sz w:val="28"/>
-          <w:szCs w:val="28"/>
-        </w:rPr>
-      </w:pPr>
-      <w:r>
-        <w:rPr>
-          <w:rFonts w:ascii="Times New Roman" w:hAnsi="Times New Roman" w:cs="Times New Roman"/>
-          <w:sz w:val="28"/>
-          <w:szCs w:val="28"/>
-        </w:rPr>
         <w:t>Таблица</w:t>
       </w:r>
       <w:r>
@@ -6584,11 +6324,12 @@
     <w:p>
       <w:pPr>
         <w:spacing w:line="360" w:lineRule="auto"/>
-        <w:jc w:val="center"/>
-        <w:rPr>
-          <w:rFonts w:ascii="Times New Roman" w:hAnsi="Times New Roman" w:cs="Times New Roman"/>
-          <w:sz w:val="28"/>
-          <w:szCs w:val="28"/>
+        <w:ind w:left="567" w:firstLine="567"/>
+        <w:rPr>
+          <w:rFonts w:ascii="Times New Roman" w:hAnsi="Times New Roman" w:cs="Times New Roman"/>
+          <w:sz w:val="28"/>
+          <w:szCs w:val="28"/>
+          <w:lang w:val="en-US"/>
         </w:rPr>
       </w:pPr>
     </w:p>
@@ -6608,189 +6349,6 @@
           <w:sz w:val="28"/>
           <w:szCs w:val="28"/>
         </w:rPr>
-        <w:t>Дополнительно</w:t>
-      </w:r>
-      <w:r>
-        <w:rPr>
-          <w:rFonts w:ascii="Times New Roman" w:hAnsi="Times New Roman" w:cs="Times New Roman"/>
-          <w:sz w:val="28"/>
-          <w:szCs w:val="28"/>
-        </w:rPr>
-        <w:t xml:space="preserve"> </w:t>
-      </w:r>
-      <w:r>
-        <w:rPr>
-          <w:rFonts w:ascii="Times New Roman" w:hAnsi="Times New Roman" w:cs="Times New Roman"/>
-          <w:sz w:val="28"/>
-          <w:szCs w:val="28"/>
-        </w:rPr>
-        <w:t>к таблице</w:t>
-      </w:r>
-      <w:r>
-        <w:rPr>
-          <w:rFonts w:ascii="Times New Roman" w:hAnsi="Times New Roman" w:cs="Times New Roman"/>
-          <w:sz w:val="28"/>
-          <w:szCs w:val="28"/>
-        </w:rPr>
-        <w:t xml:space="preserve"> 1.6.10 </w:t>
-      </w:r>
-      <w:r>
-        <w:rPr>
-          <w:rFonts w:ascii="Times New Roman" w:hAnsi="Times New Roman" w:cs="Times New Roman"/>
-          <w:sz w:val="28"/>
-          <w:szCs w:val="28"/>
-        </w:rPr>
-        <w:t>-</w:t>
-      </w:r>
-      <w:r>
-        <w:rPr>
-          <w:rFonts w:ascii="Times New Roman" w:hAnsi="Times New Roman" w:cs="Times New Roman"/>
-          <w:sz w:val="28"/>
-          <w:szCs w:val="28"/>
-        </w:rPr>
-        <w:t> </w:t>
-      </w:r>
-      <w:proofErr w:type="spellStart"/>
-      <w:r>
-        <w:rPr>
-          <w:rFonts w:ascii="Times New Roman" w:hAnsi="Times New Roman" w:cs="Times New Roman"/>
-          <w:sz w:val="28"/>
-          <w:szCs w:val="28"/>
-        </w:rPr>
-        <w:t>team_</w:t>
-      </w:r>
-      <w:proofErr w:type="gramStart"/>
-      <w:r>
-        <w:rPr>
-          <w:rFonts w:ascii="Times New Roman" w:hAnsi="Times New Roman" w:cs="Times New Roman"/>
-          <w:sz w:val="28"/>
-          <w:szCs w:val="28"/>
-        </w:rPr>
-        <w:t>members</w:t>
-      </w:r>
-      <w:proofErr w:type="spellEnd"/>
-      <w:r>
-        <w:rPr>
-          <w:rFonts w:ascii="Times New Roman" w:hAnsi="Times New Roman" w:cs="Times New Roman"/>
-          <w:sz w:val="28"/>
-          <w:szCs w:val="28"/>
-        </w:rPr>
-        <w:t>(</w:t>
-      </w:r>
-      <w:proofErr w:type="gramEnd"/>
-      <w:r>
-        <w:rPr>
-          <w:rFonts w:ascii="Times New Roman" w:hAnsi="Times New Roman" w:cs="Times New Roman"/>
-          <w:sz w:val="28"/>
-          <w:szCs w:val="28"/>
-        </w:rPr>
-        <w:t>Участие пользователей в командах)</w:t>
-      </w:r>
-      <w:r>
-        <w:rPr>
-          <w:rFonts w:ascii="Times New Roman" w:hAnsi="Times New Roman" w:cs="Times New Roman"/>
-          <w:sz w:val="28"/>
-          <w:szCs w:val="28"/>
-        </w:rPr>
-        <w:t>: </w:t>
-      </w:r>
-      <w:proofErr w:type="gramStart"/>
-      <w:r>
-        <w:rPr>
-          <w:rFonts w:ascii="Times New Roman" w:hAnsi="Times New Roman" w:cs="Times New Roman"/>
-          <w:sz w:val="28"/>
-          <w:szCs w:val="28"/>
-        </w:rPr>
-        <w:t>УНИКАЛЬНОЕ</w:t>
-      </w:r>
-      <w:r>
-        <w:rPr>
-          <w:rFonts w:ascii="Times New Roman" w:hAnsi="Times New Roman" w:cs="Times New Roman"/>
-          <w:sz w:val="28"/>
-          <w:szCs w:val="28"/>
-        </w:rPr>
-        <w:t>(</w:t>
-      </w:r>
-      <w:proofErr w:type="spellStart"/>
-      <w:proofErr w:type="gramEnd"/>
-      <w:r>
-        <w:rPr>
-          <w:rFonts w:ascii="Times New Roman" w:hAnsi="Times New Roman" w:cs="Times New Roman"/>
-          <w:sz w:val="28"/>
-          <w:szCs w:val="28"/>
-        </w:rPr>
-        <w:t>team_id</w:t>
-      </w:r>
-      <w:proofErr w:type="spellEnd"/>
-      <w:r>
-        <w:rPr>
-          <w:rFonts w:ascii="Times New Roman" w:hAnsi="Times New Roman" w:cs="Times New Roman"/>
-          <w:sz w:val="28"/>
-          <w:szCs w:val="28"/>
-        </w:rPr>
-        <w:t>, </w:t>
-      </w:r>
-      <w:proofErr w:type="spellStart"/>
-      <w:r>
-        <w:rPr>
-          <w:rFonts w:ascii="Times New Roman" w:hAnsi="Times New Roman" w:cs="Times New Roman"/>
-          <w:sz w:val="28"/>
-          <w:szCs w:val="28"/>
-        </w:rPr>
-        <w:t>user_id</w:t>
-      </w:r>
-      <w:proofErr w:type="spellEnd"/>
-      <w:r>
-        <w:rPr>
-          <w:rFonts w:ascii="Times New Roman" w:hAnsi="Times New Roman" w:cs="Times New Roman"/>
-          <w:sz w:val="28"/>
-          <w:szCs w:val="28"/>
-        </w:rPr>
-        <w:t xml:space="preserve">) </w:t>
-      </w:r>
-      <w:r>
-        <w:rPr>
-          <w:rFonts w:ascii="Times New Roman" w:hAnsi="Times New Roman" w:cs="Times New Roman"/>
-          <w:sz w:val="28"/>
-          <w:szCs w:val="28"/>
-        </w:rPr>
-        <w:t>-</w:t>
-      </w:r>
-      <w:r>
-        <w:rPr>
-          <w:rFonts w:ascii="Times New Roman" w:hAnsi="Times New Roman" w:cs="Times New Roman"/>
-          <w:sz w:val="28"/>
-          <w:szCs w:val="28"/>
-        </w:rPr>
-        <w:t xml:space="preserve"> запрет двойного участия.</w:t>
-      </w:r>
-    </w:p>
-    <w:p>
-      <w:pPr>
-        <w:spacing w:line="360" w:lineRule="auto"/>
-        <w:rPr>
-          <w:rFonts w:ascii="Times New Roman" w:hAnsi="Times New Roman" w:cs="Times New Roman"/>
-          <w:sz w:val="28"/>
-          <w:szCs w:val="28"/>
-        </w:rPr>
-      </w:pPr>
-    </w:p>
-    <w:p>
-      <w:pPr>
-        <w:spacing w:line="360" w:lineRule="auto"/>
-        <w:ind w:left="567" w:firstLine="567"/>
-        <w:rPr>
-          <w:rFonts w:ascii="Times New Roman" w:hAnsi="Times New Roman" w:cs="Times New Roman"/>
-          <w:sz w:val="28"/>
-          <w:szCs w:val="28"/>
-        </w:rPr>
-      </w:pPr>
-      <w:r>
-        <w:rPr>
-          <w:rFonts w:ascii="Times New Roman" w:hAnsi="Times New Roman" w:cs="Times New Roman"/>
-          <w:sz w:val="28"/>
-          <w:szCs w:val="28"/>
-        </w:rPr>
         <w:t>Таблица</w:t>
       </w:r>
       <w:r>
@@ -6799,7 +6357,7 @@
           <w:sz w:val="28"/>
           <w:szCs w:val="28"/>
         </w:rPr>
-        <w:t xml:space="preserve"> 1.6. 11 </w:t>
+        <w:t xml:space="preserve"> 1.6.11 </w:t>
       </w:r>
       <w:r>
         <w:rPr>
@@ -6861,10 +6419,10 @@
         <w:tblLook w:val="04A0" w:firstRow="1" w:lastRow="0" w:firstColumn="1" w:lastColumn="0" w:noHBand="0" w:noVBand="1"/>
       </w:tblPr>
       <w:tblGrid>
-        <w:gridCol w:w="2043"/>
-        <w:gridCol w:w="2376"/>
-        <w:gridCol w:w="2113"/>
-        <w:gridCol w:w="2813"/>
+        <w:gridCol w:w="2336"/>
+        <w:gridCol w:w="2336"/>
+        <w:gridCol w:w="2336"/>
+        <w:gridCol w:w="2337"/>
       </w:tblGrid>
       <w:tr>
         <w:tc>
@@ -7207,142 +6765,164 @@
           </w:p>
         </w:tc>
       </w:tr>
+    </w:tbl>
+    <w:p>
+      <w:pPr>
+        <w:spacing w:line="360" w:lineRule="auto"/>
+        <w:rPr>
+          <w:rFonts w:ascii="Times New Roman" w:hAnsi="Times New Roman" w:cs="Times New Roman"/>
+          <w:sz w:val="28"/>
+          <w:szCs w:val="28"/>
+        </w:rPr>
+      </w:pPr>
+    </w:p>
+    <w:p>
+      <w:pPr>
+        <w:rPr>
+          <w:rFonts w:ascii="Times New Roman" w:hAnsi="Times New Roman" w:cs="Times New Roman"/>
+          <w:sz w:val="28"/>
+          <w:szCs w:val="28"/>
+          <w:lang w:val="en-US"/>
+        </w:rPr>
+      </w:pPr>
+      <w:r>
+        <w:rPr>
+          <w:rFonts w:ascii="Times New Roman" w:hAnsi="Times New Roman" w:cs="Times New Roman"/>
+          <w:sz w:val="28"/>
+          <w:szCs w:val="28"/>
+        </w:rPr>
+        <w:br w:type="page"/>
+      </w:r>
+    </w:p>
+    <w:p>
+      <w:pPr>
+        <w:ind w:left="567" w:firstLine="567"/>
+        <w:rPr>
+          <w:rFonts w:ascii="Times New Roman" w:hAnsi="Times New Roman" w:cs="Times New Roman"/>
+          <w:sz w:val="28"/>
+          <w:szCs w:val="28"/>
+        </w:rPr>
+      </w:pPr>
+      <w:r>
+        <w:rPr>
+          <w:rFonts w:ascii="Times New Roman" w:hAnsi="Times New Roman" w:cs="Times New Roman"/>
+          <w:sz w:val="28"/>
+          <w:szCs w:val="28"/>
+        </w:rPr>
+        <w:lastRenderedPageBreak/>
+        <w:t>Продолжение таблицы 1.6.11</w:t>
+      </w:r>
+    </w:p>
+    <w:tbl>
+      <w:tblPr>
+        <w:tblStyle w:val="ac"/>
+        <w:tblW w:w="0" w:type="auto"/>
+        <w:tblLook w:val="04A0" w:firstRow="1" w:lastRow="0" w:firstColumn="1" w:lastColumn="0" w:noHBand="0" w:noVBand="1"/>
+      </w:tblPr>
+      <w:tblGrid>
+        <w:gridCol w:w="2067"/>
+        <w:gridCol w:w="2425"/>
+        <w:gridCol w:w="1981"/>
+        <w:gridCol w:w="2872"/>
+      </w:tblGrid>
       <w:tr>
         <w:tc>
           <w:tcPr>
-            <w:tcW w:w="2336" w:type="dxa"/>
-            <w:vAlign w:val="center"/>
-          </w:tcPr>
-          <w:p>
-            <w:pPr>
-              <w:spacing w:line="360" w:lineRule="auto"/>
-              <w:jc w:val="center"/>
-              <w:rPr>
-                <w:rFonts w:ascii="Times New Roman" w:hAnsi="Times New Roman" w:cs="Times New Roman"/>
-                <w:sz w:val="28"/>
-                <w:szCs w:val="28"/>
-                <w:lang w:val="en-US"/>
-              </w:rPr>
-            </w:pPr>
-            <w:r>
-              <w:rPr>
-                <w:rFonts w:ascii="Times New Roman" w:hAnsi="Times New Roman" w:cs="Times New Roman"/>
-                <w:sz w:val="28"/>
-                <w:szCs w:val="28"/>
-              </w:rPr>
-              <w:t>Код команды</w:t>
-            </w:r>
-          </w:p>
-        </w:tc>
-        <w:tc>
-          <w:tcPr>
-            <w:tcW w:w="2336" w:type="dxa"/>
-            <w:vAlign w:val="center"/>
-          </w:tcPr>
-          <w:p>
-            <w:pPr>
-              <w:spacing w:line="360" w:lineRule="auto"/>
-              <w:jc w:val="center"/>
-              <w:rPr>
-                <w:rFonts w:ascii="Times New Roman" w:hAnsi="Times New Roman" w:cs="Times New Roman"/>
-                <w:sz w:val="28"/>
-                <w:szCs w:val="28"/>
-                <w:lang w:val="en-US"/>
-              </w:rPr>
-            </w:pPr>
-            <w:proofErr w:type="spellStart"/>
-            <w:r>
-              <w:rPr>
-                <w:rFonts w:ascii="Times New Roman" w:hAnsi="Times New Roman" w:cs="Times New Roman"/>
-                <w:sz w:val="28"/>
-                <w:szCs w:val="28"/>
-              </w:rPr>
-              <w:t>team_id</w:t>
-            </w:r>
-            <w:proofErr w:type="spellEnd"/>
-          </w:p>
-        </w:tc>
-        <w:tc>
-          <w:tcPr>
-            <w:tcW w:w="2336" w:type="dxa"/>
-            <w:vAlign w:val="center"/>
-          </w:tcPr>
-          <w:p>
-            <w:pPr>
-              <w:spacing w:line="360" w:lineRule="auto"/>
-              <w:jc w:val="center"/>
-              <w:rPr>
-                <w:rFonts w:ascii="Times New Roman" w:hAnsi="Times New Roman" w:cs="Times New Roman"/>
-                <w:sz w:val="28"/>
-                <w:szCs w:val="28"/>
-                <w:lang w:val="en-US"/>
-              </w:rPr>
-            </w:pPr>
-            <w:r>
-              <w:rPr>
-                <w:rFonts w:ascii="Times New Roman" w:hAnsi="Times New Roman" w:cs="Times New Roman"/>
-                <w:sz w:val="28"/>
-                <w:szCs w:val="28"/>
-              </w:rPr>
-              <w:t>INT</w:t>
-            </w:r>
-          </w:p>
-        </w:tc>
-        <w:tc>
-          <w:tcPr>
-            <w:tcW w:w="2337" w:type="dxa"/>
-            <w:vAlign w:val="center"/>
-          </w:tcPr>
-          <w:p>
-            <w:pPr>
-              <w:spacing w:line="360" w:lineRule="auto"/>
-              <w:jc w:val="center"/>
-              <w:rPr>
-                <w:rFonts w:ascii="Times New Roman" w:hAnsi="Times New Roman" w:cs="Times New Roman"/>
-                <w:sz w:val="28"/>
-                <w:szCs w:val="28"/>
-              </w:rPr>
-            </w:pPr>
-            <w:r>
-              <w:rPr>
-                <w:rFonts w:ascii="Times New Roman" w:hAnsi="Times New Roman" w:cs="Times New Roman"/>
-                <w:sz w:val="28"/>
-                <w:szCs w:val="28"/>
-              </w:rPr>
-              <w:t>Не пустое поле</w:t>
-            </w:r>
-            <w:r>
-              <w:rPr>
-                <w:rFonts w:ascii="Times New Roman" w:hAnsi="Times New Roman" w:cs="Times New Roman"/>
-                <w:sz w:val="28"/>
-                <w:szCs w:val="28"/>
-              </w:rPr>
-              <w:t xml:space="preserve">, внешний ключ </w:t>
-            </w:r>
-            <w:r>
-              <w:rPr>
-                <w:rFonts w:ascii="Times New Roman" w:hAnsi="Times New Roman" w:cs="Times New Roman"/>
-                <w:sz w:val="28"/>
-                <w:szCs w:val="28"/>
-              </w:rPr>
-              <w:t>к таблице</w:t>
-            </w:r>
-            <w:r>
-              <w:rPr>
-                <w:rFonts w:ascii="Times New Roman" w:hAnsi="Times New Roman" w:cs="Times New Roman"/>
-                <w:sz w:val="28"/>
-                <w:szCs w:val="28"/>
-                <w:lang w:val="en-US"/>
-              </w:rPr>
-              <w:t> </w:t>
-            </w:r>
-            <w:r>
-              <w:rPr>
-                <w:rFonts w:ascii="Times New Roman" w:hAnsi="Times New Roman" w:cs="Times New Roman"/>
-                <w:sz w:val="28"/>
-                <w:szCs w:val="28"/>
-              </w:rPr>
-              <w:t>Команды</w:t>
+            <w:tcW w:w="2067" w:type="dxa"/>
+            <w:vAlign w:val="center"/>
+          </w:tcPr>
+          <w:p>
+            <w:pPr>
+              <w:spacing w:line="360" w:lineRule="auto"/>
+              <w:jc w:val="center"/>
+              <w:rPr>
+                <w:rFonts w:ascii="Times New Roman" w:hAnsi="Times New Roman" w:cs="Times New Roman"/>
+                <w:sz w:val="28"/>
+                <w:szCs w:val="28"/>
+              </w:rPr>
+            </w:pPr>
+            <w:r>
+              <w:rPr>
+                <w:rFonts w:ascii="Times New Roman" w:hAnsi="Times New Roman" w:cs="Times New Roman"/>
+                <w:sz w:val="28"/>
+                <w:szCs w:val="28"/>
+              </w:rPr>
+              <w:t>1</w:t>
+            </w:r>
+          </w:p>
+        </w:tc>
+        <w:tc>
+          <w:tcPr>
+            <w:tcW w:w="2425" w:type="dxa"/>
+            <w:vAlign w:val="center"/>
+          </w:tcPr>
+          <w:p>
+            <w:pPr>
+              <w:spacing w:line="360" w:lineRule="auto"/>
+              <w:jc w:val="center"/>
+              <w:rPr>
+                <w:rFonts w:ascii="Times New Roman" w:hAnsi="Times New Roman" w:cs="Times New Roman"/>
+                <w:sz w:val="28"/>
+                <w:szCs w:val="28"/>
+              </w:rPr>
+            </w:pPr>
+            <w:r>
+              <w:rPr>
+                <w:rFonts w:ascii="Times New Roman" w:hAnsi="Times New Roman" w:cs="Times New Roman"/>
+                <w:sz w:val="28"/>
+                <w:szCs w:val="28"/>
+              </w:rPr>
+              <w:t>2</w:t>
+            </w:r>
+          </w:p>
+        </w:tc>
+        <w:tc>
+          <w:tcPr>
+            <w:tcW w:w="1981" w:type="dxa"/>
+            <w:vAlign w:val="center"/>
+          </w:tcPr>
+          <w:p>
+            <w:pPr>
+              <w:spacing w:line="360" w:lineRule="auto"/>
+              <w:jc w:val="center"/>
+              <w:rPr>
+                <w:rFonts w:ascii="Times New Roman" w:hAnsi="Times New Roman" w:cs="Times New Roman"/>
+                <w:sz w:val="28"/>
+                <w:szCs w:val="28"/>
+              </w:rPr>
+            </w:pPr>
+            <w:r>
+              <w:rPr>
+                <w:rFonts w:ascii="Times New Roman" w:hAnsi="Times New Roman" w:cs="Times New Roman"/>
+                <w:sz w:val="28"/>
+                <w:szCs w:val="28"/>
+              </w:rPr>
+              <w:t>3</w:t>
+            </w:r>
+          </w:p>
+        </w:tc>
+        <w:tc>
+          <w:tcPr>
+            <w:tcW w:w="2872" w:type="dxa"/>
+            <w:vAlign w:val="center"/>
+          </w:tcPr>
+          <w:p>
+            <w:pPr>
+              <w:spacing w:line="360" w:lineRule="auto"/>
+              <w:jc w:val="center"/>
+              <w:rPr>
+                <w:rFonts w:ascii="Times New Roman" w:hAnsi="Times New Roman" w:cs="Times New Roman"/>
+                <w:sz w:val="28"/>
+                <w:szCs w:val="28"/>
+              </w:rPr>
+            </w:pPr>
+            <w:r>
+              <w:rPr>
+                <w:rFonts w:ascii="Times New Roman" w:hAnsi="Times New Roman" w:cs="Times New Roman"/>
+                <w:sz w:val="28"/>
+                <w:szCs w:val="28"/>
+              </w:rPr>
+              <w:t>4</w:t>
             </w:r>
           </w:p>
         </w:tc>
@@ -7350,44 +6930,42 @@
       <w:tr>
         <w:tc>
           <w:tcPr>
-            <w:tcW w:w="2336" w:type="dxa"/>
-            <w:vAlign w:val="center"/>
-          </w:tcPr>
-          <w:p>
-            <w:pPr>
-              <w:spacing w:line="360" w:lineRule="auto"/>
-              <w:jc w:val="center"/>
-              <w:rPr>
-                <w:rFonts w:ascii="Times New Roman" w:hAnsi="Times New Roman" w:cs="Times New Roman"/>
-                <w:sz w:val="28"/>
-                <w:szCs w:val="28"/>
-                <w:lang w:val="en-US"/>
-              </w:rPr>
-            </w:pPr>
-            <w:r>
-              <w:rPr>
-                <w:rFonts w:ascii="Times New Roman" w:hAnsi="Times New Roman" w:cs="Times New Roman"/>
-                <w:sz w:val="28"/>
-                <w:szCs w:val="28"/>
-              </w:rPr>
-              <w:t>Код создателя приглашения</w:t>
-            </w:r>
-          </w:p>
-        </w:tc>
-        <w:tc>
-          <w:tcPr>
-            <w:tcW w:w="2336" w:type="dxa"/>
-            <w:vAlign w:val="center"/>
-          </w:tcPr>
-          <w:p>
-            <w:pPr>
-              <w:spacing w:line="360" w:lineRule="auto"/>
-              <w:jc w:val="center"/>
-              <w:rPr>
-                <w:rFonts w:ascii="Times New Roman" w:hAnsi="Times New Roman" w:cs="Times New Roman"/>
-                <w:sz w:val="28"/>
-                <w:szCs w:val="28"/>
-                <w:lang w:val="en-US"/>
+            <w:tcW w:w="2067" w:type="dxa"/>
+            <w:vAlign w:val="center"/>
+          </w:tcPr>
+          <w:p>
+            <w:pPr>
+              <w:spacing w:line="360" w:lineRule="auto"/>
+              <w:jc w:val="center"/>
+              <w:rPr>
+                <w:rFonts w:ascii="Times New Roman" w:hAnsi="Times New Roman" w:cs="Times New Roman"/>
+                <w:sz w:val="28"/>
+                <w:szCs w:val="28"/>
+              </w:rPr>
+            </w:pPr>
+            <w:r>
+              <w:rPr>
+                <w:rFonts w:ascii="Times New Roman" w:hAnsi="Times New Roman" w:cs="Times New Roman"/>
+                <w:sz w:val="28"/>
+                <w:szCs w:val="28"/>
+              </w:rPr>
+              <w:t>Код команды</w:t>
+            </w:r>
+          </w:p>
+        </w:tc>
+        <w:tc>
+          <w:tcPr>
+            <w:tcW w:w="2425" w:type="dxa"/>
+            <w:vAlign w:val="center"/>
+          </w:tcPr>
+          <w:p>
+            <w:pPr>
+              <w:spacing w:line="360" w:lineRule="auto"/>
+              <w:jc w:val="center"/>
+              <w:rPr>
+                <w:rFonts w:ascii="Times New Roman" w:hAnsi="Times New Roman" w:cs="Times New Roman"/>
+                <w:sz w:val="28"/>
+                <w:szCs w:val="28"/>
               </w:rPr>
             </w:pPr>
             <w:proofErr w:type="spellStart"/>
@@ -7397,25 +6975,24 @@
                 <w:sz w:val="28"/>
                 <w:szCs w:val="28"/>
               </w:rPr>
-              <w:t>creator_user_id</w:t>
+              <w:t>team_id</w:t>
             </w:r>
             <w:proofErr w:type="spellEnd"/>
           </w:p>
         </w:tc>
         <w:tc>
           <w:tcPr>
-            <w:tcW w:w="2336" w:type="dxa"/>
-            <w:vAlign w:val="center"/>
-          </w:tcPr>
-          <w:p>
-            <w:pPr>
-              <w:spacing w:line="360" w:lineRule="auto"/>
-              <w:jc w:val="center"/>
-              <w:rPr>
-                <w:rFonts w:ascii="Times New Roman" w:hAnsi="Times New Roman" w:cs="Times New Roman"/>
-                <w:sz w:val="28"/>
-                <w:szCs w:val="28"/>
-                <w:lang w:val="en-US"/>
+            <w:tcW w:w="1981" w:type="dxa"/>
+            <w:vAlign w:val="center"/>
+          </w:tcPr>
+          <w:p>
+            <w:pPr>
+              <w:spacing w:line="360" w:lineRule="auto"/>
+              <w:jc w:val="center"/>
+              <w:rPr>
+                <w:rFonts w:ascii="Times New Roman" w:hAnsi="Times New Roman" w:cs="Times New Roman"/>
+                <w:sz w:val="28"/>
+                <w:szCs w:val="28"/>
               </w:rPr>
             </w:pPr>
             <w:r>
@@ -7430,48 +7007,33 @@
         </w:tc>
         <w:tc>
           <w:tcPr>
-            <w:tcW w:w="2337" w:type="dxa"/>
-            <w:vAlign w:val="center"/>
-          </w:tcPr>
-          <w:p>
-            <w:pPr>
-              <w:spacing w:line="360" w:lineRule="auto"/>
-              <w:jc w:val="center"/>
-              <w:rPr>
-                <w:rFonts w:ascii="Times New Roman" w:hAnsi="Times New Roman" w:cs="Times New Roman"/>
-                <w:sz w:val="28"/>
-                <w:szCs w:val="28"/>
-              </w:rPr>
-            </w:pPr>
-            <w:r>
-              <w:rPr>
-                <w:rFonts w:ascii="Times New Roman" w:hAnsi="Times New Roman" w:cs="Times New Roman"/>
-                <w:sz w:val="28"/>
-                <w:szCs w:val="28"/>
-              </w:rPr>
-              <w:t>Не пустое поле</w:t>
-            </w:r>
-            <w:r>
-              <w:rPr>
-                <w:rFonts w:ascii="Times New Roman" w:hAnsi="Times New Roman" w:cs="Times New Roman"/>
-                <w:sz w:val="28"/>
-                <w:szCs w:val="28"/>
-              </w:rPr>
-              <w:t xml:space="preserve">, внешний ключ </w:t>
-            </w:r>
-            <w:r>
-              <w:rPr>
-                <w:rFonts w:ascii="Times New Roman" w:hAnsi="Times New Roman" w:cs="Times New Roman"/>
-                <w:sz w:val="28"/>
-                <w:szCs w:val="28"/>
-              </w:rPr>
-              <w:t>к таблице</w:t>
-            </w:r>
-            <w:r>
-              <w:rPr>
-                <w:rFonts w:ascii="Times New Roman" w:hAnsi="Times New Roman" w:cs="Times New Roman"/>
-                <w:sz w:val="28"/>
-                <w:szCs w:val="28"/>
+            <w:tcW w:w="2872" w:type="dxa"/>
+            <w:vAlign w:val="center"/>
+          </w:tcPr>
+          <w:p>
+            <w:pPr>
+              <w:spacing w:line="360" w:lineRule="auto"/>
+              <w:jc w:val="center"/>
+              <w:rPr>
+                <w:rFonts w:ascii="Times New Roman" w:hAnsi="Times New Roman" w:cs="Times New Roman"/>
+                <w:sz w:val="28"/>
+                <w:szCs w:val="28"/>
+              </w:rPr>
+            </w:pPr>
+            <w:r>
+              <w:rPr>
+                <w:rFonts w:ascii="Times New Roman" w:hAnsi="Times New Roman" w:cs="Times New Roman"/>
+                <w:sz w:val="28"/>
+                <w:szCs w:val="28"/>
+              </w:rPr>
+              <w:t>Не пустое поле, внешний ключ к таблице</w:t>
+            </w:r>
+            <w:r>
+              <w:rPr>
+                <w:rFonts w:ascii="Times New Roman" w:hAnsi="Times New Roman" w:cs="Times New Roman"/>
+                <w:sz w:val="28"/>
+                <w:szCs w:val="28"/>
+                <w:lang w:val="en-US"/>
               </w:rPr>
               <w:t> </w:t>
             </w:r>
@@ -7481,7 +7043,7 @@
                 <w:sz w:val="28"/>
                 <w:szCs w:val="28"/>
               </w:rPr>
-              <w:t>Пользователи</w:t>
+              <w:t>Команды</w:t>
             </w:r>
           </w:p>
         </w:tc>
@@ -7489,44 +7051,42 @@
       <w:tr>
         <w:tc>
           <w:tcPr>
-            <w:tcW w:w="2336" w:type="dxa"/>
-            <w:vAlign w:val="center"/>
-          </w:tcPr>
-          <w:p>
-            <w:pPr>
-              <w:spacing w:line="360" w:lineRule="auto"/>
-              <w:jc w:val="center"/>
-              <w:rPr>
-                <w:rFonts w:ascii="Times New Roman" w:hAnsi="Times New Roman" w:cs="Times New Roman"/>
-                <w:sz w:val="28"/>
-                <w:szCs w:val="28"/>
-                <w:lang w:val="en-US"/>
-              </w:rPr>
-            </w:pPr>
-            <w:r>
-              <w:rPr>
-                <w:rFonts w:ascii="Times New Roman" w:hAnsi="Times New Roman" w:cs="Times New Roman"/>
-                <w:sz w:val="28"/>
-                <w:szCs w:val="28"/>
-              </w:rPr>
-              <w:t>Дата создания</w:t>
-            </w:r>
-          </w:p>
-        </w:tc>
-        <w:tc>
-          <w:tcPr>
-            <w:tcW w:w="2336" w:type="dxa"/>
-            <w:vAlign w:val="center"/>
-          </w:tcPr>
-          <w:p>
-            <w:pPr>
-              <w:spacing w:line="360" w:lineRule="auto"/>
-              <w:jc w:val="center"/>
-              <w:rPr>
-                <w:rFonts w:ascii="Times New Roman" w:hAnsi="Times New Roman" w:cs="Times New Roman"/>
-                <w:sz w:val="28"/>
-                <w:szCs w:val="28"/>
-                <w:lang w:val="en-US"/>
+            <w:tcW w:w="2067" w:type="dxa"/>
+            <w:vAlign w:val="center"/>
+          </w:tcPr>
+          <w:p>
+            <w:pPr>
+              <w:spacing w:line="360" w:lineRule="auto"/>
+              <w:jc w:val="center"/>
+              <w:rPr>
+                <w:rFonts w:ascii="Times New Roman" w:hAnsi="Times New Roman" w:cs="Times New Roman"/>
+                <w:sz w:val="28"/>
+                <w:szCs w:val="28"/>
+              </w:rPr>
+            </w:pPr>
+            <w:r>
+              <w:rPr>
+                <w:rFonts w:ascii="Times New Roman" w:hAnsi="Times New Roman" w:cs="Times New Roman"/>
+                <w:sz w:val="28"/>
+                <w:szCs w:val="28"/>
+              </w:rPr>
+              <w:t>Код создателя приглашения</w:t>
+            </w:r>
+          </w:p>
+        </w:tc>
+        <w:tc>
+          <w:tcPr>
+            <w:tcW w:w="2425" w:type="dxa"/>
+            <w:vAlign w:val="center"/>
+          </w:tcPr>
+          <w:p>
+            <w:pPr>
+              <w:spacing w:line="360" w:lineRule="auto"/>
+              <w:jc w:val="center"/>
+              <w:rPr>
+                <w:rFonts w:ascii="Times New Roman" w:hAnsi="Times New Roman" w:cs="Times New Roman"/>
+                <w:sz w:val="28"/>
+                <w:szCs w:val="28"/>
               </w:rPr>
             </w:pPr>
             <w:proofErr w:type="spellStart"/>
@@ -7536,93 +7096,58 @@
                 <w:sz w:val="28"/>
                 <w:szCs w:val="28"/>
               </w:rPr>
-              <w:t>created</w:t>
+              <w:t>creator_user_id</w:t>
             </w:r>
             <w:proofErr w:type="spellEnd"/>
           </w:p>
         </w:tc>
         <w:tc>
           <w:tcPr>
-            <w:tcW w:w="2336" w:type="dxa"/>
-            <w:vAlign w:val="center"/>
-          </w:tcPr>
-          <w:p>
-            <w:pPr>
-              <w:spacing w:line="360" w:lineRule="auto"/>
-              <w:jc w:val="center"/>
-              <w:rPr>
-                <w:rFonts w:ascii="Times New Roman" w:hAnsi="Times New Roman" w:cs="Times New Roman"/>
-                <w:sz w:val="28"/>
-                <w:szCs w:val="28"/>
-                <w:lang w:val="en-US"/>
-              </w:rPr>
-            </w:pPr>
-            <w:r>
-              <w:rPr>
-                <w:rFonts w:ascii="Times New Roman" w:hAnsi="Times New Roman" w:cs="Times New Roman"/>
-                <w:sz w:val="28"/>
-                <w:szCs w:val="28"/>
-              </w:rPr>
-              <w:t>DATETIME</w:t>
-            </w:r>
-          </w:p>
-        </w:tc>
-        <w:tc>
-          <w:tcPr>
-            <w:tcW w:w="2337" w:type="dxa"/>
-            <w:vAlign w:val="center"/>
-          </w:tcPr>
-          <w:p>
-            <w:pPr>
-              <w:spacing w:line="360" w:lineRule="auto"/>
-              <w:jc w:val="center"/>
-              <w:rPr>
-                <w:rFonts w:ascii="Times New Roman" w:hAnsi="Times New Roman" w:cs="Times New Roman"/>
-                <w:sz w:val="28"/>
-                <w:szCs w:val="28"/>
-              </w:rPr>
-            </w:pPr>
-            <w:r>
-              <w:rPr>
-                <w:rFonts w:ascii="Times New Roman" w:hAnsi="Times New Roman" w:cs="Times New Roman"/>
-                <w:sz w:val="28"/>
-                <w:szCs w:val="28"/>
-              </w:rPr>
-              <w:t xml:space="preserve">Не пустое </w:t>
-            </w:r>
-            <w:proofErr w:type="gramStart"/>
-            <w:r>
-              <w:rPr>
-                <w:rFonts w:ascii="Times New Roman" w:hAnsi="Times New Roman" w:cs="Times New Roman"/>
-                <w:sz w:val="28"/>
-                <w:szCs w:val="28"/>
-              </w:rPr>
-              <w:t xml:space="preserve">поле </w:t>
-            </w:r>
-            <w:r>
-              <w:rPr>
-                <w:rFonts w:ascii="Times New Roman" w:hAnsi="Times New Roman" w:cs="Times New Roman"/>
-                <w:sz w:val="28"/>
-                <w:szCs w:val="28"/>
-              </w:rPr>
-              <w:t>,</w:t>
-            </w:r>
-            <w:proofErr w:type="gramEnd"/>
-            <w:r>
-              <w:rPr>
-                <w:rFonts w:ascii="Times New Roman" w:hAnsi="Times New Roman" w:cs="Times New Roman"/>
-                <w:sz w:val="28"/>
-                <w:szCs w:val="28"/>
-              </w:rPr>
-              <w:t xml:space="preserve"> по умолчанию </w:t>
-            </w:r>
-            <w:r>
-              <w:rPr>
-                <w:rFonts w:ascii="Times New Roman" w:hAnsi="Times New Roman" w:cs="Times New Roman"/>
-                <w:sz w:val="28"/>
-                <w:szCs w:val="28"/>
-              </w:rPr>
-              <w:t>текущее время</w:t>
+            <w:tcW w:w="1981" w:type="dxa"/>
+            <w:vAlign w:val="center"/>
+          </w:tcPr>
+          <w:p>
+            <w:pPr>
+              <w:spacing w:line="360" w:lineRule="auto"/>
+              <w:jc w:val="center"/>
+              <w:rPr>
+                <w:rFonts w:ascii="Times New Roman" w:hAnsi="Times New Roman" w:cs="Times New Roman"/>
+                <w:sz w:val="28"/>
+                <w:szCs w:val="28"/>
+              </w:rPr>
+            </w:pPr>
+            <w:r>
+              <w:rPr>
+                <w:rFonts w:ascii="Times New Roman" w:hAnsi="Times New Roman" w:cs="Times New Roman"/>
+                <w:sz w:val="28"/>
+                <w:szCs w:val="28"/>
+              </w:rPr>
+              <w:t>INT</w:t>
+            </w:r>
+          </w:p>
+        </w:tc>
+        <w:tc>
+          <w:tcPr>
+            <w:tcW w:w="2872" w:type="dxa"/>
+            <w:vAlign w:val="center"/>
+          </w:tcPr>
+          <w:p>
+            <w:pPr>
+              <w:spacing w:line="360" w:lineRule="auto"/>
+              <w:jc w:val="center"/>
+              <w:rPr>
+                <w:rFonts w:ascii="Times New Roman" w:hAnsi="Times New Roman" w:cs="Times New Roman"/>
+                <w:sz w:val="28"/>
+                <w:szCs w:val="28"/>
+              </w:rPr>
+            </w:pPr>
+            <w:r>
+              <w:rPr>
+                <w:rFonts w:ascii="Times New Roman" w:hAnsi="Times New Roman" w:cs="Times New Roman"/>
+                <w:sz w:val="28"/>
+                <w:szCs w:val="28"/>
+              </w:rPr>
+              <w:t>Не пустое поле, внешний ключ к таблице Пользователи</w:t>
             </w:r>
           </w:p>
         </w:tc>
@@ -7630,32 +7155,32 @@
       <w:tr>
         <w:tc>
           <w:tcPr>
-            <w:tcW w:w="2336" w:type="dxa"/>
-            <w:vAlign w:val="center"/>
-          </w:tcPr>
-          <w:p>
-            <w:pPr>
-              <w:spacing w:line="360" w:lineRule="auto"/>
-              <w:jc w:val="center"/>
-              <w:rPr>
-                <w:rFonts w:ascii="Times New Roman" w:hAnsi="Times New Roman" w:cs="Times New Roman"/>
-                <w:sz w:val="28"/>
-                <w:szCs w:val="28"/>
-              </w:rPr>
-            </w:pPr>
-            <w:r>
-              <w:rPr>
-                <w:rFonts w:ascii="Times New Roman" w:hAnsi="Times New Roman" w:cs="Times New Roman"/>
-                <w:sz w:val="28"/>
-                <w:szCs w:val="28"/>
-              </w:rPr>
-              <w:t>Срок действия</w:t>
-            </w:r>
-          </w:p>
-        </w:tc>
-        <w:tc>
-          <w:tcPr>
-            <w:tcW w:w="2336" w:type="dxa"/>
+            <w:tcW w:w="2067" w:type="dxa"/>
+            <w:vAlign w:val="center"/>
+          </w:tcPr>
+          <w:p>
+            <w:pPr>
+              <w:spacing w:line="360" w:lineRule="auto"/>
+              <w:jc w:val="center"/>
+              <w:rPr>
+                <w:rFonts w:ascii="Times New Roman" w:hAnsi="Times New Roman" w:cs="Times New Roman"/>
+                <w:sz w:val="28"/>
+                <w:szCs w:val="28"/>
+              </w:rPr>
+            </w:pPr>
+            <w:r>
+              <w:rPr>
+                <w:rFonts w:ascii="Times New Roman" w:hAnsi="Times New Roman" w:cs="Times New Roman"/>
+                <w:sz w:val="28"/>
+                <w:szCs w:val="28"/>
+              </w:rPr>
+              <w:t>Дата создания</w:t>
+            </w:r>
+          </w:p>
+        </w:tc>
+        <w:tc>
+          <w:tcPr>
+            <w:tcW w:w="2425" w:type="dxa"/>
             <w:vAlign w:val="center"/>
           </w:tcPr>
           <w:p>
@@ -7675,14 +7200,14 @@
                 <w:sz w:val="28"/>
                 <w:szCs w:val="28"/>
               </w:rPr>
-              <w:t>expires</w:t>
+              <w:t>created</w:t>
             </w:r>
             <w:proofErr w:type="spellEnd"/>
           </w:p>
         </w:tc>
         <w:tc>
           <w:tcPr>
-            <w:tcW w:w="2336" w:type="dxa"/>
+            <w:tcW w:w="1981" w:type="dxa"/>
             <w:vAlign w:val="center"/>
           </w:tcPr>
           <w:p>
@@ -7707,27 +7232,44 @@
         </w:tc>
         <w:tc>
           <w:tcPr>
-            <w:tcW w:w="2337" w:type="dxa"/>
-            <w:vAlign w:val="center"/>
-          </w:tcPr>
-          <w:p>
-            <w:pPr>
-              <w:spacing w:line="360" w:lineRule="auto"/>
-              <w:jc w:val="center"/>
-              <w:rPr>
-                <w:rFonts w:ascii="Times New Roman" w:hAnsi="Times New Roman" w:cs="Times New Roman"/>
-                <w:sz w:val="28"/>
-                <w:szCs w:val="28"/>
-                <w:lang w:val="en-US"/>
-              </w:rPr>
-            </w:pPr>
-            <w:r>
-              <w:rPr>
-                <w:rFonts w:ascii="Times New Roman" w:hAnsi="Times New Roman" w:cs="Times New Roman"/>
-                <w:sz w:val="28"/>
-                <w:szCs w:val="28"/>
-              </w:rPr>
-              <w:t>Не пустое поле</w:t>
+            <w:tcW w:w="2872" w:type="dxa"/>
+            <w:vAlign w:val="center"/>
+          </w:tcPr>
+          <w:p>
+            <w:pPr>
+              <w:spacing w:line="360" w:lineRule="auto"/>
+              <w:jc w:val="center"/>
+              <w:rPr>
+                <w:rFonts w:ascii="Times New Roman" w:hAnsi="Times New Roman" w:cs="Times New Roman"/>
+                <w:sz w:val="28"/>
+                <w:szCs w:val="28"/>
+              </w:rPr>
+            </w:pPr>
+            <w:r>
+              <w:rPr>
+                <w:rFonts w:ascii="Times New Roman" w:hAnsi="Times New Roman" w:cs="Times New Roman"/>
+                <w:sz w:val="28"/>
+                <w:szCs w:val="28"/>
+              </w:rPr>
+              <w:t xml:space="preserve">Не пустое </w:t>
+            </w:r>
+            <w:proofErr w:type="gramStart"/>
+            <w:r>
+              <w:rPr>
+                <w:rFonts w:ascii="Times New Roman" w:hAnsi="Times New Roman" w:cs="Times New Roman"/>
+                <w:sz w:val="28"/>
+                <w:szCs w:val="28"/>
+              </w:rPr>
+              <w:t>поле ,</w:t>
+            </w:r>
+            <w:proofErr w:type="gramEnd"/>
+            <w:r>
+              <w:rPr>
+                <w:rFonts w:ascii="Times New Roman" w:hAnsi="Times New Roman" w:cs="Times New Roman"/>
+                <w:sz w:val="28"/>
+                <w:szCs w:val="28"/>
+              </w:rPr>
+              <w:t xml:space="preserve"> по умолчанию текущее время</w:t>
             </w:r>
           </w:p>
         </w:tc>
@@ -7735,7 +7277,111 @@
       <w:tr>
         <w:tc>
           <w:tcPr>
-            <w:tcW w:w="2336" w:type="dxa"/>
+            <w:tcW w:w="2067" w:type="dxa"/>
+            <w:vAlign w:val="center"/>
+          </w:tcPr>
+          <w:p>
+            <w:pPr>
+              <w:spacing w:line="360" w:lineRule="auto"/>
+              <w:jc w:val="center"/>
+              <w:rPr>
+                <w:rFonts w:ascii="Times New Roman" w:hAnsi="Times New Roman" w:cs="Times New Roman"/>
+                <w:sz w:val="28"/>
+                <w:szCs w:val="28"/>
+              </w:rPr>
+            </w:pPr>
+            <w:r>
+              <w:rPr>
+                <w:rFonts w:ascii="Times New Roman" w:hAnsi="Times New Roman" w:cs="Times New Roman"/>
+                <w:sz w:val="28"/>
+                <w:szCs w:val="28"/>
+              </w:rPr>
+              <w:t>Срок действия</w:t>
+            </w:r>
+          </w:p>
+        </w:tc>
+        <w:tc>
+          <w:tcPr>
+            <w:tcW w:w="2425" w:type="dxa"/>
+            <w:vAlign w:val="center"/>
+          </w:tcPr>
+          <w:p>
+            <w:pPr>
+              <w:spacing w:line="360" w:lineRule="auto"/>
+              <w:jc w:val="center"/>
+              <w:rPr>
+                <w:rFonts w:ascii="Times New Roman" w:hAnsi="Times New Roman" w:cs="Times New Roman"/>
+                <w:sz w:val="28"/>
+                <w:szCs w:val="28"/>
+              </w:rPr>
+            </w:pPr>
+            <w:proofErr w:type="spellStart"/>
+            <w:r>
+              <w:rPr>
+                <w:rFonts w:ascii="Times New Roman" w:hAnsi="Times New Roman" w:cs="Times New Roman"/>
+                <w:sz w:val="28"/>
+                <w:szCs w:val="28"/>
+              </w:rPr>
+              <w:t>expires</w:t>
+            </w:r>
+            <w:proofErr w:type="spellEnd"/>
+          </w:p>
+        </w:tc>
+        <w:tc>
+          <w:tcPr>
+            <w:tcW w:w="1981" w:type="dxa"/>
+            <w:vAlign w:val="center"/>
+          </w:tcPr>
+          <w:p>
+            <w:pPr>
+              <w:spacing w:line="360" w:lineRule="auto"/>
+              <w:jc w:val="center"/>
+              <w:rPr>
+                <w:rFonts w:ascii="Times New Roman" w:hAnsi="Times New Roman" w:cs="Times New Roman"/>
+                <w:sz w:val="28"/>
+                <w:szCs w:val="28"/>
+              </w:rPr>
+            </w:pPr>
+            <w:r>
+              <w:rPr>
+                <w:rFonts w:ascii="Times New Roman" w:hAnsi="Times New Roman" w:cs="Times New Roman"/>
+                <w:sz w:val="28"/>
+                <w:szCs w:val="28"/>
+              </w:rPr>
+              <w:t>DATETIME</w:t>
+            </w:r>
+          </w:p>
+        </w:tc>
+        <w:tc>
+          <w:tcPr>
+            <w:tcW w:w="2872" w:type="dxa"/>
+            <w:vAlign w:val="center"/>
+          </w:tcPr>
+          <w:p>
+            <w:pPr>
+              <w:spacing w:line="360" w:lineRule="auto"/>
+              <w:jc w:val="center"/>
+              <w:rPr>
+                <w:rFonts w:ascii="Times New Roman" w:hAnsi="Times New Roman" w:cs="Times New Roman"/>
+                <w:sz w:val="28"/>
+                <w:szCs w:val="28"/>
+              </w:rPr>
+            </w:pPr>
+            <w:r>
+              <w:rPr>
+                <w:rFonts w:ascii="Times New Roman" w:hAnsi="Times New Roman" w:cs="Times New Roman"/>
+                <w:sz w:val="28"/>
+                <w:szCs w:val="28"/>
+              </w:rPr>
+              <w:t>Не пустое поле</w:t>
+            </w:r>
+          </w:p>
+        </w:tc>
+      </w:tr>
+      <w:tr>
+        <w:tc>
+          <w:tcPr>
+            <w:tcW w:w="2067" w:type="dxa"/>
             <w:vAlign w:val="center"/>
           </w:tcPr>
           <w:p>
@@ -7760,7 +7406,7 @@
         </w:tc>
         <w:tc>
           <w:tcPr>
-            <w:tcW w:w="2336" w:type="dxa"/>
+            <w:tcW w:w="2425" w:type="dxa"/>
             <w:vAlign w:val="center"/>
           </w:tcPr>
           <w:p>
@@ -7787,7 +7433,7 @@
         </w:tc>
         <w:tc>
           <w:tcPr>
-            <w:tcW w:w="2336" w:type="dxa"/>
+            <w:tcW w:w="1981" w:type="dxa"/>
             <w:vAlign w:val="center"/>
           </w:tcPr>
           <w:p>
@@ -7812,42 +7458,26 @@
         </w:tc>
         <w:tc>
           <w:tcPr>
-            <w:tcW w:w="2337" w:type="dxa"/>
-            <w:vAlign w:val="center"/>
-          </w:tcPr>
-          <w:p>
-            <w:pPr>
-              <w:spacing w:line="360" w:lineRule="auto"/>
-              <w:jc w:val="center"/>
-              <w:rPr>
-                <w:rFonts w:ascii="Times New Roman" w:hAnsi="Times New Roman" w:cs="Times New Roman"/>
-                <w:sz w:val="28"/>
-                <w:szCs w:val="28"/>
-              </w:rPr>
-            </w:pPr>
-            <w:r>
-              <w:rPr>
-                <w:rFonts w:ascii="Times New Roman" w:hAnsi="Times New Roman" w:cs="Times New Roman"/>
-                <w:sz w:val="28"/>
-                <w:szCs w:val="28"/>
-              </w:rPr>
-              <w:t>Не пустое поле</w:t>
-            </w:r>
-            <w:r>
-              <w:rPr>
-                <w:rFonts w:ascii="Times New Roman" w:hAnsi="Times New Roman" w:cs="Times New Roman"/>
-                <w:sz w:val="28"/>
-                <w:szCs w:val="28"/>
-              </w:rPr>
-              <w:t xml:space="preserve">, внешний ключ </w:t>
-            </w:r>
-            <w:r>
-              <w:rPr>
-                <w:rFonts w:ascii="Times New Roman" w:hAnsi="Times New Roman" w:cs="Times New Roman"/>
-                <w:sz w:val="28"/>
-                <w:szCs w:val="28"/>
-              </w:rPr>
-              <w:t>к таблице</w:t>
+            <w:tcW w:w="2872" w:type="dxa"/>
+            <w:vAlign w:val="center"/>
+          </w:tcPr>
+          <w:p>
+            <w:pPr>
+              <w:spacing w:line="360" w:lineRule="auto"/>
+              <w:jc w:val="center"/>
+              <w:rPr>
+                <w:rFonts w:ascii="Times New Roman" w:hAnsi="Times New Roman" w:cs="Times New Roman"/>
+                <w:sz w:val="28"/>
+                <w:szCs w:val="28"/>
+              </w:rPr>
+            </w:pPr>
+            <w:r>
+              <w:rPr>
+                <w:rFonts w:ascii="Times New Roman" w:hAnsi="Times New Roman" w:cs="Times New Roman"/>
+                <w:sz w:val="28"/>
+                <w:szCs w:val="28"/>
+              </w:rPr>
+              <w:t>Не пустое поле, внешний ключ к таблице</w:t>
             </w:r>
             <w:r>
               <w:rPr>
@@ -7882,7 +7512,7 @@
     <w:p>
       <w:pPr>
         <w:spacing w:line="360" w:lineRule="auto"/>
-        <w:ind w:left="567"/>
+        <w:ind w:left="567" w:firstLine="567"/>
         <w:rPr>
           <w:rFonts w:ascii="Times New Roman" w:hAnsi="Times New Roman" w:cs="Times New Roman"/>
           <w:sz w:val="28"/>
@@ -7895,7 +7525,6 @@
           <w:sz w:val="28"/>
           <w:szCs w:val="28"/>
         </w:rPr>
-        <w:lastRenderedPageBreak/>
         <w:t>Таблица</w:t>
       </w:r>
       <w:r>
@@ -7904,7 +7533,7 @@
           <w:sz w:val="28"/>
           <w:szCs w:val="28"/>
         </w:rPr>
-        <w:t xml:space="preserve"> 1.6. 12 </w:t>
+        <w:t xml:space="preserve"> 1.6.12 </w:t>
       </w:r>
       <w:r>
         <w:rPr>
@@ -7974,7 +7603,7 @@
       <w:tr>
         <w:tc>
           <w:tcPr>
-            <w:tcW w:w="2336" w:type="dxa"/>
+            <w:tcW w:w="2126" w:type="dxa"/>
             <w:vAlign w:val="center"/>
           </w:tcPr>
           <w:p>
@@ -8000,7 +7629,7 @@
         </w:tc>
         <w:tc>
           <w:tcPr>
-            <w:tcW w:w="2336" w:type="dxa"/>
+            <w:tcW w:w="2162" w:type="dxa"/>
             <w:vAlign w:val="center"/>
           </w:tcPr>
           <w:p>
@@ -8026,7 +7655,7 @@
         </w:tc>
         <w:tc>
           <w:tcPr>
-            <w:tcW w:w="2336" w:type="dxa"/>
+            <w:tcW w:w="2185" w:type="dxa"/>
             <w:vAlign w:val="center"/>
           </w:tcPr>
           <w:p>
@@ -8052,7 +7681,7 @@
         </w:tc>
         <w:tc>
           <w:tcPr>
-            <w:tcW w:w="2337" w:type="dxa"/>
+            <w:tcW w:w="2872" w:type="dxa"/>
             <w:vAlign w:val="center"/>
           </w:tcPr>
           <w:p>
@@ -8080,7 +7709,7 @@
       <w:tr>
         <w:tc>
           <w:tcPr>
-            <w:tcW w:w="2336" w:type="dxa"/>
+            <w:tcW w:w="2126" w:type="dxa"/>
             <w:vAlign w:val="center"/>
           </w:tcPr>
           <w:p>
@@ -8106,7 +7735,7 @@
         </w:tc>
         <w:tc>
           <w:tcPr>
-            <w:tcW w:w="2336" w:type="dxa"/>
+            <w:tcW w:w="2162" w:type="dxa"/>
             <w:vAlign w:val="center"/>
           </w:tcPr>
           <w:p>
@@ -8134,7 +7763,7 @@
         </w:tc>
         <w:tc>
           <w:tcPr>
-            <w:tcW w:w="2336" w:type="dxa"/>
+            <w:tcW w:w="2185" w:type="dxa"/>
             <w:vAlign w:val="center"/>
           </w:tcPr>
           <w:p>
@@ -8160,7 +7789,7 @@
         </w:tc>
         <w:tc>
           <w:tcPr>
-            <w:tcW w:w="2337" w:type="dxa"/>
+            <w:tcW w:w="2872" w:type="dxa"/>
             <w:vAlign w:val="center"/>
           </w:tcPr>
           <w:p>
@@ -8198,7 +7827,7 @@
       <w:tr>
         <w:tc>
           <w:tcPr>
-            <w:tcW w:w="2336" w:type="dxa"/>
+            <w:tcW w:w="2126" w:type="dxa"/>
             <w:vAlign w:val="center"/>
           </w:tcPr>
           <w:p>
@@ -8224,7 +7853,7 @@
         </w:tc>
         <w:tc>
           <w:tcPr>
-            <w:tcW w:w="2336" w:type="dxa"/>
+            <w:tcW w:w="2162" w:type="dxa"/>
             <w:vAlign w:val="center"/>
           </w:tcPr>
           <w:p>
@@ -8252,7 +7881,7 @@
         </w:tc>
         <w:tc>
           <w:tcPr>
-            <w:tcW w:w="2336" w:type="dxa"/>
+            <w:tcW w:w="2185" w:type="dxa"/>
             <w:vAlign w:val="center"/>
           </w:tcPr>
           <w:p>
@@ -8278,7 +7907,7 @@
         </w:tc>
         <w:tc>
           <w:tcPr>
-            <w:tcW w:w="2337" w:type="dxa"/>
+            <w:tcW w:w="2872" w:type="dxa"/>
             <w:vAlign w:val="center"/>
           </w:tcPr>
           <w:p>
@@ -8338,7 +7967,7 @@
       <w:tr>
         <w:tc>
           <w:tcPr>
-            <w:tcW w:w="2336" w:type="dxa"/>
+            <w:tcW w:w="2126" w:type="dxa"/>
             <w:vAlign w:val="center"/>
           </w:tcPr>
           <w:p>
@@ -8364,7 +7993,7 @@
         </w:tc>
         <w:tc>
           <w:tcPr>
-            <w:tcW w:w="2336" w:type="dxa"/>
+            <w:tcW w:w="2162" w:type="dxa"/>
             <w:vAlign w:val="center"/>
           </w:tcPr>
           <w:p>
@@ -8392,7 +8021,7 @@
         </w:tc>
         <w:tc>
           <w:tcPr>
-            <w:tcW w:w="2336" w:type="dxa"/>
+            <w:tcW w:w="2185" w:type="dxa"/>
             <w:vAlign w:val="center"/>
           </w:tcPr>
           <w:p>
@@ -8428,6 +8057,150 @@
         </w:tc>
         <w:tc>
           <w:tcPr>
+            <w:tcW w:w="2872" w:type="dxa"/>
+            <w:vAlign w:val="center"/>
+          </w:tcPr>
+          <w:p>
+            <w:pPr>
+              <w:spacing w:line="360" w:lineRule="auto"/>
+              <w:jc w:val="center"/>
+              <w:rPr>
+                <w:rFonts w:ascii="Times New Roman" w:hAnsi="Times New Roman" w:cs="Times New Roman"/>
+                <w:sz w:val="28"/>
+                <w:szCs w:val="28"/>
+                <w:lang w:val="en-US"/>
+              </w:rPr>
+            </w:pPr>
+            <w:r>
+              <w:rPr>
+                <w:rFonts w:ascii="Times New Roman" w:hAnsi="Times New Roman" w:cs="Times New Roman"/>
+                <w:sz w:val="28"/>
+                <w:szCs w:val="28"/>
+              </w:rPr>
+              <w:t>Не пустое поле</w:t>
+            </w:r>
+          </w:p>
+        </w:tc>
+      </w:tr>
+    </w:tbl>
+    <w:p>
+      <w:pPr>
+        <w:rPr>
+          <w:rFonts w:ascii="Times New Roman" w:hAnsi="Times New Roman" w:cs="Times New Roman"/>
+          <w:sz w:val="28"/>
+          <w:szCs w:val="28"/>
+        </w:rPr>
+      </w:pPr>
+    </w:p>
+    <w:p>
+      <w:pPr>
+        <w:ind w:left="567" w:firstLine="567"/>
+        <w:rPr>
+          <w:rFonts w:ascii="Times New Roman" w:hAnsi="Times New Roman" w:cs="Times New Roman"/>
+          <w:sz w:val="28"/>
+          <w:szCs w:val="28"/>
+        </w:rPr>
+      </w:pPr>
+      <w:r>
+        <w:rPr>
+          <w:rFonts w:ascii="Times New Roman" w:hAnsi="Times New Roman" w:cs="Times New Roman"/>
+          <w:sz w:val="28"/>
+          <w:szCs w:val="28"/>
+        </w:rPr>
+        <w:lastRenderedPageBreak/>
+        <w:t>Продолжение таблицы 1.6.12</w:t>
+      </w:r>
+    </w:p>
+    <w:tbl>
+      <w:tblPr>
+        <w:tblStyle w:val="ac"/>
+        <w:tblW w:w="0" w:type="auto"/>
+        <w:tblLook w:val="04A0" w:firstRow="1" w:lastRow="0" w:firstColumn="1" w:lastColumn="0" w:noHBand="0" w:noVBand="1"/>
+      </w:tblPr>
+      <w:tblGrid>
+        <w:gridCol w:w="2111"/>
+        <w:gridCol w:w="2259"/>
+        <w:gridCol w:w="2103"/>
+        <w:gridCol w:w="2872"/>
+      </w:tblGrid>
+      <w:tr>
+        <w:tc>
+          <w:tcPr>
+            <w:tcW w:w="2336" w:type="dxa"/>
+            <w:vAlign w:val="center"/>
+          </w:tcPr>
+          <w:p>
+            <w:pPr>
+              <w:spacing w:line="360" w:lineRule="auto"/>
+              <w:jc w:val="center"/>
+              <w:rPr>
+                <w:rFonts w:ascii="Times New Roman" w:hAnsi="Times New Roman" w:cs="Times New Roman"/>
+                <w:sz w:val="28"/>
+                <w:szCs w:val="28"/>
+              </w:rPr>
+            </w:pPr>
+            <w:r>
+              <w:rPr>
+                <w:rFonts w:ascii="Times New Roman" w:hAnsi="Times New Roman" w:cs="Times New Roman"/>
+                <w:sz w:val="28"/>
+                <w:szCs w:val="28"/>
+              </w:rPr>
+              <w:t>1</w:t>
+            </w:r>
+          </w:p>
+        </w:tc>
+        <w:tc>
+          <w:tcPr>
+            <w:tcW w:w="2336" w:type="dxa"/>
+            <w:vAlign w:val="center"/>
+          </w:tcPr>
+          <w:p>
+            <w:pPr>
+              <w:spacing w:line="360" w:lineRule="auto"/>
+              <w:jc w:val="center"/>
+              <w:rPr>
+                <w:rFonts w:ascii="Times New Roman" w:hAnsi="Times New Roman" w:cs="Times New Roman"/>
+                <w:sz w:val="28"/>
+                <w:szCs w:val="28"/>
+              </w:rPr>
+            </w:pPr>
+            <w:r>
+              <w:rPr>
+                <w:rFonts w:ascii="Times New Roman" w:hAnsi="Times New Roman" w:cs="Times New Roman"/>
+                <w:sz w:val="28"/>
+                <w:szCs w:val="28"/>
+              </w:rPr>
+              <w:t>2</w:t>
+            </w:r>
+          </w:p>
+        </w:tc>
+        <w:tc>
+          <w:tcPr>
+            <w:tcW w:w="2336" w:type="dxa"/>
+            <w:vAlign w:val="center"/>
+          </w:tcPr>
+          <w:p>
+            <w:pPr>
+              <w:spacing w:line="360" w:lineRule="auto"/>
+              <w:jc w:val="center"/>
+              <w:rPr>
+                <w:rFonts w:ascii="Times New Roman" w:hAnsi="Times New Roman" w:cs="Times New Roman"/>
+                <w:sz w:val="28"/>
+                <w:szCs w:val="28"/>
+              </w:rPr>
+            </w:pPr>
+            <w:r>
+              <w:rPr>
+                <w:rFonts w:ascii="Times New Roman" w:hAnsi="Times New Roman" w:cs="Times New Roman"/>
+                <w:sz w:val="28"/>
+                <w:szCs w:val="28"/>
+              </w:rPr>
+              <w:t>3</w:t>
+            </w:r>
+          </w:p>
+        </w:tc>
+        <w:tc>
+          <w:tcPr>
             <w:tcW w:w="2337" w:type="dxa"/>
             <w:vAlign w:val="center"/>
           </w:tcPr>
@@ -8439,16 +8212,15 @@
                 <w:rFonts w:ascii="Times New Roman" w:hAnsi="Times New Roman" w:cs="Times New Roman"/>
                 <w:sz w:val="28"/>
                 <w:szCs w:val="28"/>
-                <w:lang w:val="en-US"/>
-              </w:rPr>
-            </w:pPr>
-            <w:r>
-              <w:rPr>
-                <w:rFonts w:ascii="Times New Roman" w:hAnsi="Times New Roman" w:cs="Times New Roman"/>
-                <w:sz w:val="28"/>
-                <w:szCs w:val="28"/>
-              </w:rPr>
-              <w:t>Не пустое поле</w:t>
+              </w:rPr>
+            </w:pPr>
+            <w:r>
+              <w:rPr>
+                <w:rFonts w:ascii="Times New Roman" w:hAnsi="Times New Roman" w:cs="Times New Roman"/>
+                <w:sz w:val="28"/>
+                <w:szCs w:val="28"/>
+              </w:rPr>
+              <w:t>4</w:t>
             </w:r>
           </w:p>
         </w:tc>
@@ -8681,31 +8453,7 @@
                 <w:sz w:val="28"/>
                 <w:szCs w:val="28"/>
               </w:rPr>
-              <w:t>Не пустое поле</w:t>
-            </w:r>
-            <w:r>
-              <w:rPr>
-                <w:rFonts w:ascii="Times New Roman" w:hAnsi="Times New Roman" w:cs="Times New Roman"/>
-                <w:sz w:val="28"/>
-                <w:szCs w:val="28"/>
-              </w:rPr>
-              <w:t xml:space="preserve">, внешний ключ </w:t>
-            </w:r>
-            <w:r>
-              <w:rPr>
-                <w:rFonts w:ascii="Times New Roman" w:hAnsi="Times New Roman" w:cs="Times New Roman"/>
-                <w:sz w:val="28"/>
-                <w:szCs w:val="28"/>
-              </w:rPr>
-              <w:t xml:space="preserve">к таблице </w:t>
-            </w:r>
-            <w:r>
-              <w:rPr>
-                <w:rFonts w:ascii="Times New Roman" w:hAnsi="Times New Roman" w:cs="Times New Roman"/>
-                <w:sz w:val="28"/>
-                <w:szCs w:val="28"/>
-              </w:rPr>
-              <w:t>Статус задания</w:t>
+              <w:t>Не пустое поле, внешний ключ к таблице Статус задания</w:t>
             </w:r>
           </w:p>
         </w:tc>
@@ -8809,39 +8557,7 @@
                 <w:sz w:val="28"/>
                 <w:szCs w:val="28"/>
               </w:rPr>
-              <w:t>Пустое поле</w:t>
-            </w:r>
-            <w:r>
-              <w:rPr>
-                <w:rFonts w:ascii="Times New Roman" w:hAnsi="Times New Roman" w:cs="Times New Roman"/>
-                <w:sz w:val="28"/>
-                <w:szCs w:val="28"/>
-              </w:rPr>
-              <w:t xml:space="preserve">, внешний ключ </w:t>
-            </w:r>
-            <w:r>
-              <w:rPr>
-                <w:rFonts w:ascii="Times New Roman" w:hAnsi="Times New Roman" w:cs="Times New Roman"/>
-                <w:sz w:val="28"/>
-                <w:szCs w:val="28"/>
-              </w:rPr>
-              <w:t>к таблице</w:t>
-            </w:r>
-            <w:r>
-              <w:rPr>
-                <w:rFonts w:ascii="Times New Roman" w:hAnsi="Times New Roman" w:cs="Times New Roman"/>
-                <w:sz w:val="28"/>
-                <w:szCs w:val="28"/>
-              </w:rPr>
-              <w:t> </w:t>
-            </w:r>
-            <w:r>
-              <w:rPr>
-                <w:rFonts w:ascii="Times New Roman" w:hAnsi="Times New Roman" w:cs="Times New Roman"/>
-                <w:sz w:val="28"/>
-                <w:szCs w:val="28"/>
-              </w:rPr>
-              <w:t>Пользователи</w:t>
+              <w:t>Пустое поле, внешний ключ к таблице Пользователи</w:t>
             </w:r>
           </w:p>
         </w:tc>
@@ -8945,23 +8661,7 @@
                 <w:sz w:val="28"/>
                 <w:szCs w:val="28"/>
               </w:rPr>
-              <w:t>Не пустое поле</w:t>
-            </w:r>
-            <w:r>
-              <w:rPr>
-                <w:rFonts w:ascii="Times New Roman" w:hAnsi="Times New Roman" w:cs="Times New Roman"/>
-                <w:sz w:val="28"/>
-                <w:szCs w:val="28"/>
-              </w:rPr>
-              <w:t xml:space="preserve">, по умолчанию </w:t>
-            </w:r>
-            <w:r>
-              <w:rPr>
-                <w:rFonts w:ascii="Times New Roman" w:hAnsi="Times New Roman" w:cs="Times New Roman"/>
-                <w:sz w:val="28"/>
-                <w:szCs w:val="28"/>
-              </w:rPr>
-              <w:t>текущее время</w:t>
+              <w:t>Не пустое поле, по умолчанию текущее время</w:t>
             </w:r>
           </w:p>
         </w:tc>
@@ -9066,15 +8766,7 @@
                 <w:sz w:val="28"/>
                 <w:szCs w:val="28"/>
               </w:rPr>
-              <w:t>Пустое поле</w:t>
-            </w:r>
-            <w:r>
-              <w:rPr>
-                <w:rFonts w:ascii="Times New Roman" w:hAnsi="Times New Roman" w:cs="Times New Roman"/>
-                <w:sz w:val="28"/>
-                <w:szCs w:val="28"/>
-              </w:rPr>
-              <w:t>, обновляется триггером</w:t>
+              <w:t>Пустое поле, обновляется триггером</w:t>
             </w:r>
           </w:p>
         </w:tc>
@@ -9178,23 +8870,7 @@
                 <w:sz w:val="28"/>
                 <w:szCs w:val="28"/>
               </w:rPr>
-              <w:t>Не пустое поле</w:t>
-            </w:r>
-            <w:r>
-              <w:rPr>
-                <w:rFonts w:ascii="Times New Roman" w:hAnsi="Times New Roman" w:cs="Times New Roman"/>
-                <w:sz w:val="28"/>
-                <w:szCs w:val="28"/>
-              </w:rPr>
-              <w:t xml:space="preserve">, по умолчанию </w:t>
-            </w:r>
-            <w:r>
-              <w:rPr>
-                <w:rFonts w:ascii="Times New Roman" w:hAnsi="Times New Roman" w:cs="Times New Roman"/>
-                <w:sz w:val="28"/>
-                <w:szCs w:val="28"/>
-              </w:rPr>
-              <w:t>ложь</w:t>
+              <w:t>Не пустое поле, по умолчанию ложь</w:t>
             </w:r>
           </w:p>
         </w:tc>
@@ -9225,7 +8901,6 @@
           <w:sz w:val="28"/>
           <w:szCs w:val="28"/>
         </w:rPr>
-        <w:lastRenderedPageBreak/>
         <w:t>Таблица</w:t>
       </w:r>
       <w:r>
@@ -9312,7 +8987,7 @@
       <w:tr>
         <w:tc>
           <w:tcPr>
-            <w:tcW w:w="2336" w:type="dxa"/>
+            <w:tcW w:w="2261" w:type="dxa"/>
             <w:vAlign w:val="center"/>
           </w:tcPr>
           <w:p>
@@ -9338,7 +9013,7 @@
         </w:tc>
         <w:tc>
           <w:tcPr>
-            <w:tcW w:w="2336" w:type="dxa"/>
+            <w:tcW w:w="2146" w:type="dxa"/>
             <w:vAlign w:val="center"/>
           </w:tcPr>
           <w:p>
@@ -9364,7 +9039,7 @@
         </w:tc>
         <w:tc>
           <w:tcPr>
-            <w:tcW w:w="2336" w:type="dxa"/>
+            <w:tcW w:w="2066" w:type="dxa"/>
             <w:vAlign w:val="center"/>
           </w:tcPr>
           <w:p>
@@ -9390,7 +9065,7 @@
         </w:tc>
         <w:tc>
           <w:tcPr>
-            <w:tcW w:w="2337" w:type="dxa"/>
+            <w:tcW w:w="2872" w:type="dxa"/>
             <w:vAlign w:val="center"/>
           </w:tcPr>
           <w:p>
@@ -9418,7 +9093,7 @@
       <w:tr>
         <w:tc>
           <w:tcPr>
-            <w:tcW w:w="2336" w:type="dxa"/>
+            <w:tcW w:w="2261" w:type="dxa"/>
             <w:vAlign w:val="center"/>
           </w:tcPr>
           <w:p>
@@ -9444,7 +9119,7 @@
         </w:tc>
         <w:tc>
           <w:tcPr>
-            <w:tcW w:w="2336" w:type="dxa"/>
+            <w:tcW w:w="2146" w:type="dxa"/>
             <w:vAlign w:val="center"/>
           </w:tcPr>
           <w:p>
@@ -9472,7 +9147,7 @@
         </w:tc>
         <w:tc>
           <w:tcPr>
-            <w:tcW w:w="2336" w:type="dxa"/>
+            <w:tcW w:w="2066" w:type="dxa"/>
             <w:vAlign w:val="center"/>
           </w:tcPr>
           <w:p>
@@ -9498,6 +9173,168 @@
         </w:tc>
         <w:tc>
           <w:tcPr>
+            <w:tcW w:w="2872" w:type="dxa"/>
+            <w:vAlign w:val="center"/>
+          </w:tcPr>
+          <w:p>
+            <w:pPr>
+              <w:spacing w:line="360" w:lineRule="auto"/>
+              <w:jc w:val="center"/>
+              <w:rPr>
+                <w:rFonts w:ascii="Times New Roman" w:hAnsi="Times New Roman" w:cs="Times New Roman"/>
+                <w:sz w:val="28"/>
+                <w:szCs w:val="28"/>
+                <w:lang w:val="en-US"/>
+              </w:rPr>
+            </w:pPr>
+            <w:r>
+              <w:rPr>
+                <w:rFonts w:ascii="Times New Roman" w:hAnsi="Times New Roman" w:cs="Times New Roman"/>
+                <w:sz w:val="28"/>
+                <w:szCs w:val="28"/>
+              </w:rPr>
+              <w:t xml:space="preserve">Первичный ключ, </w:t>
+            </w:r>
+            <w:proofErr w:type="spellStart"/>
+            <w:r>
+              <w:rPr>
+                <w:rFonts w:ascii="Times New Roman" w:hAnsi="Times New Roman" w:cs="Times New Roman"/>
+                <w:sz w:val="28"/>
+                <w:szCs w:val="28"/>
+              </w:rPr>
+              <w:t>автоинкремент</w:t>
+            </w:r>
+            <w:proofErr w:type="spellEnd"/>
+          </w:p>
+        </w:tc>
+      </w:tr>
+    </w:tbl>
+    <w:p>
+      <w:pPr>
+        <w:rPr>
+          <w:rFonts w:ascii="Times New Roman" w:hAnsi="Times New Roman" w:cs="Times New Roman"/>
+          <w:sz w:val="28"/>
+          <w:szCs w:val="28"/>
+        </w:rPr>
+      </w:pPr>
+    </w:p>
+    <w:p>
+      <w:pPr>
+        <w:ind w:left="567" w:firstLine="567"/>
+        <w:rPr>
+          <w:rFonts w:ascii="Times New Roman" w:hAnsi="Times New Roman" w:cs="Times New Roman"/>
+          <w:sz w:val="28"/>
+          <w:szCs w:val="28"/>
+        </w:rPr>
+      </w:pPr>
+      <w:r>
+        <w:rPr>
+          <w:rFonts w:ascii="Times New Roman" w:hAnsi="Times New Roman" w:cs="Times New Roman"/>
+          <w:sz w:val="28"/>
+          <w:szCs w:val="28"/>
+        </w:rPr>
+        <w:br w:type="page"/>
+      </w:r>
+      <w:r>
+        <w:rPr>
+          <w:rFonts w:ascii="Times New Roman" w:hAnsi="Times New Roman" w:cs="Times New Roman"/>
+          <w:sz w:val="28"/>
+          <w:szCs w:val="28"/>
+        </w:rPr>
+        <w:lastRenderedPageBreak/>
+        <w:t>Продолжение таблицы 1.6.13</w:t>
+      </w:r>
+    </w:p>
+    <w:tbl>
+      <w:tblPr>
+        <w:tblStyle w:val="ac"/>
+        <w:tblW w:w="0" w:type="auto"/>
+        <w:tblLook w:val="04A0" w:firstRow="1" w:lastRow="0" w:firstColumn="1" w:lastColumn="0" w:noHBand="0" w:noVBand="1"/>
+      </w:tblPr>
+      <w:tblGrid>
+        <w:gridCol w:w="2261"/>
+        <w:gridCol w:w="2146"/>
+        <w:gridCol w:w="2066"/>
+        <w:gridCol w:w="2872"/>
+      </w:tblGrid>
+      <w:tr>
+        <w:tc>
+          <w:tcPr>
+            <w:tcW w:w="2336" w:type="dxa"/>
+            <w:vAlign w:val="center"/>
+          </w:tcPr>
+          <w:p>
+            <w:pPr>
+              <w:spacing w:line="360" w:lineRule="auto"/>
+              <w:jc w:val="center"/>
+              <w:rPr>
+                <w:rFonts w:ascii="Times New Roman" w:hAnsi="Times New Roman" w:cs="Times New Roman"/>
+                <w:sz w:val="28"/>
+                <w:szCs w:val="28"/>
+              </w:rPr>
+            </w:pPr>
+            <w:r>
+              <w:rPr>
+                <w:rFonts w:ascii="Times New Roman" w:hAnsi="Times New Roman" w:cs="Times New Roman"/>
+                <w:sz w:val="28"/>
+                <w:szCs w:val="28"/>
+              </w:rPr>
+              <w:t>1</w:t>
+            </w:r>
+          </w:p>
+        </w:tc>
+        <w:tc>
+          <w:tcPr>
+            <w:tcW w:w="2336" w:type="dxa"/>
+            <w:vAlign w:val="center"/>
+          </w:tcPr>
+          <w:p>
+            <w:pPr>
+              <w:spacing w:line="360" w:lineRule="auto"/>
+              <w:jc w:val="center"/>
+              <w:rPr>
+                <w:rFonts w:ascii="Times New Roman" w:hAnsi="Times New Roman" w:cs="Times New Roman"/>
+                <w:sz w:val="28"/>
+                <w:szCs w:val="28"/>
+              </w:rPr>
+            </w:pPr>
+            <w:r>
+              <w:rPr>
+                <w:rFonts w:ascii="Times New Roman" w:hAnsi="Times New Roman" w:cs="Times New Roman"/>
+                <w:sz w:val="28"/>
+                <w:szCs w:val="28"/>
+              </w:rPr>
+              <w:t>2</w:t>
+            </w:r>
+          </w:p>
+        </w:tc>
+        <w:tc>
+          <w:tcPr>
+            <w:tcW w:w="2336" w:type="dxa"/>
+            <w:vAlign w:val="center"/>
+          </w:tcPr>
+          <w:p>
+            <w:pPr>
+              <w:spacing w:line="360" w:lineRule="auto"/>
+              <w:jc w:val="center"/>
+              <w:rPr>
+                <w:rFonts w:ascii="Times New Roman" w:hAnsi="Times New Roman" w:cs="Times New Roman"/>
+                <w:sz w:val="28"/>
+                <w:szCs w:val="28"/>
+              </w:rPr>
+            </w:pPr>
+            <w:r>
+              <w:rPr>
+                <w:rFonts w:ascii="Times New Roman" w:hAnsi="Times New Roman" w:cs="Times New Roman"/>
+                <w:sz w:val="28"/>
+                <w:szCs w:val="28"/>
+              </w:rPr>
+              <w:t>3</w:t>
+            </w:r>
+          </w:p>
+        </w:tc>
+        <w:tc>
+          <w:tcPr>
             <w:tcW w:w="2337" w:type="dxa"/>
             <w:vAlign w:val="center"/>
           </w:tcPr>
@@ -9509,27 +9346,16 @@
                 <w:rFonts w:ascii="Times New Roman" w:hAnsi="Times New Roman" w:cs="Times New Roman"/>
                 <w:sz w:val="28"/>
                 <w:szCs w:val="28"/>
-                <w:lang w:val="en-US"/>
-              </w:rPr>
-            </w:pPr>
-            <w:r>
-              <w:rPr>
-                <w:rFonts w:ascii="Times New Roman" w:hAnsi="Times New Roman" w:cs="Times New Roman"/>
-                <w:sz w:val="28"/>
-                <w:szCs w:val="28"/>
-              </w:rPr>
-              <w:t xml:space="preserve">Первичный ключ, </w:t>
-            </w:r>
-            <w:proofErr w:type="spellStart"/>
-            <w:r>
-              <w:rPr>
-                <w:rFonts w:ascii="Times New Roman" w:hAnsi="Times New Roman" w:cs="Times New Roman"/>
-                <w:sz w:val="28"/>
-                <w:szCs w:val="28"/>
-              </w:rPr>
-              <w:t>автоинкремент</w:t>
-            </w:r>
-            <w:proofErr w:type="spellEnd"/>
+              </w:rPr>
+            </w:pPr>
+            <w:r>
+              <w:rPr>
+                <w:rFonts w:ascii="Times New Roman" w:hAnsi="Times New Roman" w:cs="Times New Roman"/>
+                <w:sz w:val="28"/>
+                <w:szCs w:val="28"/>
+              </w:rPr>
+              <w:t>4</w:t>
+            </w:r>
           </w:p>
         </w:tc>
       </w:tr>
@@ -9635,39 +9461,7 @@
                 <w:sz w:val="28"/>
                 <w:szCs w:val="28"/>
               </w:rPr>
-              <w:t>Не пустое поле</w:t>
-            </w:r>
-            <w:r>
-              <w:rPr>
-                <w:rFonts w:ascii="Times New Roman" w:hAnsi="Times New Roman" w:cs="Times New Roman"/>
-                <w:sz w:val="28"/>
-                <w:szCs w:val="28"/>
-              </w:rPr>
-              <w:t xml:space="preserve">, внешний ключ </w:t>
-            </w:r>
-            <w:r>
-              <w:rPr>
-                <w:rFonts w:ascii="Times New Roman" w:hAnsi="Times New Roman" w:cs="Times New Roman"/>
-                <w:sz w:val="28"/>
-                <w:szCs w:val="28"/>
-              </w:rPr>
-              <w:t>к таблице</w:t>
-            </w:r>
-            <w:r>
-              <w:rPr>
-                <w:rFonts w:ascii="Times New Roman" w:hAnsi="Times New Roman" w:cs="Times New Roman"/>
-                <w:sz w:val="28"/>
-                <w:szCs w:val="28"/>
-              </w:rPr>
-              <w:t> </w:t>
-            </w:r>
-            <w:r>
-              <w:rPr>
-                <w:rFonts w:ascii="Times New Roman" w:hAnsi="Times New Roman" w:cs="Times New Roman"/>
-                <w:sz w:val="28"/>
-                <w:szCs w:val="28"/>
-              </w:rPr>
-              <w:t>Задания</w:t>
+              <w:t>Не пустое поле, внешний ключ к таблице Задания</w:t>
             </w:r>
           </w:p>
         </w:tc>
@@ -9774,39 +9568,7 @@
                 <w:sz w:val="28"/>
                 <w:szCs w:val="28"/>
               </w:rPr>
-              <w:t>Не пустое поле</w:t>
-            </w:r>
-            <w:r>
-              <w:rPr>
-                <w:rFonts w:ascii="Times New Roman" w:hAnsi="Times New Roman" w:cs="Times New Roman"/>
-                <w:sz w:val="28"/>
-                <w:szCs w:val="28"/>
-              </w:rPr>
-              <w:t xml:space="preserve">, внешний ключ </w:t>
-            </w:r>
-            <w:r>
-              <w:rPr>
-                <w:rFonts w:ascii="Times New Roman" w:hAnsi="Times New Roman" w:cs="Times New Roman"/>
-                <w:sz w:val="28"/>
-                <w:szCs w:val="28"/>
-              </w:rPr>
-              <w:t>к таблице</w:t>
-            </w:r>
-            <w:r>
-              <w:rPr>
-                <w:rFonts w:ascii="Times New Roman" w:hAnsi="Times New Roman" w:cs="Times New Roman"/>
-                <w:sz w:val="28"/>
-                <w:szCs w:val="28"/>
-              </w:rPr>
-              <w:t> </w:t>
-            </w:r>
-            <w:r>
-              <w:rPr>
-                <w:rFonts w:ascii="Times New Roman" w:hAnsi="Times New Roman" w:cs="Times New Roman"/>
-                <w:sz w:val="28"/>
-                <w:szCs w:val="28"/>
-              </w:rPr>
-              <w:t>Пользователи</w:t>
+              <w:t>Не пустое поле, внешний ключ к таблице Пользователи</w:t>
             </w:r>
           </w:p>
         </w:tc>
@@ -9913,23 +9675,7 @@
                 <w:sz w:val="28"/>
                 <w:szCs w:val="28"/>
               </w:rPr>
-              <w:t>Не пустое поле</w:t>
-            </w:r>
-            <w:r>
-              <w:rPr>
-                <w:rFonts w:ascii="Times New Roman" w:hAnsi="Times New Roman" w:cs="Times New Roman"/>
-                <w:sz w:val="28"/>
-                <w:szCs w:val="28"/>
-              </w:rPr>
-              <w:t xml:space="preserve">, внешний ключ </w:t>
-            </w:r>
-            <w:r>
-              <w:rPr>
-                <w:rFonts w:ascii="Times New Roman" w:hAnsi="Times New Roman" w:cs="Times New Roman"/>
-                <w:sz w:val="28"/>
-                <w:szCs w:val="28"/>
-              </w:rPr>
-              <w:t>к таблице</w:t>
+              <w:t>Не пустое поле, внешний ключ к таблице</w:t>
             </w:r>
             <w:r>
               <w:rPr>
@@ -9946,15 +9692,7 @@
                 <w:sz w:val="28"/>
                 <w:szCs w:val="28"/>
               </w:rPr>
-              <w:t xml:space="preserve">Роли </w:t>
-            </w:r>
-            <w:r>
-              <w:rPr>
-                <w:rFonts w:ascii="Times New Roman" w:hAnsi="Times New Roman" w:cs="Times New Roman"/>
-                <w:sz w:val="28"/>
-                <w:szCs w:val="28"/>
-              </w:rPr>
-              <w:t>команды</w:t>
+              <w:t>Роли команды</w:t>
             </w:r>
           </w:p>
         </w:tc>
@@ -10271,6 +10009,469 @@
                 <w:szCs w:val="28"/>
               </w:rPr>
               <w:t>Пустое поле</w:t>
+            </w:r>
+          </w:p>
+        </w:tc>
+      </w:tr>
+    </w:tbl>
+    <w:p>
+      <w:pPr>
+        <w:rPr>
+          <w:rFonts w:ascii="Times New Roman" w:hAnsi="Times New Roman" w:cs="Times New Roman"/>
+          <w:sz w:val="28"/>
+          <w:szCs w:val="28"/>
+        </w:rPr>
+      </w:pPr>
+    </w:p>
+    <w:p>
+      <w:pPr>
+        <w:ind w:left="567" w:firstLine="567"/>
+        <w:rPr>
+          <w:rFonts w:ascii="Times New Roman" w:hAnsi="Times New Roman" w:cs="Times New Roman"/>
+          <w:sz w:val="28"/>
+          <w:szCs w:val="28"/>
+        </w:rPr>
+      </w:pPr>
+      <w:r>
+        <w:rPr>
+          <w:rFonts w:ascii="Times New Roman" w:hAnsi="Times New Roman" w:cs="Times New Roman"/>
+          <w:sz w:val="28"/>
+          <w:szCs w:val="28"/>
+        </w:rPr>
+        <w:t>Таблица</w:t>
+      </w:r>
+      <w:r>
+        <w:rPr>
+          <w:rFonts w:ascii="Times New Roman" w:hAnsi="Times New Roman" w:cs="Times New Roman"/>
+          <w:sz w:val="28"/>
+          <w:szCs w:val="28"/>
+        </w:rPr>
+        <w:t xml:space="preserve"> 1.6.14 </w:t>
+      </w:r>
+      <w:r>
+        <w:rPr>
+          <w:rFonts w:ascii="Times New Roman" w:hAnsi="Times New Roman" w:cs="Times New Roman"/>
+          <w:sz w:val="28"/>
+          <w:szCs w:val="28"/>
+        </w:rPr>
+        <w:t>-</w:t>
+      </w:r>
+      <w:r>
+        <w:rPr>
+          <w:rFonts w:ascii="Times New Roman" w:hAnsi="Times New Roman" w:cs="Times New Roman"/>
+          <w:sz w:val="28"/>
+          <w:szCs w:val="28"/>
+        </w:rPr>
+        <w:t> </w:t>
+      </w:r>
+      <w:proofErr w:type="spellStart"/>
+      <w:proofErr w:type="gramStart"/>
+      <w:r>
+        <w:rPr>
+          <w:rFonts w:ascii="Times New Roman" w:hAnsi="Times New Roman" w:cs="Times New Roman"/>
+          <w:sz w:val="28"/>
+          <w:szCs w:val="28"/>
+        </w:rPr>
+        <w:t>remarks</w:t>
+      </w:r>
+      <w:proofErr w:type="spellEnd"/>
+      <w:r>
+        <w:rPr>
+          <w:rFonts w:ascii="Times New Roman" w:hAnsi="Times New Roman" w:cs="Times New Roman"/>
+          <w:sz w:val="28"/>
+          <w:szCs w:val="28"/>
+        </w:rPr>
+        <w:t>(</w:t>
+      </w:r>
+      <w:proofErr w:type="gramEnd"/>
+      <w:r>
+        <w:rPr>
+          <w:rFonts w:ascii="Times New Roman" w:hAnsi="Times New Roman" w:cs="Times New Roman"/>
+          <w:sz w:val="28"/>
+          <w:szCs w:val="28"/>
+        </w:rPr>
+        <w:t>Замечания на доработку</w:t>
+      </w:r>
+      <w:r>
+        <w:rPr>
+          <w:rFonts w:ascii="Times New Roman" w:hAnsi="Times New Roman" w:cs="Times New Roman"/>
+          <w:sz w:val="28"/>
+          <w:szCs w:val="28"/>
+        </w:rPr>
+        <w:t>)</w:t>
+      </w:r>
+    </w:p>
+    <w:tbl>
+      <w:tblPr>
+        <w:tblStyle w:val="ac"/>
+        <w:tblW w:w="0" w:type="auto"/>
+        <w:tblLook w:val="04A0" w:firstRow="1" w:lastRow="0" w:firstColumn="1" w:lastColumn="0" w:noHBand="0" w:noVBand="1"/>
+      </w:tblPr>
+      <w:tblGrid>
+        <w:gridCol w:w="2336"/>
+        <w:gridCol w:w="2336"/>
+        <w:gridCol w:w="2336"/>
+        <w:gridCol w:w="2337"/>
+      </w:tblGrid>
+      <w:tr>
+        <w:tc>
+          <w:tcPr>
+            <w:tcW w:w="2336" w:type="dxa"/>
+            <w:vAlign w:val="center"/>
+          </w:tcPr>
+          <w:p>
+            <w:pPr>
+              <w:spacing w:line="360" w:lineRule="auto"/>
+              <w:jc w:val="center"/>
+              <w:rPr>
+                <w:rFonts w:ascii="Times New Roman" w:hAnsi="Times New Roman" w:cs="Times New Roman"/>
+                <w:sz w:val="28"/>
+                <w:szCs w:val="28"/>
+                <w:lang w:val="en-US"/>
+              </w:rPr>
+            </w:pPr>
+            <w:r>
+              <w:rPr>
+                <w:rFonts w:ascii="Times New Roman" w:hAnsi="Times New Roman" w:cs="Times New Roman"/>
+                <w:sz w:val="28"/>
+                <w:szCs w:val="28"/>
+              </w:rPr>
+              <w:t>Содержание поля</w:t>
+            </w:r>
+          </w:p>
+        </w:tc>
+        <w:tc>
+          <w:tcPr>
+            <w:tcW w:w="2336" w:type="dxa"/>
+            <w:vAlign w:val="center"/>
+          </w:tcPr>
+          <w:p>
+            <w:pPr>
+              <w:spacing w:line="360" w:lineRule="auto"/>
+              <w:jc w:val="center"/>
+              <w:rPr>
+                <w:rFonts w:ascii="Times New Roman" w:hAnsi="Times New Roman" w:cs="Times New Roman"/>
+                <w:sz w:val="28"/>
+                <w:szCs w:val="28"/>
+                <w:lang w:val="en-US"/>
+              </w:rPr>
+            </w:pPr>
+            <w:r>
+              <w:rPr>
+                <w:rFonts w:ascii="Times New Roman" w:hAnsi="Times New Roman" w:cs="Times New Roman"/>
+                <w:sz w:val="28"/>
+                <w:szCs w:val="28"/>
+              </w:rPr>
+              <w:t>Имя поля</w:t>
+            </w:r>
+          </w:p>
+        </w:tc>
+        <w:tc>
+          <w:tcPr>
+            <w:tcW w:w="2336" w:type="dxa"/>
+            <w:vAlign w:val="center"/>
+          </w:tcPr>
+          <w:p>
+            <w:pPr>
+              <w:spacing w:line="360" w:lineRule="auto"/>
+              <w:jc w:val="center"/>
+              <w:rPr>
+                <w:rFonts w:ascii="Times New Roman" w:hAnsi="Times New Roman" w:cs="Times New Roman"/>
+                <w:sz w:val="28"/>
+                <w:szCs w:val="28"/>
+                <w:lang w:val="en-US"/>
+              </w:rPr>
+            </w:pPr>
+            <w:r>
+              <w:rPr>
+                <w:rFonts w:ascii="Times New Roman" w:hAnsi="Times New Roman" w:cs="Times New Roman"/>
+                <w:sz w:val="28"/>
+                <w:szCs w:val="28"/>
+              </w:rPr>
+              <w:t>Тип, длина</w:t>
+            </w:r>
+          </w:p>
+        </w:tc>
+        <w:tc>
+          <w:tcPr>
+            <w:tcW w:w="2337" w:type="dxa"/>
+            <w:vAlign w:val="center"/>
+          </w:tcPr>
+          <w:p>
+            <w:pPr>
+              <w:spacing w:line="360" w:lineRule="auto"/>
+              <w:jc w:val="center"/>
+              <w:rPr>
+                <w:rFonts w:ascii="Times New Roman" w:hAnsi="Times New Roman" w:cs="Times New Roman"/>
+                <w:sz w:val="28"/>
+                <w:szCs w:val="28"/>
+                <w:lang w:val="en-US"/>
+              </w:rPr>
+            </w:pPr>
+            <w:r>
+              <w:rPr>
+                <w:rFonts w:ascii="Times New Roman" w:hAnsi="Times New Roman" w:cs="Times New Roman"/>
+                <w:sz w:val="28"/>
+                <w:szCs w:val="28"/>
+              </w:rPr>
+              <w:t>Примечания</w:t>
+            </w:r>
+          </w:p>
+        </w:tc>
+      </w:tr>
+      <w:tr>
+        <w:tc>
+          <w:tcPr>
+            <w:tcW w:w="2336" w:type="dxa"/>
+            <w:vAlign w:val="center"/>
+          </w:tcPr>
+          <w:p>
+            <w:pPr>
+              <w:spacing w:line="360" w:lineRule="auto"/>
+              <w:jc w:val="center"/>
+              <w:rPr>
+                <w:rFonts w:ascii="Times New Roman" w:hAnsi="Times New Roman" w:cs="Times New Roman"/>
+                <w:sz w:val="28"/>
+                <w:szCs w:val="28"/>
+                <w:lang w:val="en-US"/>
+              </w:rPr>
+            </w:pPr>
+            <w:r>
+              <w:rPr>
+                <w:rFonts w:ascii="Times New Roman" w:hAnsi="Times New Roman" w:cs="Times New Roman"/>
+                <w:sz w:val="28"/>
+                <w:szCs w:val="28"/>
+              </w:rPr>
+              <w:t>Идентификатор</w:t>
+            </w:r>
+          </w:p>
+        </w:tc>
+        <w:tc>
+          <w:tcPr>
+            <w:tcW w:w="2336" w:type="dxa"/>
+            <w:vAlign w:val="center"/>
+          </w:tcPr>
+          <w:p>
+            <w:pPr>
+              <w:spacing w:line="360" w:lineRule="auto"/>
+              <w:jc w:val="center"/>
+              <w:rPr>
+                <w:rFonts w:ascii="Times New Roman" w:hAnsi="Times New Roman" w:cs="Times New Roman"/>
+                <w:sz w:val="28"/>
+                <w:szCs w:val="28"/>
+                <w:lang w:val="en-US"/>
+              </w:rPr>
+            </w:pPr>
+            <w:proofErr w:type="spellStart"/>
+            <w:r>
+              <w:rPr>
+                <w:rFonts w:ascii="Times New Roman" w:hAnsi="Times New Roman" w:cs="Times New Roman"/>
+                <w:sz w:val="28"/>
+                <w:szCs w:val="28"/>
+              </w:rPr>
+              <w:t>remark_id</w:t>
+            </w:r>
+            <w:proofErr w:type="spellEnd"/>
+          </w:p>
+        </w:tc>
+        <w:tc>
+          <w:tcPr>
+            <w:tcW w:w="2336" w:type="dxa"/>
+            <w:vAlign w:val="center"/>
+          </w:tcPr>
+          <w:p>
+            <w:pPr>
+              <w:spacing w:line="360" w:lineRule="auto"/>
+              <w:jc w:val="center"/>
+              <w:rPr>
+                <w:rFonts w:ascii="Times New Roman" w:hAnsi="Times New Roman" w:cs="Times New Roman"/>
+                <w:sz w:val="28"/>
+                <w:szCs w:val="28"/>
+                <w:lang w:val="en-US"/>
+              </w:rPr>
+            </w:pPr>
+            <w:r>
+              <w:rPr>
+                <w:rFonts w:ascii="Times New Roman" w:hAnsi="Times New Roman" w:cs="Times New Roman"/>
+                <w:sz w:val="28"/>
+                <w:szCs w:val="28"/>
+              </w:rPr>
+              <w:t>INT</w:t>
+            </w:r>
+          </w:p>
+        </w:tc>
+        <w:tc>
+          <w:tcPr>
+            <w:tcW w:w="2337" w:type="dxa"/>
+            <w:vAlign w:val="center"/>
+          </w:tcPr>
+          <w:p>
+            <w:pPr>
+              <w:spacing w:line="360" w:lineRule="auto"/>
+              <w:jc w:val="center"/>
+              <w:rPr>
+                <w:rFonts w:ascii="Times New Roman" w:hAnsi="Times New Roman" w:cs="Times New Roman"/>
+                <w:sz w:val="28"/>
+                <w:szCs w:val="28"/>
+                <w:lang w:val="en-US"/>
+              </w:rPr>
+            </w:pPr>
+            <w:r>
+              <w:rPr>
+                <w:rFonts w:ascii="Times New Roman" w:hAnsi="Times New Roman" w:cs="Times New Roman"/>
+                <w:sz w:val="28"/>
+                <w:szCs w:val="28"/>
+              </w:rPr>
+              <w:t xml:space="preserve">Первичный ключ, </w:t>
+            </w:r>
+            <w:proofErr w:type="spellStart"/>
+            <w:r>
+              <w:rPr>
+                <w:rFonts w:ascii="Times New Roman" w:hAnsi="Times New Roman" w:cs="Times New Roman"/>
+                <w:sz w:val="28"/>
+                <w:szCs w:val="28"/>
+              </w:rPr>
+              <w:t>автоинкремент</w:t>
+            </w:r>
+            <w:proofErr w:type="spellEnd"/>
+          </w:p>
+        </w:tc>
+      </w:tr>
+      <w:tr>
+        <w:tc>
+          <w:tcPr>
+            <w:tcW w:w="2336" w:type="dxa"/>
+            <w:vAlign w:val="center"/>
+          </w:tcPr>
+          <w:p>
+            <w:pPr>
+              <w:spacing w:line="360" w:lineRule="auto"/>
+              <w:jc w:val="center"/>
+              <w:rPr>
+                <w:rFonts w:ascii="Times New Roman" w:hAnsi="Times New Roman" w:cs="Times New Roman"/>
+                <w:sz w:val="28"/>
+                <w:szCs w:val="28"/>
+                <w:lang w:val="en-US"/>
+              </w:rPr>
+            </w:pPr>
+            <w:r>
+              <w:rPr>
+                <w:rFonts w:ascii="Times New Roman" w:hAnsi="Times New Roman" w:cs="Times New Roman"/>
+                <w:sz w:val="28"/>
+                <w:szCs w:val="28"/>
+              </w:rPr>
+              <w:t>Код задачи</w:t>
+            </w:r>
+          </w:p>
+        </w:tc>
+        <w:tc>
+          <w:tcPr>
+            <w:tcW w:w="2336" w:type="dxa"/>
+            <w:vAlign w:val="center"/>
+          </w:tcPr>
+          <w:p>
+            <w:pPr>
+              <w:spacing w:line="360" w:lineRule="auto"/>
+              <w:jc w:val="center"/>
+              <w:rPr>
+                <w:rFonts w:ascii="Times New Roman" w:hAnsi="Times New Roman" w:cs="Times New Roman"/>
+                <w:sz w:val="28"/>
+                <w:szCs w:val="28"/>
+                <w:lang w:val="en-US"/>
+              </w:rPr>
+            </w:pPr>
+            <w:proofErr w:type="spellStart"/>
+            <w:r>
+              <w:rPr>
+                <w:rFonts w:ascii="Times New Roman" w:hAnsi="Times New Roman" w:cs="Times New Roman"/>
+                <w:sz w:val="28"/>
+                <w:szCs w:val="28"/>
+              </w:rPr>
+              <w:t>task_id</w:t>
+            </w:r>
+            <w:proofErr w:type="spellEnd"/>
+          </w:p>
+        </w:tc>
+        <w:tc>
+          <w:tcPr>
+            <w:tcW w:w="2336" w:type="dxa"/>
+            <w:vAlign w:val="center"/>
+          </w:tcPr>
+          <w:p>
+            <w:pPr>
+              <w:spacing w:line="360" w:lineRule="auto"/>
+              <w:jc w:val="center"/>
+              <w:rPr>
+                <w:rFonts w:ascii="Times New Roman" w:hAnsi="Times New Roman" w:cs="Times New Roman"/>
+                <w:sz w:val="28"/>
+                <w:szCs w:val="28"/>
+                <w:lang w:val="en-US"/>
+              </w:rPr>
+            </w:pPr>
+            <w:r>
+              <w:rPr>
+                <w:rFonts w:ascii="Times New Roman" w:hAnsi="Times New Roman" w:cs="Times New Roman"/>
+                <w:sz w:val="28"/>
+                <w:szCs w:val="28"/>
+              </w:rPr>
+              <w:t>INT</w:t>
+            </w:r>
+          </w:p>
+        </w:tc>
+        <w:tc>
+          <w:tcPr>
+            <w:tcW w:w="2337" w:type="dxa"/>
+            <w:vAlign w:val="center"/>
+          </w:tcPr>
+          <w:p>
+            <w:pPr>
+              <w:spacing w:line="360" w:lineRule="auto"/>
+              <w:jc w:val="center"/>
+              <w:rPr>
+                <w:rFonts w:ascii="Times New Roman" w:hAnsi="Times New Roman" w:cs="Times New Roman"/>
+                <w:sz w:val="28"/>
+                <w:szCs w:val="28"/>
+              </w:rPr>
+            </w:pPr>
+            <w:r>
+              <w:rPr>
+                <w:rFonts w:ascii="Times New Roman" w:hAnsi="Times New Roman" w:cs="Times New Roman"/>
+                <w:sz w:val="28"/>
+                <w:szCs w:val="28"/>
+              </w:rPr>
+              <w:t>Не пустое поле</w:t>
+            </w:r>
+            <w:r>
+              <w:rPr>
+                <w:rFonts w:ascii="Times New Roman" w:hAnsi="Times New Roman" w:cs="Times New Roman"/>
+                <w:sz w:val="28"/>
+                <w:szCs w:val="28"/>
+              </w:rPr>
+              <w:t xml:space="preserve">, внешний ключ </w:t>
+            </w:r>
+            <w:r>
+              <w:rPr>
+                <w:rFonts w:ascii="Times New Roman" w:hAnsi="Times New Roman" w:cs="Times New Roman"/>
+                <w:sz w:val="28"/>
+                <w:szCs w:val="28"/>
+              </w:rPr>
+              <w:t>к таблице</w:t>
+            </w:r>
+            <w:r>
+              <w:rPr>
+                <w:rFonts w:ascii="Times New Roman" w:hAnsi="Times New Roman" w:cs="Times New Roman"/>
+                <w:sz w:val="28"/>
+                <w:szCs w:val="28"/>
+              </w:rPr>
+              <w:t> </w:t>
+            </w:r>
+            <w:r>
+              <w:rPr>
+                <w:rFonts w:ascii="Times New Roman" w:hAnsi="Times New Roman" w:cs="Times New Roman"/>
+                <w:sz w:val="28"/>
+                <w:szCs w:val="28"/>
+              </w:rPr>
+              <w:t>Задания</w:t>
             </w:r>
           </w:p>
         </w:tc>
@@ -10288,6 +10489,7 @@
     </w:p>
     <w:p>
       <w:pPr>
+        <w:ind w:left="567" w:firstLine="567"/>
         <w:rPr>
           <w:rFonts w:ascii="Times New Roman" w:hAnsi="Times New Roman" w:cs="Times New Roman"/>
           <w:sz w:val="28"/>
@@ -10300,87 +10502,8 @@
           <w:sz w:val="28"/>
           <w:szCs w:val="28"/>
         </w:rPr>
-        <w:br w:type="page"/>
-      </w:r>
-    </w:p>
-    <w:p>
-      <w:pPr>
-        <w:spacing w:line="360" w:lineRule="auto"/>
-        <w:ind w:left="567"/>
-        <w:rPr>
-          <w:rFonts w:ascii="Times New Roman" w:hAnsi="Times New Roman" w:cs="Times New Roman"/>
-          <w:sz w:val="28"/>
-          <w:szCs w:val="28"/>
-        </w:rPr>
-      </w:pPr>
-      <w:r>
-        <w:rPr>
-          <w:rFonts w:ascii="Times New Roman" w:hAnsi="Times New Roman" w:cs="Times New Roman"/>
-          <w:sz w:val="28"/>
-          <w:szCs w:val="28"/>
-        </w:rPr>
         <w:lastRenderedPageBreak/>
-        <w:t>Таблица</w:t>
-      </w:r>
-      <w:r>
-        <w:rPr>
-          <w:rFonts w:ascii="Times New Roman" w:hAnsi="Times New Roman" w:cs="Times New Roman"/>
-          <w:sz w:val="28"/>
-          <w:szCs w:val="28"/>
-        </w:rPr>
-        <w:t xml:space="preserve"> 1.6.14 </w:t>
-      </w:r>
-      <w:r>
-        <w:rPr>
-          <w:rFonts w:ascii="Times New Roman" w:hAnsi="Times New Roman" w:cs="Times New Roman"/>
-          <w:sz w:val="28"/>
-          <w:szCs w:val="28"/>
-        </w:rPr>
-        <w:t>-</w:t>
-      </w:r>
-      <w:r>
-        <w:rPr>
-          <w:rFonts w:ascii="Times New Roman" w:hAnsi="Times New Roman" w:cs="Times New Roman"/>
-          <w:sz w:val="28"/>
-          <w:szCs w:val="28"/>
-        </w:rPr>
-        <w:t> </w:t>
-      </w:r>
-      <w:proofErr w:type="spellStart"/>
-      <w:proofErr w:type="gramStart"/>
-      <w:r>
-        <w:rPr>
-          <w:rFonts w:ascii="Times New Roman" w:hAnsi="Times New Roman" w:cs="Times New Roman"/>
-          <w:sz w:val="28"/>
-          <w:szCs w:val="28"/>
-        </w:rPr>
-        <w:t>remarks</w:t>
-      </w:r>
-      <w:proofErr w:type="spellEnd"/>
-      <w:r>
-        <w:rPr>
-          <w:rFonts w:ascii="Times New Roman" w:hAnsi="Times New Roman" w:cs="Times New Roman"/>
-          <w:sz w:val="28"/>
-          <w:szCs w:val="28"/>
-        </w:rPr>
-        <w:t>(</w:t>
-      </w:r>
-      <w:proofErr w:type="gramEnd"/>
-      <w:r>
-        <w:rPr>
-          <w:rFonts w:ascii="Times New Roman" w:hAnsi="Times New Roman" w:cs="Times New Roman"/>
-          <w:sz w:val="28"/>
-          <w:szCs w:val="28"/>
-        </w:rPr>
-        <w:t>Замечания на доработку</w:t>
-      </w:r>
-      <w:r>
-        <w:rPr>
-          <w:rFonts w:ascii="Times New Roman" w:hAnsi="Times New Roman" w:cs="Times New Roman"/>
-          <w:sz w:val="28"/>
-          <w:szCs w:val="28"/>
-        </w:rPr>
-        <w:t>)</w:t>
+        <w:t>Продолжение таблицы 1.6.14</w:t>
       </w:r>
     </w:p>
     <w:tbl>
@@ -10409,68 +10532,65 @@
                 <w:rFonts w:ascii="Times New Roman" w:hAnsi="Times New Roman" w:cs="Times New Roman"/>
                 <w:sz w:val="28"/>
                 <w:szCs w:val="28"/>
-                <w:lang w:val="en-US"/>
-              </w:rPr>
-            </w:pPr>
-            <w:r>
-              <w:rPr>
-                <w:rFonts w:ascii="Times New Roman" w:hAnsi="Times New Roman" w:cs="Times New Roman"/>
-                <w:sz w:val="28"/>
-                <w:szCs w:val="28"/>
-              </w:rPr>
-              <w:t>Содержание поля</w:t>
-            </w:r>
-          </w:p>
-        </w:tc>
-        <w:tc>
-          <w:tcPr>
-            <w:tcW w:w="2336" w:type="dxa"/>
-            <w:vAlign w:val="center"/>
-          </w:tcPr>
-          <w:p>
-            <w:pPr>
-              <w:spacing w:line="360" w:lineRule="auto"/>
-              <w:jc w:val="center"/>
-              <w:rPr>
-                <w:rFonts w:ascii="Times New Roman" w:hAnsi="Times New Roman" w:cs="Times New Roman"/>
-                <w:sz w:val="28"/>
-                <w:szCs w:val="28"/>
-                <w:lang w:val="en-US"/>
-              </w:rPr>
-            </w:pPr>
-            <w:r>
-              <w:rPr>
-                <w:rFonts w:ascii="Times New Roman" w:hAnsi="Times New Roman" w:cs="Times New Roman"/>
-                <w:sz w:val="28"/>
-                <w:szCs w:val="28"/>
-              </w:rPr>
-              <w:t>Имя поля</w:t>
-            </w:r>
-          </w:p>
-        </w:tc>
-        <w:tc>
-          <w:tcPr>
-            <w:tcW w:w="2336" w:type="dxa"/>
-            <w:vAlign w:val="center"/>
-          </w:tcPr>
-          <w:p>
-            <w:pPr>
-              <w:spacing w:line="360" w:lineRule="auto"/>
-              <w:jc w:val="center"/>
-              <w:rPr>
-                <w:rFonts w:ascii="Times New Roman" w:hAnsi="Times New Roman" w:cs="Times New Roman"/>
-                <w:sz w:val="28"/>
-                <w:szCs w:val="28"/>
-                <w:lang w:val="en-US"/>
-              </w:rPr>
-            </w:pPr>
-            <w:r>
-              <w:rPr>
-                <w:rFonts w:ascii="Times New Roman" w:hAnsi="Times New Roman" w:cs="Times New Roman"/>
-                <w:sz w:val="28"/>
-                <w:szCs w:val="28"/>
-              </w:rPr>
-              <w:t>Тип, длина</w:t>
+              </w:rPr>
+            </w:pPr>
+            <w:r>
+              <w:rPr>
+                <w:rFonts w:ascii="Times New Roman" w:hAnsi="Times New Roman" w:cs="Times New Roman"/>
+                <w:sz w:val="28"/>
+                <w:szCs w:val="28"/>
+              </w:rPr>
+              <w:t>1</w:t>
+            </w:r>
+          </w:p>
+        </w:tc>
+        <w:tc>
+          <w:tcPr>
+            <w:tcW w:w="2336" w:type="dxa"/>
+            <w:vAlign w:val="center"/>
+          </w:tcPr>
+          <w:p>
+            <w:pPr>
+              <w:spacing w:line="360" w:lineRule="auto"/>
+              <w:jc w:val="center"/>
+              <w:rPr>
+                <w:rFonts w:ascii="Times New Roman" w:hAnsi="Times New Roman" w:cs="Times New Roman"/>
+                <w:sz w:val="28"/>
+                <w:szCs w:val="28"/>
+              </w:rPr>
+            </w:pPr>
+            <w:r>
+              <w:rPr>
+                <w:rFonts w:ascii="Times New Roman" w:hAnsi="Times New Roman" w:cs="Times New Roman"/>
+                <w:sz w:val="28"/>
+                <w:szCs w:val="28"/>
+              </w:rPr>
+              <w:t>2</w:t>
+            </w:r>
+          </w:p>
+        </w:tc>
+        <w:tc>
+          <w:tcPr>
+            <w:tcW w:w="2336" w:type="dxa"/>
+            <w:vAlign w:val="center"/>
+          </w:tcPr>
+          <w:p>
+            <w:pPr>
+              <w:spacing w:line="360" w:lineRule="auto"/>
+              <w:jc w:val="center"/>
+              <w:rPr>
+                <w:rFonts w:ascii="Times New Roman" w:hAnsi="Times New Roman" w:cs="Times New Roman"/>
+                <w:sz w:val="28"/>
+                <w:szCs w:val="28"/>
+              </w:rPr>
+            </w:pPr>
+            <w:r>
+              <w:rPr>
+                <w:rFonts w:ascii="Times New Roman" w:hAnsi="Times New Roman" w:cs="Times New Roman"/>
+                <w:sz w:val="28"/>
+                <w:szCs w:val="28"/>
+              </w:rPr>
+              <w:t>3</w:t>
             </w:r>
           </w:p>
         </w:tc>
@@ -10487,16 +10607,15 @@
                 <w:rFonts w:ascii="Times New Roman" w:hAnsi="Times New Roman" w:cs="Times New Roman"/>
                 <w:sz w:val="28"/>
                 <w:szCs w:val="28"/>
-                <w:lang w:val="en-US"/>
-              </w:rPr>
-            </w:pPr>
-            <w:r>
-              <w:rPr>
-                <w:rFonts w:ascii="Times New Roman" w:hAnsi="Times New Roman" w:cs="Times New Roman"/>
-                <w:sz w:val="28"/>
-                <w:szCs w:val="28"/>
-              </w:rPr>
-              <w:t>Примечания</w:t>
+              </w:rPr>
+            </w:pPr>
+            <w:r>
+              <w:rPr>
+                <w:rFonts w:ascii="Times New Roman" w:hAnsi="Times New Roman" w:cs="Times New Roman"/>
+                <w:sz w:val="28"/>
+                <w:szCs w:val="28"/>
+              </w:rPr>
+              <w:t>4</w:t>
             </w:r>
           </w:p>
         </w:tc>
@@ -10524,7 +10643,7 @@
                 <w:sz w:val="28"/>
                 <w:szCs w:val="28"/>
               </w:rPr>
-              <w:t>Идентификатор</w:t>
+              <w:t>Код записи об изменении</w:t>
             </w:r>
           </w:p>
         </w:tc>
@@ -10551,7 +10670,7 @@
                 <w:sz w:val="28"/>
                 <w:szCs w:val="28"/>
               </w:rPr>
-              <w:t>remark_id</w:t>
+              <w:t>change_id</w:t>
             </w:r>
             <w:proofErr w:type="spellEnd"/>
           </w:p>
@@ -10595,27 +10714,33 @@
                 <w:rFonts w:ascii="Times New Roman" w:hAnsi="Times New Roman" w:cs="Times New Roman"/>
                 <w:sz w:val="28"/>
                 <w:szCs w:val="28"/>
-                <w:lang w:val="en-US"/>
-              </w:rPr>
-            </w:pPr>
-            <w:r>
-              <w:rPr>
-                <w:rFonts w:ascii="Times New Roman" w:hAnsi="Times New Roman" w:cs="Times New Roman"/>
-                <w:sz w:val="28"/>
-                <w:szCs w:val="28"/>
-              </w:rPr>
-              <w:t xml:space="preserve">Первичный ключ, </w:t>
-            </w:r>
-            <w:proofErr w:type="spellStart"/>
-            <w:r>
-              <w:rPr>
-                <w:rFonts w:ascii="Times New Roman" w:hAnsi="Times New Roman" w:cs="Times New Roman"/>
-                <w:sz w:val="28"/>
-                <w:szCs w:val="28"/>
-              </w:rPr>
-              <w:t>автоинкремент</w:t>
-            </w:r>
-            <w:proofErr w:type="spellEnd"/>
+              </w:rPr>
+            </w:pPr>
+            <w:r>
+              <w:rPr>
+                <w:rFonts w:ascii="Times New Roman" w:hAnsi="Times New Roman" w:cs="Times New Roman"/>
+                <w:sz w:val="28"/>
+                <w:szCs w:val="28"/>
+              </w:rPr>
+              <w:t>пустое поле, внешний ключ к таблице</w:t>
+            </w:r>
+            <w:r>
+              <w:rPr>
+                <w:rFonts w:ascii="Times New Roman" w:hAnsi="Times New Roman" w:cs="Times New Roman"/>
+                <w:sz w:val="28"/>
+                <w:szCs w:val="28"/>
+                <w:lang w:val="en-US"/>
+              </w:rPr>
+              <w:t> </w:t>
+            </w:r>
+            <w:r>
+              <w:rPr>
+                <w:rFonts w:ascii="Times New Roman" w:hAnsi="Times New Roman" w:cs="Times New Roman"/>
+                <w:sz w:val="28"/>
+                <w:szCs w:val="28"/>
+              </w:rPr>
+              <w:t>История изменения задач</w:t>
+            </w:r>
           </w:p>
         </w:tc>
       </w:tr>
@@ -10642,7 +10767,7 @@
                 <w:sz w:val="28"/>
                 <w:szCs w:val="28"/>
               </w:rPr>
-              <w:t>Код задачи</w:t>
+              <w:t>Код автора замечания</w:t>
             </w:r>
           </w:p>
         </w:tc>
@@ -10669,7 +10794,7 @@
                 <w:sz w:val="28"/>
                 <w:szCs w:val="28"/>
               </w:rPr>
-              <w:t>task_id</w:t>
+              <w:t>author_user_id</w:t>
             </w:r>
             <w:proofErr w:type="spellEnd"/>
           </w:p>
@@ -10721,39 +10846,7 @@
                 <w:sz w:val="28"/>
                 <w:szCs w:val="28"/>
               </w:rPr>
-              <w:t>Не пустое поле</w:t>
-            </w:r>
-            <w:r>
-              <w:rPr>
-                <w:rFonts w:ascii="Times New Roman" w:hAnsi="Times New Roman" w:cs="Times New Roman"/>
-                <w:sz w:val="28"/>
-                <w:szCs w:val="28"/>
-              </w:rPr>
-              <w:t xml:space="preserve">, внешний ключ </w:t>
-            </w:r>
-            <w:r>
-              <w:rPr>
-                <w:rFonts w:ascii="Times New Roman" w:hAnsi="Times New Roman" w:cs="Times New Roman"/>
-                <w:sz w:val="28"/>
-                <w:szCs w:val="28"/>
-              </w:rPr>
-              <w:t>к таблице</w:t>
-            </w:r>
-            <w:r>
-              <w:rPr>
-                <w:rFonts w:ascii="Times New Roman" w:hAnsi="Times New Roman" w:cs="Times New Roman"/>
-                <w:sz w:val="28"/>
-                <w:szCs w:val="28"/>
-              </w:rPr>
-              <w:t> </w:t>
-            </w:r>
-            <w:r>
-              <w:rPr>
-                <w:rFonts w:ascii="Times New Roman" w:hAnsi="Times New Roman" w:cs="Times New Roman"/>
-                <w:sz w:val="28"/>
-                <w:szCs w:val="28"/>
-              </w:rPr>
-              <w:t>Задания</w:t>
+              <w:t>Не пустое поле, внешний ключ к таблице Пользователи</w:t>
             </w:r>
           </w:p>
         </w:tc>
@@ -10781,7 +10874,7 @@
                 <w:sz w:val="28"/>
                 <w:szCs w:val="28"/>
               </w:rPr>
-              <w:t>Код записи об изменении</w:t>
+              <w:t>Идентификатор фрагмента</w:t>
             </w:r>
           </w:p>
         </w:tc>
@@ -10808,7 +10901,7 @@
                 <w:sz w:val="28"/>
                 <w:szCs w:val="28"/>
               </w:rPr>
-              <w:t>change_id</w:t>
+              <w:t>fragment_identifier</w:t>
             </w:r>
             <w:proofErr w:type="spellEnd"/>
           </w:p>
@@ -10829,13 +10922,23 @@
                 <w:lang w:val="en-US"/>
               </w:rPr>
             </w:pPr>
-            <w:r>
-              <w:rPr>
-                <w:rFonts w:ascii="Times New Roman" w:hAnsi="Times New Roman" w:cs="Times New Roman"/>
-                <w:sz w:val="28"/>
-                <w:szCs w:val="28"/>
-              </w:rPr>
-              <w:t>INT</w:t>
+            <w:proofErr w:type="gramStart"/>
+            <w:r>
+              <w:rPr>
+                <w:rFonts w:ascii="Times New Roman" w:hAnsi="Times New Roman" w:cs="Times New Roman"/>
+                <w:sz w:val="28"/>
+                <w:szCs w:val="28"/>
+              </w:rPr>
+              <w:t>VARCHAR(</w:t>
+            </w:r>
+            <w:proofErr w:type="gramEnd"/>
+            <w:r>
+              <w:rPr>
+                <w:rFonts w:ascii="Times New Roman" w:hAnsi="Times New Roman" w:cs="Times New Roman"/>
+                <w:sz w:val="28"/>
+                <w:szCs w:val="28"/>
+              </w:rPr>
+              <w:t>255)</w:t>
             </w:r>
           </w:p>
         </w:tc>
@@ -10860,40 +10963,7 @@
                 <w:sz w:val="28"/>
                 <w:szCs w:val="28"/>
               </w:rPr>
-              <w:t>пустое поле</w:t>
-            </w:r>
-            <w:r>
-              <w:rPr>
-                <w:rFonts w:ascii="Times New Roman" w:hAnsi="Times New Roman" w:cs="Times New Roman"/>
-                <w:sz w:val="28"/>
-                <w:szCs w:val="28"/>
-              </w:rPr>
-              <w:t xml:space="preserve">, внешний ключ </w:t>
-            </w:r>
-            <w:r>
-              <w:rPr>
-                <w:rFonts w:ascii="Times New Roman" w:hAnsi="Times New Roman" w:cs="Times New Roman"/>
-                <w:sz w:val="28"/>
-                <w:szCs w:val="28"/>
-              </w:rPr>
-              <w:t>к таблице</w:t>
-            </w:r>
-            <w:r>
-              <w:rPr>
-                <w:rFonts w:ascii="Times New Roman" w:hAnsi="Times New Roman" w:cs="Times New Roman"/>
-                <w:sz w:val="28"/>
-                <w:szCs w:val="28"/>
-                <w:lang w:val="en-US"/>
-              </w:rPr>
-              <w:t> </w:t>
-            </w:r>
-            <w:r>
-              <w:rPr>
-                <w:rFonts w:ascii="Times New Roman" w:hAnsi="Times New Roman" w:cs="Times New Roman"/>
-                <w:sz w:val="28"/>
-                <w:szCs w:val="28"/>
-              </w:rPr>
-              <w:t>История изменения задач</w:t>
+              <w:t>Не пустое поле (номер строки или блока)</w:t>
             </w:r>
           </w:p>
         </w:tc>
@@ -10912,33 +10982,31 @@
                 <w:rFonts w:ascii="Times New Roman" w:hAnsi="Times New Roman" w:cs="Times New Roman"/>
                 <w:sz w:val="28"/>
                 <w:szCs w:val="28"/>
-                <w:lang w:val="en-US"/>
-              </w:rPr>
-            </w:pPr>
-            <w:r>
-              <w:rPr>
-                <w:rFonts w:ascii="Times New Roman" w:hAnsi="Times New Roman" w:cs="Times New Roman"/>
-                <w:sz w:val="28"/>
-                <w:szCs w:val="28"/>
-              </w:rPr>
-              <w:t>Код автора замечания</w:t>
-            </w:r>
-          </w:p>
-        </w:tc>
-        <w:tc>
-          <w:tcPr>
-            <w:tcW w:w="2336" w:type="dxa"/>
-            <w:vAlign w:val="center"/>
-          </w:tcPr>
-          <w:p>
-            <w:pPr>
-              <w:spacing w:line="360" w:lineRule="auto"/>
-              <w:jc w:val="center"/>
-              <w:rPr>
-                <w:rFonts w:ascii="Times New Roman" w:hAnsi="Times New Roman" w:cs="Times New Roman"/>
-                <w:sz w:val="28"/>
-                <w:szCs w:val="28"/>
-                <w:lang w:val="en-US"/>
+              </w:rPr>
+            </w:pPr>
+            <w:r>
+              <w:rPr>
+                <w:rFonts w:ascii="Times New Roman" w:hAnsi="Times New Roman" w:cs="Times New Roman"/>
+                <w:sz w:val="28"/>
+                <w:szCs w:val="28"/>
+              </w:rPr>
+              <w:t>Текст замечания</w:t>
+            </w:r>
+          </w:p>
+        </w:tc>
+        <w:tc>
+          <w:tcPr>
+            <w:tcW w:w="2336" w:type="dxa"/>
+            <w:vAlign w:val="center"/>
+          </w:tcPr>
+          <w:p>
+            <w:pPr>
+              <w:spacing w:line="360" w:lineRule="auto"/>
+              <w:jc w:val="center"/>
+              <w:rPr>
+                <w:rFonts w:ascii="Times New Roman" w:hAnsi="Times New Roman" w:cs="Times New Roman"/>
+                <w:sz w:val="28"/>
+                <w:szCs w:val="28"/>
               </w:rPr>
             </w:pPr>
             <w:proofErr w:type="spellStart"/>
@@ -10948,7 +11016,7 @@
                 <w:sz w:val="28"/>
                 <w:szCs w:val="28"/>
               </w:rPr>
-              <w:t>author_user_id</w:t>
+              <w:t>text</w:t>
             </w:r>
             <w:proofErr w:type="spellEnd"/>
           </w:p>
@@ -10966,16 +11034,15 @@
                 <w:rFonts w:ascii="Times New Roman" w:hAnsi="Times New Roman" w:cs="Times New Roman"/>
                 <w:sz w:val="28"/>
                 <w:szCs w:val="28"/>
-                <w:lang w:val="en-US"/>
-              </w:rPr>
-            </w:pPr>
-            <w:r>
-              <w:rPr>
-                <w:rFonts w:ascii="Times New Roman" w:hAnsi="Times New Roman" w:cs="Times New Roman"/>
-                <w:sz w:val="28"/>
-                <w:szCs w:val="28"/>
-              </w:rPr>
-              <w:t>INT</w:t>
+              </w:rPr>
+            </w:pPr>
+            <w:r>
+              <w:rPr>
+                <w:rFonts w:ascii="Times New Roman" w:hAnsi="Times New Roman" w:cs="Times New Roman"/>
+                <w:sz w:val="28"/>
+                <w:szCs w:val="28"/>
+              </w:rPr>
+              <w:t>TEXT</w:t>
             </w:r>
           </w:p>
         </w:tc>
@@ -11001,30 +11068,6 @@
                 <w:szCs w:val="28"/>
               </w:rPr>
               <w:t>Не пустое поле</w:t>
-            </w:r>
-            <w:r>
-              <w:rPr>
-                <w:rFonts w:ascii="Times New Roman" w:hAnsi="Times New Roman" w:cs="Times New Roman"/>
-                <w:sz w:val="28"/>
-                <w:szCs w:val="28"/>
-              </w:rPr>
-              <w:t xml:space="preserve">, внешний ключ </w:t>
-            </w:r>
-            <w:r>
-              <w:rPr>
-                <w:rFonts w:ascii="Times New Roman" w:hAnsi="Times New Roman" w:cs="Times New Roman"/>
-                <w:sz w:val="28"/>
-                <w:szCs w:val="28"/>
-              </w:rPr>
-              <w:t xml:space="preserve">к таблице </w:t>
-            </w:r>
-            <w:r>
-              <w:rPr>
-                <w:rFonts w:ascii="Times New Roman" w:hAnsi="Times New Roman" w:cs="Times New Roman"/>
-                <w:sz w:val="28"/>
-                <w:szCs w:val="28"/>
-              </w:rPr>
-              <w:t>Пользователи</w:t>
             </w:r>
           </w:p>
         </w:tc>
@@ -11043,33 +11086,31 @@
                 <w:rFonts w:ascii="Times New Roman" w:hAnsi="Times New Roman" w:cs="Times New Roman"/>
                 <w:sz w:val="28"/>
                 <w:szCs w:val="28"/>
-                <w:lang w:val="en-US"/>
-              </w:rPr>
-            </w:pPr>
-            <w:r>
-              <w:rPr>
-                <w:rFonts w:ascii="Times New Roman" w:hAnsi="Times New Roman" w:cs="Times New Roman"/>
-                <w:sz w:val="28"/>
-                <w:szCs w:val="28"/>
-              </w:rPr>
-              <w:t>Идентификатор фрагмента</w:t>
-            </w:r>
-          </w:p>
-        </w:tc>
-        <w:tc>
-          <w:tcPr>
-            <w:tcW w:w="2336" w:type="dxa"/>
-            <w:vAlign w:val="center"/>
-          </w:tcPr>
-          <w:p>
-            <w:pPr>
-              <w:spacing w:line="360" w:lineRule="auto"/>
-              <w:jc w:val="center"/>
-              <w:rPr>
-                <w:rFonts w:ascii="Times New Roman" w:hAnsi="Times New Roman" w:cs="Times New Roman"/>
-                <w:sz w:val="28"/>
-                <w:szCs w:val="28"/>
-                <w:lang w:val="en-US"/>
+              </w:rPr>
+            </w:pPr>
+            <w:r>
+              <w:rPr>
+                <w:rFonts w:ascii="Times New Roman" w:hAnsi="Times New Roman" w:cs="Times New Roman"/>
+                <w:sz w:val="28"/>
+                <w:szCs w:val="28"/>
+              </w:rPr>
+              <w:t>Дата и время отправки</w:t>
+            </w:r>
+          </w:p>
+        </w:tc>
+        <w:tc>
+          <w:tcPr>
+            <w:tcW w:w="2336" w:type="dxa"/>
+            <w:vAlign w:val="center"/>
+          </w:tcPr>
+          <w:p>
+            <w:pPr>
+              <w:spacing w:line="360" w:lineRule="auto"/>
+              <w:jc w:val="center"/>
+              <w:rPr>
+                <w:rFonts w:ascii="Times New Roman" w:hAnsi="Times New Roman" w:cs="Times New Roman"/>
+                <w:sz w:val="28"/>
+                <w:szCs w:val="28"/>
               </w:rPr>
             </w:pPr>
             <w:proofErr w:type="spellStart"/>
@@ -11079,7 +11120,7 @@
                 <w:sz w:val="28"/>
                 <w:szCs w:val="28"/>
               </w:rPr>
-              <w:t>fragment_identifier</w:t>
+              <w:t>sent</w:t>
             </w:r>
             <w:proofErr w:type="spellEnd"/>
           </w:p>
@@ -11097,26 +11138,15 @@
                 <w:rFonts w:ascii="Times New Roman" w:hAnsi="Times New Roman" w:cs="Times New Roman"/>
                 <w:sz w:val="28"/>
                 <w:szCs w:val="28"/>
-                <w:lang w:val="en-US"/>
-              </w:rPr>
-            </w:pPr>
-            <w:proofErr w:type="gramStart"/>
-            <w:r>
-              <w:rPr>
-                <w:rFonts w:ascii="Times New Roman" w:hAnsi="Times New Roman" w:cs="Times New Roman"/>
-                <w:sz w:val="28"/>
-                <w:szCs w:val="28"/>
-              </w:rPr>
-              <w:t>VARCHAR(</w:t>
-            </w:r>
-            <w:proofErr w:type="gramEnd"/>
-            <w:r>
-              <w:rPr>
-                <w:rFonts w:ascii="Times New Roman" w:hAnsi="Times New Roman" w:cs="Times New Roman"/>
-                <w:sz w:val="28"/>
-                <w:szCs w:val="28"/>
-              </w:rPr>
-              <w:t>255)</w:t>
+              </w:rPr>
+            </w:pPr>
+            <w:r>
+              <w:rPr>
+                <w:rFonts w:ascii="Times New Roman" w:hAnsi="Times New Roman" w:cs="Times New Roman"/>
+                <w:sz w:val="28"/>
+                <w:szCs w:val="28"/>
+              </w:rPr>
+              <w:t>DATETIME</w:t>
             </w:r>
           </w:p>
         </w:tc>
@@ -11141,15 +11171,7 @@
                 <w:sz w:val="28"/>
                 <w:szCs w:val="28"/>
               </w:rPr>
-              <w:t xml:space="preserve">Не пустое поле </w:t>
-            </w:r>
-            <w:r>
-              <w:rPr>
-                <w:rFonts w:ascii="Times New Roman" w:hAnsi="Times New Roman" w:cs="Times New Roman"/>
-                <w:sz w:val="28"/>
-                <w:szCs w:val="28"/>
-              </w:rPr>
-              <w:t>(номер строки или блока)</w:t>
+              <w:t>Не пустое поле, по умолчанию текущее время</w:t>
             </w:r>
           </w:p>
         </w:tc>
@@ -11176,7 +11198,7 @@
                 <w:sz w:val="28"/>
                 <w:szCs w:val="28"/>
               </w:rPr>
-              <w:t>Текст замечания</w:t>
+              <w:t>Код статуса замечания</w:t>
             </w:r>
           </w:p>
         </w:tc>
@@ -11202,7 +11224,7 @@
                 <w:sz w:val="28"/>
                 <w:szCs w:val="28"/>
               </w:rPr>
-              <w:t>text</w:t>
+              <w:t>remark_status_id</w:t>
             </w:r>
             <w:proofErr w:type="spellEnd"/>
           </w:p>
@@ -11228,7 +11250,7 @@
                 <w:sz w:val="28"/>
                 <w:szCs w:val="28"/>
               </w:rPr>
-              <w:t>TEXT</w:t>
+              <w:t>INT</w:t>
             </w:r>
           </w:p>
         </w:tc>
@@ -11253,247 +11275,7 @@
                 <w:sz w:val="28"/>
                 <w:szCs w:val="28"/>
               </w:rPr>
-              <w:t>Не пустое поле</w:t>
-            </w:r>
-          </w:p>
-        </w:tc>
-      </w:tr>
-      <w:tr>
-        <w:tc>
-          <w:tcPr>
-            <w:tcW w:w="2336" w:type="dxa"/>
-            <w:vAlign w:val="center"/>
-          </w:tcPr>
-          <w:p>
-            <w:pPr>
-              <w:spacing w:line="360" w:lineRule="auto"/>
-              <w:jc w:val="center"/>
-              <w:rPr>
-                <w:rFonts w:ascii="Times New Roman" w:hAnsi="Times New Roman" w:cs="Times New Roman"/>
-                <w:sz w:val="28"/>
-                <w:szCs w:val="28"/>
-              </w:rPr>
-            </w:pPr>
-            <w:r>
-              <w:rPr>
-                <w:rFonts w:ascii="Times New Roman" w:hAnsi="Times New Roman" w:cs="Times New Roman"/>
-                <w:sz w:val="28"/>
-                <w:szCs w:val="28"/>
-              </w:rPr>
-              <w:t>Дата и время отправки</w:t>
-            </w:r>
-          </w:p>
-        </w:tc>
-        <w:tc>
-          <w:tcPr>
-            <w:tcW w:w="2336" w:type="dxa"/>
-            <w:vAlign w:val="center"/>
-          </w:tcPr>
-          <w:p>
-            <w:pPr>
-              <w:spacing w:line="360" w:lineRule="auto"/>
-              <w:jc w:val="center"/>
-              <w:rPr>
-                <w:rFonts w:ascii="Times New Roman" w:hAnsi="Times New Roman" w:cs="Times New Roman"/>
-                <w:sz w:val="28"/>
-                <w:szCs w:val="28"/>
-              </w:rPr>
-            </w:pPr>
-            <w:proofErr w:type="spellStart"/>
-            <w:r>
-              <w:rPr>
-                <w:rFonts w:ascii="Times New Roman" w:hAnsi="Times New Roman" w:cs="Times New Roman"/>
-                <w:sz w:val="28"/>
-                <w:szCs w:val="28"/>
-              </w:rPr>
-              <w:t>sent</w:t>
-            </w:r>
-            <w:proofErr w:type="spellEnd"/>
-          </w:p>
-        </w:tc>
-        <w:tc>
-          <w:tcPr>
-            <w:tcW w:w="2336" w:type="dxa"/>
-            <w:vAlign w:val="center"/>
-          </w:tcPr>
-          <w:p>
-            <w:pPr>
-              <w:spacing w:line="360" w:lineRule="auto"/>
-              <w:jc w:val="center"/>
-              <w:rPr>
-                <w:rFonts w:ascii="Times New Roman" w:hAnsi="Times New Roman" w:cs="Times New Roman"/>
-                <w:sz w:val="28"/>
-                <w:szCs w:val="28"/>
-              </w:rPr>
-            </w:pPr>
-            <w:r>
-              <w:rPr>
-                <w:rFonts w:ascii="Times New Roman" w:hAnsi="Times New Roman" w:cs="Times New Roman"/>
-                <w:sz w:val="28"/>
-                <w:szCs w:val="28"/>
-              </w:rPr>
-              <w:t>DATETIME</w:t>
-            </w:r>
-          </w:p>
-        </w:tc>
-        <w:tc>
-          <w:tcPr>
-            <w:tcW w:w="2337" w:type="dxa"/>
-            <w:vAlign w:val="center"/>
-          </w:tcPr>
-          <w:p>
-            <w:pPr>
-              <w:spacing w:line="360" w:lineRule="auto"/>
-              <w:jc w:val="center"/>
-              <w:rPr>
-                <w:rFonts w:ascii="Times New Roman" w:hAnsi="Times New Roman" w:cs="Times New Roman"/>
-                <w:sz w:val="28"/>
-                <w:szCs w:val="28"/>
-              </w:rPr>
-            </w:pPr>
-            <w:r>
-              <w:rPr>
-                <w:rFonts w:ascii="Times New Roman" w:hAnsi="Times New Roman" w:cs="Times New Roman"/>
-                <w:sz w:val="28"/>
-                <w:szCs w:val="28"/>
-              </w:rPr>
-              <w:t>Не пустое поле</w:t>
-            </w:r>
-            <w:r>
-              <w:rPr>
-                <w:rFonts w:ascii="Times New Roman" w:hAnsi="Times New Roman" w:cs="Times New Roman"/>
-                <w:sz w:val="28"/>
-                <w:szCs w:val="28"/>
-              </w:rPr>
-              <w:t xml:space="preserve">, по умолчанию </w:t>
-            </w:r>
-            <w:r>
-              <w:rPr>
-                <w:rFonts w:ascii="Times New Roman" w:hAnsi="Times New Roman" w:cs="Times New Roman"/>
-                <w:sz w:val="28"/>
-                <w:szCs w:val="28"/>
-              </w:rPr>
-              <w:t>текущее время</w:t>
-            </w:r>
-          </w:p>
-        </w:tc>
-      </w:tr>
-      <w:tr>
-        <w:tc>
-          <w:tcPr>
-            <w:tcW w:w="2336" w:type="dxa"/>
-            <w:vAlign w:val="center"/>
-          </w:tcPr>
-          <w:p>
-            <w:pPr>
-              <w:spacing w:line="360" w:lineRule="auto"/>
-              <w:jc w:val="center"/>
-              <w:rPr>
-                <w:rFonts w:ascii="Times New Roman" w:hAnsi="Times New Roman" w:cs="Times New Roman"/>
-                <w:sz w:val="28"/>
-                <w:szCs w:val="28"/>
-              </w:rPr>
-            </w:pPr>
-            <w:r>
-              <w:rPr>
-                <w:rFonts w:ascii="Times New Roman" w:hAnsi="Times New Roman" w:cs="Times New Roman"/>
-                <w:sz w:val="28"/>
-                <w:szCs w:val="28"/>
-              </w:rPr>
-              <w:t>Код статуса замечания</w:t>
-            </w:r>
-          </w:p>
-        </w:tc>
-        <w:tc>
-          <w:tcPr>
-            <w:tcW w:w="2336" w:type="dxa"/>
-            <w:vAlign w:val="center"/>
-          </w:tcPr>
-          <w:p>
-            <w:pPr>
-              <w:spacing w:line="360" w:lineRule="auto"/>
-              <w:jc w:val="center"/>
-              <w:rPr>
-                <w:rFonts w:ascii="Times New Roman" w:hAnsi="Times New Roman" w:cs="Times New Roman"/>
-                <w:sz w:val="28"/>
-                <w:szCs w:val="28"/>
-              </w:rPr>
-            </w:pPr>
-            <w:proofErr w:type="spellStart"/>
-            <w:r>
-              <w:rPr>
-                <w:rFonts w:ascii="Times New Roman" w:hAnsi="Times New Roman" w:cs="Times New Roman"/>
-                <w:sz w:val="28"/>
-                <w:szCs w:val="28"/>
-              </w:rPr>
-              <w:t>remark_status_id</w:t>
-            </w:r>
-            <w:proofErr w:type="spellEnd"/>
-          </w:p>
-        </w:tc>
-        <w:tc>
-          <w:tcPr>
-            <w:tcW w:w="2336" w:type="dxa"/>
-            <w:vAlign w:val="center"/>
-          </w:tcPr>
-          <w:p>
-            <w:pPr>
-              <w:spacing w:line="360" w:lineRule="auto"/>
-              <w:jc w:val="center"/>
-              <w:rPr>
-                <w:rFonts w:ascii="Times New Roman" w:hAnsi="Times New Roman" w:cs="Times New Roman"/>
-                <w:sz w:val="28"/>
-                <w:szCs w:val="28"/>
-              </w:rPr>
-            </w:pPr>
-            <w:r>
-              <w:rPr>
-                <w:rFonts w:ascii="Times New Roman" w:hAnsi="Times New Roman" w:cs="Times New Roman"/>
-                <w:sz w:val="28"/>
-                <w:szCs w:val="28"/>
-              </w:rPr>
-              <w:t>INT</w:t>
-            </w:r>
-          </w:p>
-        </w:tc>
-        <w:tc>
-          <w:tcPr>
-            <w:tcW w:w="2337" w:type="dxa"/>
-            <w:vAlign w:val="center"/>
-          </w:tcPr>
-          <w:p>
-            <w:pPr>
-              <w:spacing w:line="360" w:lineRule="auto"/>
-              <w:jc w:val="center"/>
-              <w:rPr>
-                <w:rFonts w:ascii="Times New Roman" w:hAnsi="Times New Roman" w:cs="Times New Roman"/>
-                <w:sz w:val="28"/>
-                <w:szCs w:val="28"/>
-              </w:rPr>
-            </w:pPr>
-            <w:r>
-              <w:rPr>
-                <w:rFonts w:ascii="Times New Roman" w:hAnsi="Times New Roman" w:cs="Times New Roman"/>
-                <w:sz w:val="28"/>
-                <w:szCs w:val="28"/>
-              </w:rPr>
-              <w:t>Не пустое поле</w:t>
-            </w:r>
-            <w:r>
-              <w:rPr>
-                <w:rFonts w:ascii="Times New Roman" w:hAnsi="Times New Roman" w:cs="Times New Roman"/>
-                <w:sz w:val="28"/>
-                <w:szCs w:val="28"/>
-              </w:rPr>
-              <w:t xml:space="preserve">, внешний ключ </w:t>
-            </w:r>
-            <w:r>
-              <w:rPr>
-                <w:rFonts w:ascii="Times New Roman" w:hAnsi="Times New Roman" w:cs="Times New Roman"/>
-                <w:sz w:val="28"/>
-                <w:szCs w:val="28"/>
-              </w:rPr>
-              <w:t>к таблице</w:t>
+              <w:t>Не пустое поле, внешний ключ к таблице</w:t>
             </w:r>
             <w:r>
               <w:rPr>
@@ -11518,7 +11300,6 @@
     </w:tbl>
     <w:p>
       <w:pPr>
-        <w:spacing w:line="360" w:lineRule="auto"/>
         <w:rPr>
           <w:rFonts w:ascii="Times New Roman" w:hAnsi="Times New Roman" w:cs="Times New Roman"/>
           <w:sz w:val="28"/>
@@ -11528,6 +11309,8 @@
     </w:p>
     <w:p>
       <w:pPr>
+        <w:spacing w:line="360" w:lineRule="auto"/>
+        <w:ind w:left="567" w:firstLine="567"/>
         <w:rPr>
           <w:rFonts w:ascii="Times New Roman" w:hAnsi="Times New Roman" w:cs="Times New Roman"/>
           <w:sz w:val="28"/>
@@ -11540,27 +11323,6 @@
           <w:sz w:val="28"/>
           <w:szCs w:val="28"/>
         </w:rPr>
-        <w:br w:type="page"/>
-      </w:r>
-    </w:p>
-    <w:p>
-      <w:pPr>
-        <w:spacing w:line="360" w:lineRule="auto"/>
-        <w:ind w:left="567"/>
-        <w:rPr>
-          <w:rFonts w:ascii="Times New Roman" w:hAnsi="Times New Roman" w:cs="Times New Roman"/>
-          <w:sz w:val="28"/>
-          <w:szCs w:val="28"/>
-          <w:lang w:val="en-US"/>
-        </w:rPr>
-      </w:pPr>
-      <w:r>
-        <w:rPr>
-          <w:rFonts w:ascii="Times New Roman" w:hAnsi="Times New Roman" w:cs="Times New Roman"/>
-          <w:sz w:val="28"/>
-          <w:szCs w:val="28"/>
-        </w:rPr>
-        <w:lastRenderedPageBreak/>
         <w:t>Таблица</w:t>
       </w:r>
       <w:r>
@@ -11639,7 +11401,7 @@
       <w:tr>
         <w:tc>
           <w:tcPr>
-            <w:tcW w:w="2336" w:type="dxa"/>
+            <w:tcW w:w="2219" w:type="dxa"/>
             <w:vAlign w:val="center"/>
           </w:tcPr>
           <w:p>
@@ -11665,7 +11427,7 @@
         </w:tc>
         <w:tc>
           <w:tcPr>
-            <w:tcW w:w="2336" w:type="dxa"/>
+            <w:tcW w:w="2254" w:type="dxa"/>
             <w:vAlign w:val="center"/>
           </w:tcPr>
           <w:p>
@@ -11691,7 +11453,7 @@
         </w:tc>
         <w:tc>
           <w:tcPr>
-            <w:tcW w:w="2336" w:type="dxa"/>
+            <w:tcW w:w="2000" w:type="dxa"/>
             <w:vAlign w:val="center"/>
           </w:tcPr>
           <w:p>
@@ -11717,7 +11479,7 @@
         </w:tc>
         <w:tc>
           <w:tcPr>
-            <w:tcW w:w="2337" w:type="dxa"/>
+            <w:tcW w:w="2872" w:type="dxa"/>
             <w:vAlign w:val="center"/>
           </w:tcPr>
           <w:p>
@@ -11745,7 +11507,7 @@
       <w:tr>
         <w:tc>
           <w:tcPr>
-            <w:tcW w:w="2336" w:type="dxa"/>
+            <w:tcW w:w="2219" w:type="dxa"/>
             <w:vAlign w:val="center"/>
           </w:tcPr>
           <w:p>
@@ -11771,7 +11533,7 @@
         </w:tc>
         <w:tc>
           <w:tcPr>
-            <w:tcW w:w="2336" w:type="dxa"/>
+            <w:tcW w:w="2254" w:type="dxa"/>
             <w:vAlign w:val="center"/>
           </w:tcPr>
           <w:p>
@@ -11799,7 +11561,7 @@
         </w:tc>
         <w:tc>
           <w:tcPr>
-            <w:tcW w:w="2336" w:type="dxa"/>
+            <w:tcW w:w="2000" w:type="dxa"/>
             <w:vAlign w:val="center"/>
           </w:tcPr>
           <w:p>
@@ -11825,6 +11587,159 @@
         </w:tc>
         <w:tc>
           <w:tcPr>
+            <w:tcW w:w="2872" w:type="dxa"/>
+            <w:vAlign w:val="center"/>
+          </w:tcPr>
+          <w:p>
+            <w:pPr>
+              <w:spacing w:line="360" w:lineRule="auto"/>
+              <w:jc w:val="center"/>
+              <w:rPr>
+                <w:rFonts w:ascii="Times New Roman" w:hAnsi="Times New Roman" w:cs="Times New Roman"/>
+                <w:sz w:val="28"/>
+                <w:szCs w:val="28"/>
+                <w:lang w:val="en-US"/>
+              </w:rPr>
+            </w:pPr>
+            <w:r>
+              <w:rPr>
+                <w:rFonts w:ascii="Times New Roman" w:hAnsi="Times New Roman" w:cs="Times New Roman"/>
+                <w:sz w:val="28"/>
+                <w:szCs w:val="28"/>
+              </w:rPr>
+              <w:t xml:space="preserve">Первичный ключ, </w:t>
+            </w:r>
+            <w:proofErr w:type="spellStart"/>
+            <w:r>
+              <w:rPr>
+                <w:rFonts w:ascii="Times New Roman" w:hAnsi="Times New Roman" w:cs="Times New Roman"/>
+                <w:sz w:val="28"/>
+                <w:szCs w:val="28"/>
+              </w:rPr>
+              <w:t>автоинкремент</w:t>
+            </w:r>
+            <w:proofErr w:type="spellEnd"/>
+          </w:p>
+        </w:tc>
+      </w:tr>
+    </w:tbl>
+    <w:p>
+      <w:pPr>
+        <w:rPr>
+          <w:rFonts w:ascii="Times New Roman" w:hAnsi="Times New Roman" w:cs="Times New Roman"/>
+          <w:sz w:val="28"/>
+          <w:szCs w:val="28"/>
+        </w:rPr>
+      </w:pPr>
+    </w:p>
+    <w:p>
+      <w:pPr>
+        <w:rPr>
+          <w:rFonts w:ascii="Times New Roman" w:hAnsi="Times New Roman" w:cs="Times New Roman"/>
+          <w:sz w:val="28"/>
+          <w:szCs w:val="28"/>
+        </w:rPr>
+      </w:pPr>
+      <w:r>
+        <w:rPr>
+          <w:rFonts w:ascii="Times New Roman" w:hAnsi="Times New Roman" w:cs="Times New Roman"/>
+          <w:sz w:val="28"/>
+          <w:szCs w:val="28"/>
+        </w:rPr>
+        <w:lastRenderedPageBreak/>
+        <w:t>Продолжение таблицы 1.6.15</w:t>
+      </w:r>
+    </w:p>
+    <w:tbl>
+      <w:tblPr>
+        <w:tblStyle w:val="ac"/>
+        <w:tblW w:w="0" w:type="auto"/>
+        <w:tblLook w:val="04A0" w:firstRow="1" w:lastRow="0" w:firstColumn="1" w:lastColumn="0" w:noHBand="0" w:noVBand="1"/>
+      </w:tblPr>
+      <w:tblGrid>
+        <w:gridCol w:w="2126"/>
+        <w:gridCol w:w="2272"/>
+        <w:gridCol w:w="2075"/>
+        <w:gridCol w:w="2872"/>
+      </w:tblGrid>
+      <w:tr>
+        <w:tc>
+          <w:tcPr>
+            <w:tcW w:w="2336" w:type="dxa"/>
+            <w:vAlign w:val="center"/>
+          </w:tcPr>
+          <w:p>
+            <w:pPr>
+              <w:spacing w:line="360" w:lineRule="auto"/>
+              <w:jc w:val="center"/>
+              <w:rPr>
+                <w:rFonts w:ascii="Times New Roman" w:hAnsi="Times New Roman" w:cs="Times New Roman"/>
+                <w:sz w:val="28"/>
+                <w:szCs w:val="28"/>
+              </w:rPr>
+            </w:pPr>
+            <w:r>
+              <w:rPr>
+                <w:rFonts w:ascii="Times New Roman" w:hAnsi="Times New Roman" w:cs="Times New Roman"/>
+                <w:sz w:val="28"/>
+                <w:szCs w:val="28"/>
+              </w:rPr>
+              <w:t>1</w:t>
+            </w:r>
+          </w:p>
+        </w:tc>
+        <w:tc>
+          <w:tcPr>
+            <w:tcW w:w="2336" w:type="dxa"/>
+            <w:vAlign w:val="center"/>
+          </w:tcPr>
+          <w:p>
+            <w:pPr>
+              <w:spacing w:line="360" w:lineRule="auto"/>
+              <w:jc w:val="center"/>
+              <w:rPr>
+                <w:rFonts w:ascii="Times New Roman" w:hAnsi="Times New Roman" w:cs="Times New Roman"/>
+                <w:sz w:val="28"/>
+                <w:szCs w:val="28"/>
+              </w:rPr>
+            </w:pPr>
+            <w:r>
+              <w:rPr>
+                <w:rFonts w:ascii="Times New Roman" w:hAnsi="Times New Roman" w:cs="Times New Roman"/>
+                <w:sz w:val="28"/>
+                <w:szCs w:val="28"/>
+              </w:rPr>
+              <w:t>2</w:t>
+            </w:r>
+          </w:p>
+        </w:tc>
+        <w:tc>
+          <w:tcPr>
+            <w:tcW w:w="2336" w:type="dxa"/>
+            <w:vAlign w:val="center"/>
+          </w:tcPr>
+          <w:p>
+            <w:pPr>
+              <w:spacing w:line="360" w:lineRule="auto"/>
+              <w:jc w:val="center"/>
+              <w:rPr>
+                <w:rFonts w:ascii="Times New Roman" w:hAnsi="Times New Roman" w:cs="Times New Roman"/>
+                <w:sz w:val="28"/>
+                <w:szCs w:val="28"/>
+              </w:rPr>
+            </w:pPr>
+            <w:r>
+              <w:rPr>
+                <w:rFonts w:ascii="Times New Roman" w:hAnsi="Times New Roman" w:cs="Times New Roman"/>
+                <w:sz w:val="28"/>
+                <w:szCs w:val="28"/>
+              </w:rPr>
+              <w:t>3</w:t>
+            </w:r>
+          </w:p>
+        </w:tc>
+        <w:tc>
+          <w:tcPr>
             <w:tcW w:w="2337" w:type="dxa"/>
             <w:vAlign w:val="center"/>
           </w:tcPr>
@@ -11836,27 +11751,16 @@
                 <w:rFonts w:ascii="Times New Roman" w:hAnsi="Times New Roman" w:cs="Times New Roman"/>
                 <w:sz w:val="28"/>
                 <w:szCs w:val="28"/>
-                <w:lang w:val="en-US"/>
-              </w:rPr>
-            </w:pPr>
-            <w:r>
-              <w:rPr>
-                <w:rFonts w:ascii="Times New Roman" w:hAnsi="Times New Roman" w:cs="Times New Roman"/>
-                <w:sz w:val="28"/>
-                <w:szCs w:val="28"/>
-              </w:rPr>
-              <w:t xml:space="preserve">Первичный ключ, </w:t>
-            </w:r>
-            <w:proofErr w:type="spellStart"/>
-            <w:r>
-              <w:rPr>
-                <w:rFonts w:ascii="Times New Roman" w:hAnsi="Times New Roman" w:cs="Times New Roman"/>
-                <w:sz w:val="28"/>
-                <w:szCs w:val="28"/>
-              </w:rPr>
-              <w:t>автоинкремент</w:t>
-            </w:r>
-            <w:proofErr w:type="spellEnd"/>
+              </w:rPr>
+            </w:pPr>
+            <w:r>
+              <w:rPr>
+                <w:rFonts w:ascii="Times New Roman" w:hAnsi="Times New Roman" w:cs="Times New Roman"/>
+                <w:sz w:val="28"/>
+                <w:szCs w:val="28"/>
+              </w:rPr>
+              <w:t>4</w:t>
+            </w:r>
           </w:p>
         </w:tc>
       </w:tr>
@@ -11962,39 +11866,7 @@
                 <w:sz w:val="28"/>
                 <w:szCs w:val="28"/>
               </w:rPr>
-              <w:t>Не пустое поле</w:t>
-            </w:r>
-            <w:r>
-              <w:rPr>
-                <w:rFonts w:ascii="Times New Roman" w:hAnsi="Times New Roman" w:cs="Times New Roman"/>
-                <w:sz w:val="28"/>
-                <w:szCs w:val="28"/>
-              </w:rPr>
-              <w:t xml:space="preserve">, внешний ключ </w:t>
-            </w:r>
-            <w:r>
-              <w:rPr>
-                <w:rFonts w:ascii="Times New Roman" w:hAnsi="Times New Roman" w:cs="Times New Roman"/>
-                <w:sz w:val="28"/>
-                <w:szCs w:val="28"/>
-              </w:rPr>
-              <w:t>к таблице</w:t>
-            </w:r>
-            <w:r>
-              <w:rPr>
-                <w:rFonts w:ascii="Times New Roman" w:hAnsi="Times New Roman" w:cs="Times New Roman"/>
-                <w:sz w:val="28"/>
-                <w:szCs w:val="28"/>
-              </w:rPr>
-              <w:t> </w:t>
-            </w:r>
-            <w:r>
-              <w:rPr>
-                <w:rFonts w:ascii="Times New Roman" w:hAnsi="Times New Roman" w:cs="Times New Roman"/>
-                <w:sz w:val="28"/>
-                <w:szCs w:val="28"/>
-              </w:rPr>
-              <w:t>Пользователи</w:t>
+              <w:t>Не пустое поле, внешний ключ к таблице Пользователи</w:t>
             </w:r>
           </w:p>
         </w:tc>
@@ -12101,39 +11973,7 @@
                 <w:sz w:val="28"/>
                 <w:szCs w:val="28"/>
               </w:rPr>
-              <w:t>Пустое поле</w:t>
-            </w:r>
-            <w:r>
-              <w:rPr>
-                <w:rFonts w:ascii="Times New Roman" w:hAnsi="Times New Roman" w:cs="Times New Roman"/>
-                <w:sz w:val="28"/>
-                <w:szCs w:val="28"/>
-              </w:rPr>
-              <w:t xml:space="preserve">, внешний ключ </w:t>
-            </w:r>
-            <w:r>
-              <w:rPr>
-                <w:rFonts w:ascii="Times New Roman" w:hAnsi="Times New Roman" w:cs="Times New Roman"/>
-                <w:sz w:val="28"/>
-                <w:szCs w:val="28"/>
-              </w:rPr>
-              <w:t>к таблице</w:t>
-            </w:r>
-            <w:r>
-              <w:rPr>
-                <w:rFonts w:ascii="Times New Roman" w:hAnsi="Times New Roman" w:cs="Times New Roman"/>
-                <w:sz w:val="28"/>
-                <w:szCs w:val="28"/>
-              </w:rPr>
-              <w:t> </w:t>
-            </w:r>
-            <w:r>
-              <w:rPr>
-                <w:rFonts w:ascii="Times New Roman" w:hAnsi="Times New Roman" w:cs="Times New Roman"/>
-                <w:sz w:val="28"/>
-                <w:szCs w:val="28"/>
-              </w:rPr>
-              <w:t>Задания</w:t>
+              <w:t>Пустое поле, внешний ключ к таблице Задания</w:t>
             </w:r>
           </w:p>
         </w:tc>
@@ -12348,15 +12188,7 @@
                 <w:sz w:val="28"/>
                 <w:szCs w:val="28"/>
               </w:rPr>
-              <w:t>Не пустое поле</w:t>
-            </w:r>
-            <w:r>
-              <w:rPr>
-                <w:rFonts w:ascii="Times New Roman" w:hAnsi="Times New Roman" w:cs="Times New Roman"/>
-                <w:sz w:val="28"/>
-                <w:szCs w:val="28"/>
-              </w:rPr>
-              <w:t xml:space="preserve">, по умолчанию </w:t>
+              <w:t xml:space="preserve">Не пустое поле, по умолчанию </w:t>
             </w:r>
             <w:r>
               <w:rPr>
@@ -12468,23 +12300,7 @@
                 <w:sz w:val="28"/>
                 <w:szCs w:val="28"/>
               </w:rPr>
-              <w:t>Не пустое поле</w:t>
-            </w:r>
-            <w:r>
-              <w:rPr>
-                <w:rFonts w:ascii="Times New Roman" w:hAnsi="Times New Roman" w:cs="Times New Roman"/>
-                <w:sz w:val="28"/>
-                <w:szCs w:val="28"/>
-              </w:rPr>
-              <w:t xml:space="preserve">, внешний ключ </w:t>
-            </w:r>
-            <w:r>
-              <w:rPr>
-                <w:rFonts w:ascii="Times New Roman" w:hAnsi="Times New Roman" w:cs="Times New Roman"/>
-                <w:sz w:val="28"/>
-                <w:szCs w:val="28"/>
-              </w:rPr>
-              <w:t>к таблице</w:t>
+              <w:t>Не пустое поле, внешний ключ к таблице</w:t>
             </w:r>
             <w:r>
               <w:rPr>
@@ -12611,14 +12427,14 @@
       </w:tblPr>
       <w:tblGrid>
         <w:gridCol w:w="2086"/>
-        <w:gridCol w:w="2535"/>
-        <w:gridCol w:w="2017"/>
-        <w:gridCol w:w="2707"/>
+        <w:gridCol w:w="2231"/>
+        <w:gridCol w:w="2156"/>
+        <w:gridCol w:w="2872"/>
       </w:tblGrid>
       <w:tr>
         <w:tc>
           <w:tcPr>
-            <w:tcW w:w="1988" w:type="dxa"/>
+            <w:tcW w:w="2086" w:type="dxa"/>
             <w:vAlign w:val="center"/>
           </w:tcPr>
           <w:p>
@@ -12644,7 +12460,7 @@
         </w:tc>
         <w:tc>
           <w:tcPr>
-            <w:tcW w:w="2573" w:type="dxa"/>
+            <w:tcW w:w="2231" w:type="dxa"/>
             <w:vAlign w:val="center"/>
           </w:tcPr>
           <w:p>
@@ -12670,7 +12486,7 @@
         </w:tc>
         <w:tc>
           <w:tcPr>
-            <w:tcW w:w="2053" w:type="dxa"/>
+            <w:tcW w:w="2156" w:type="dxa"/>
             <w:vAlign w:val="center"/>
           </w:tcPr>
           <w:p>
@@ -12696,7 +12512,7 @@
         </w:tc>
         <w:tc>
           <w:tcPr>
-            <w:tcW w:w="2731" w:type="dxa"/>
+            <w:tcW w:w="2872" w:type="dxa"/>
             <w:vAlign w:val="center"/>
           </w:tcPr>
           <w:p>
@@ -12724,7 +12540,7 @@
       <w:tr>
         <w:tc>
           <w:tcPr>
-            <w:tcW w:w="1988" w:type="dxa"/>
+            <w:tcW w:w="2086" w:type="dxa"/>
             <w:vAlign w:val="center"/>
           </w:tcPr>
           <w:p>
@@ -12750,7 +12566,7 @@
         </w:tc>
         <w:tc>
           <w:tcPr>
-            <w:tcW w:w="2573" w:type="dxa"/>
+            <w:tcW w:w="2231" w:type="dxa"/>
             <w:vAlign w:val="center"/>
           </w:tcPr>
           <w:p>
@@ -12778,7 +12594,7 @@
         </w:tc>
         <w:tc>
           <w:tcPr>
-            <w:tcW w:w="2053" w:type="dxa"/>
+            <w:tcW w:w="2156" w:type="dxa"/>
             <w:vAlign w:val="center"/>
           </w:tcPr>
           <w:p>
@@ -12804,7 +12620,7 @@
         </w:tc>
         <w:tc>
           <w:tcPr>
-            <w:tcW w:w="2731" w:type="dxa"/>
+            <w:tcW w:w="2872" w:type="dxa"/>
             <w:vAlign w:val="center"/>
           </w:tcPr>
           <w:p>
@@ -12836,38 +12652,230 @@
               <w:t>автоинкремент</w:t>
             </w:r>
             <w:proofErr w:type="spellEnd"/>
+          </w:p>
+        </w:tc>
+      </w:tr>
+      <w:tr>
+        <w:tc>
+          <w:tcPr>
+            <w:tcW w:w="2086" w:type="dxa"/>
+            <w:vAlign w:val="center"/>
+          </w:tcPr>
+          <w:p>
+            <w:pPr>
+              <w:spacing w:line="360" w:lineRule="auto"/>
+              <w:jc w:val="center"/>
+              <w:rPr>
+                <w:rFonts w:ascii="Times New Roman" w:hAnsi="Times New Roman" w:cs="Times New Roman"/>
+                <w:sz w:val="28"/>
+                <w:szCs w:val="28"/>
+              </w:rPr>
+            </w:pPr>
+            <w:r>
+              <w:rPr>
+                <w:rFonts w:ascii="Times New Roman" w:hAnsi="Times New Roman" w:cs="Times New Roman"/>
+                <w:sz w:val="28"/>
+                <w:szCs w:val="28"/>
+              </w:rPr>
+              <w:t>Код пользователя</w:t>
+            </w:r>
+          </w:p>
+        </w:tc>
+        <w:tc>
+          <w:tcPr>
+            <w:tcW w:w="2231" w:type="dxa"/>
+            <w:vAlign w:val="center"/>
+          </w:tcPr>
+          <w:p>
+            <w:pPr>
+              <w:spacing w:line="360" w:lineRule="auto"/>
+              <w:jc w:val="center"/>
+              <w:rPr>
+                <w:rFonts w:ascii="Times New Roman" w:hAnsi="Times New Roman" w:cs="Times New Roman"/>
+                <w:sz w:val="28"/>
+                <w:szCs w:val="28"/>
+              </w:rPr>
+            </w:pPr>
+            <w:proofErr w:type="spellStart"/>
+            <w:r>
+              <w:rPr>
+                <w:rFonts w:ascii="Times New Roman" w:hAnsi="Times New Roman" w:cs="Times New Roman"/>
+                <w:sz w:val="28"/>
+                <w:szCs w:val="28"/>
+              </w:rPr>
+              <w:t>user_id</w:t>
+            </w:r>
+            <w:proofErr w:type="spellEnd"/>
+          </w:p>
+        </w:tc>
+        <w:tc>
+          <w:tcPr>
+            <w:tcW w:w="2156" w:type="dxa"/>
+            <w:vAlign w:val="center"/>
+          </w:tcPr>
+          <w:p>
+            <w:pPr>
+              <w:spacing w:line="360" w:lineRule="auto"/>
+              <w:jc w:val="center"/>
+              <w:rPr>
+                <w:rFonts w:ascii="Times New Roman" w:hAnsi="Times New Roman" w:cs="Times New Roman"/>
+                <w:sz w:val="28"/>
+                <w:szCs w:val="28"/>
+              </w:rPr>
+            </w:pPr>
+            <w:r>
+              <w:rPr>
+                <w:rFonts w:ascii="Times New Roman" w:hAnsi="Times New Roman" w:cs="Times New Roman"/>
+                <w:sz w:val="28"/>
+                <w:szCs w:val="28"/>
+              </w:rPr>
+              <w:t>INT</w:t>
+            </w:r>
+          </w:p>
+        </w:tc>
+        <w:tc>
+          <w:tcPr>
+            <w:tcW w:w="2872" w:type="dxa"/>
+            <w:vAlign w:val="center"/>
+          </w:tcPr>
+          <w:p>
+            <w:pPr>
+              <w:spacing w:line="360" w:lineRule="auto"/>
+              <w:jc w:val="center"/>
+              <w:rPr>
+                <w:rFonts w:ascii="Times New Roman" w:hAnsi="Times New Roman" w:cs="Times New Roman"/>
+                <w:sz w:val="28"/>
+                <w:szCs w:val="28"/>
+              </w:rPr>
+            </w:pPr>
+            <w:r>
+              <w:rPr>
+                <w:rFonts w:ascii="Times New Roman" w:hAnsi="Times New Roman" w:cs="Times New Roman"/>
+                <w:sz w:val="28"/>
+                <w:szCs w:val="28"/>
+              </w:rPr>
+              <w:t>Не пустое поле, внешний ключ к таблице Пользователи</w:t>
+            </w:r>
+          </w:p>
+        </w:tc>
+      </w:tr>
+      <w:tr>
+        <w:tc>
+          <w:tcPr>
+            <w:tcW w:w="2086" w:type="dxa"/>
+            <w:vAlign w:val="center"/>
+          </w:tcPr>
+          <w:p>
+            <w:pPr>
+              <w:spacing w:line="360" w:lineRule="auto"/>
+              <w:jc w:val="center"/>
+              <w:rPr>
+                <w:rFonts w:ascii="Times New Roman" w:hAnsi="Times New Roman" w:cs="Times New Roman"/>
+                <w:sz w:val="28"/>
+                <w:szCs w:val="28"/>
+              </w:rPr>
+            </w:pPr>
+            <w:r>
+              <w:rPr>
+                <w:rFonts w:ascii="Times New Roman" w:hAnsi="Times New Roman" w:cs="Times New Roman"/>
+                <w:sz w:val="28"/>
+                <w:szCs w:val="28"/>
+              </w:rPr>
+              <w:t>Тема обращения</w:t>
+            </w:r>
+          </w:p>
+        </w:tc>
+        <w:tc>
+          <w:tcPr>
+            <w:tcW w:w="2231" w:type="dxa"/>
+            <w:vAlign w:val="center"/>
+          </w:tcPr>
+          <w:p>
+            <w:pPr>
+              <w:spacing w:line="360" w:lineRule="auto"/>
+              <w:jc w:val="center"/>
+              <w:rPr>
+                <w:rFonts w:ascii="Times New Roman" w:hAnsi="Times New Roman" w:cs="Times New Roman"/>
+                <w:sz w:val="28"/>
+                <w:szCs w:val="28"/>
+              </w:rPr>
+            </w:pPr>
+            <w:proofErr w:type="spellStart"/>
+            <w:r>
+              <w:rPr>
+                <w:rFonts w:ascii="Times New Roman" w:hAnsi="Times New Roman" w:cs="Times New Roman"/>
+                <w:sz w:val="28"/>
+                <w:szCs w:val="28"/>
+              </w:rPr>
+              <w:t>subject</w:t>
+            </w:r>
+            <w:proofErr w:type="spellEnd"/>
+          </w:p>
+        </w:tc>
+        <w:tc>
+          <w:tcPr>
+            <w:tcW w:w="2156" w:type="dxa"/>
+            <w:vAlign w:val="center"/>
+          </w:tcPr>
+          <w:p>
+            <w:pPr>
+              <w:spacing w:line="360" w:lineRule="auto"/>
+              <w:jc w:val="center"/>
+              <w:rPr>
+                <w:rFonts w:ascii="Times New Roman" w:hAnsi="Times New Roman" w:cs="Times New Roman"/>
+                <w:sz w:val="28"/>
+                <w:szCs w:val="28"/>
+              </w:rPr>
+            </w:pPr>
+            <w:proofErr w:type="gramStart"/>
+            <w:r>
+              <w:rPr>
+                <w:rFonts w:ascii="Times New Roman" w:hAnsi="Times New Roman" w:cs="Times New Roman"/>
+                <w:sz w:val="28"/>
+                <w:szCs w:val="28"/>
+              </w:rPr>
+              <w:t>VARCHAR(</w:t>
+            </w:r>
+            <w:proofErr w:type="gramEnd"/>
+            <w:r>
+              <w:rPr>
+                <w:rFonts w:ascii="Times New Roman" w:hAnsi="Times New Roman" w:cs="Times New Roman"/>
+                <w:sz w:val="28"/>
+                <w:szCs w:val="28"/>
+              </w:rPr>
+              <w:t>500)</w:t>
+            </w:r>
+          </w:p>
+        </w:tc>
+        <w:tc>
+          <w:tcPr>
+            <w:tcW w:w="2872" w:type="dxa"/>
+            <w:vAlign w:val="center"/>
+          </w:tcPr>
+          <w:p>
+            <w:pPr>
+              <w:spacing w:line="360" w:lineRule="auto"/>
+              <w:jc w:val="center"/>
+              <w:rPr>
+                <w:rFonts w:ascii="Times New Roman" w:hAnsi="Times New Roman" w:cs="Times New Roman"/>
+                <w:sz w:val="28"/>
+                <w:szCs w:val="28"/>
+              </w:rPr>
+            </w:pPr>
+            <w:r>
+              <w:rPr>
+                <w:rFonts w:ascii="Times New Roman" w:hAnsi="Times New Roman" w:cs="Times New Roman"/>
+                <w:sz w:val="28"/>
+                <w:szCs w:val="28"/>
+              </w:rPr>
+              <w:t>Не пустое поле</w:t>
+            </w:r>
           </w:p>
         </w:tc>
       </w:tr>
     </w:tbl>
     <w:p>
       <w:pPr>
-        <w:rPr>
-          <w:rFonts w:ascii="Times New Roman" w:hAnsi="Times New Roman" w:cs="Times New Roman"/>
-          <w:sz w:val="28"/>
-          <w:szCs w:val="28"/>
-        </w:rPr>
-      </w:pPr>
-    </w:p>
-    <w:p>
-      <w:pPr>
-        <w:rPr>
-          <w:rFonts w:ascii="Times New Roman" w:hAnsi="Times New Roman" w:cs="Times New Roman"/>
-          <w:sz w:val="28"/>
-          <w:szCs w:val="28"/>
-        </w:rPr>
-      </w:pPr>
-      <w:r>
-        <w:rPr>
-          <w:rFonts w:ascii="Times New Roman" w:hAnsi="Times New Roman" w:cs="Times New Roman"/>
-          <w:sz w:val="28"/>
-          <w:szCs w:val="28"/>
-        </w:rPr>
-        <w:br w:type="page"/>
-      </w:r>
-    </w:p>
-    <w:p>
-      <w:pPr>
         <w:spacing w:line="360" w:lineRule="auto"/>
         <w:ind w:left="567" w:firstLine="567"/>
         <w:rPr>
@@ -12890,8 +12898,17 @@
           <w:rFonts w:ascii="Times New Roman" w:hAnsi="Times New Roman" w:cs="Times New Roman"/>
           <w:sz w:val="28"/>
           <w:szCs w:val="28"/>
-        </w:rPr>
-        <w:t>1.6.16</w:t>
+          <w:lang w:val="en-US"/>
+        </w:rPr>
+        <w:t>1</w:t>
+      </w:r>
+      <w:r>
+        <w:rPr>
+          <w:rFonts w:ascii="Times New Roman" w:hAnsi="Times New Roman" w:cs="Times New Roman"/>
+          <w:sz w:val="28"/>
+          <w:szCs w:val="28"/>
+        </w:rPr>
+        <w:t>.6.16</w:t>
       </w:r>
     </w:p>
     <w:tbl>
@@ -12928,7 +12945,7 @@
                 <w:sz w:val="28"/>
                 <w:szCs w:val="28"/>
               </w:rPr>
-              <w:t>Содержание поля</w:t>
+              <w:t>1</w:t>
             </w:r>
           </w:p>
         </w:tc>
@@ -12953,7 +12970,7 @@
                 <w:sz w:val="28"/>
                 <w:szCs w:val="28"/>
               </w:rPr>
-              <w:t>Имя поля</w:t>
+              <w:t>2</w:t>
             </w:r>
           </w:p>
         </w:tc>
@@ -12978,7 +12995,7 @@
                 <w:sz w:val="28"/>
                 <w:szCs w:val="28"/>
               </w:rPr>
-              <w:t>Тип, длина</w:t>
+              <w:t>3</w:t>
             </w:r>
           </w:p>
         </w:tc>
@@ -13003,7 +13020,111 @@
                 <w:sz w:val="28"/>
                 <w:szCs w:val="28"/>
               </w:rPr>
-              <w:t>Примечания</w:t>
+              <w:t>4</w:t>
+            </w:r>
+          </w:p>
+        </w:tc>
+      </w:tr>
+      <w:tr>
+        <w:tc>
+          <w:tcPr>
+            <w:tcW w:w="1750" w:type="dxa"/>
+            <w:vAlign w:val="center"/>
+          </w:tcPr>
+          <w:p>
+            <w:pPr>
+              <w:spacing w:line="360" w:lineRule="auto"/>
+              <w:jc w:val="center"/>
+              <w:rPr>
+                <w:rFonts w:ascii="Times New Roman" w:hAnsi="Times New Roman" w:cs="Times New Roman"/>
+                <w:sz w:val="28"/>
+                <w:szCs w:val="28"/>
+              </w:rPr>
+            </w:pPr>
+            <w:r>
+              <w:rPr>
+                <w:rFonts w:ascii="Times New Roman" w:hAnsi="Times New Roman" w:cs="Times New Roman"/>
+                <w:sz w:val="28"/>
+                <w:szCs w:val="28"/>
+              </w:rPr>
+              <w:t>Текст обращения</w:t>
+            </w:r>
+          </w:p>
+        </w:tc>
+        <w:tc>
+          <w:tcPr>
+            <w:tcW w:w="2657" w:type="dxa"/>
+            <w:vAlign w:val="center"/>
+          </w:tcPr>
+          <w:p>
+            <w:pPr>
+              <w:spacing w:line="360" w:lineRule="auto"/>
+              <w:jc w:val="center"/>
+              <w:rPr>
+                <w:rFonts w:ascii="Times New Roman" w:hAnsi="Times New Roman" w:cs="Times New Roman"/>
+                <w:sz w:val="28"/>
+                <w:szCs w:val="28"/>
+              </w:rPr>
+            </w:pPr>
+            <w:proofErr w:type="spellStart"/>
+            <w:r>
+              <w:rPr>
+                <w:rFonts w:ascii="Times New Roman" w:hAnsi="Times New Roman" w:cs="Times New Roman"/>
+                <w:sz w:val="28"/>
+                <w:szCs w:val="28"/>
+              </w:rPr>
+              <w:t>text</w:t>
+            </w:r>
+            <w:proofErr w:type="spellEnd"/>
+          </w:p>
+        </w:tc>
+        <w:tc>
+          <w:tcPr>
+            <w:tcW w:w="2118" w:type="dxa"/>
+            <w:vAlign w:val="center"/>
+          </w:tcPr>
+          <w:p>
+            <w:pPr>
+              <w:spacing w:line="360" w:lineRule="auto"/>
+              <w:jc w:val="center"/>
+              <w:rPr>
+                <w:rFonts w:ascii="Times New Roman" w:hAnsi="Times New Roman" w:cs="Times New Roman"/>
+                <w:sz w:val="28"/>
+                <w:szCs w:val="28"/>
+              </w:rPr>
+            </w:pPr>
+            <w:r>
+              <w:rPr>
+                <w:rFonts w:ascii="Times New Roman" w:hAnsi="Times New Roman" w:cs="Times New Roman"/>
+                <w:sz w:val="28"/>
+                <w:szCs w:val="28"/>
+              </w:rPr>
+              <w:t>TEXT</w:t>
+            </w:r>
+          </w:p>
+        </w:tc>
+        <w:tc>
+          <w:tcPr>
+            <w:tcW w:w="2820" w:type="dxa"/>
+            <w:vAlign w:val="center"/>
+          </w:tcPr>
+          <w:p>
+            <w:pPr>
+              <w:spacing w:line="360" w:lineRule="auto"/>
+              <w:jc w:val="center"/>
+              <w:rPr>
+                <w:rFonts w:ascii="Times New Roman" w:hAnsi="Times New Roman" w:cs="Times New Roman"/>
+                <w:sz w:val="28"/>
+                <w:szCs w:val="28"/>
+              </w:rPr>
+            </w:pPr>
+            <w:r>
+              <w:rPr>
+                <w:rFonts w:ascii="Times New Roman" w:hAnsi="Times New Roman" w:cs="Times New Roman"/>
+                <w:sz w:val="28"/>
+                <w:szCs w:val="28"/>
+              </w:rPr>
+              <w:t>Не пустое поле</w:t>
             </w:r>
           </w:p>
         </w:tc>
@@ -13988,6 +14109,7 @@
     </w:p>
     <w:p>
       <w:pPr>
+        <w:ind w:left="567" w:firstLine="567"/>
         <w:rPr>
           <w:rFonts w:ascii="Times New Roman" w:hAnsi="Times New Roman" w:cs="Times New Roman"/>
           <w:sz w:val="28"/>
@@ -14002,17 +14124,6 @@
         </w:rPr>
         <w:br w:type="page"/>
       </w:r>
-    </w:p>
-    <w:p>
-      <w:pPr>
-        <w:spacing w:line="360" w:lineRule="auto"/>
-        <w:ind w:left="567" w:firstLine="567"/>
-        <w:rPr>
-          <w:rFonts w:ascii="Times New Roman" w:hAnsi="Times New Roman" w:cs="Times New Roman"/>
-          <w:sz w:val="28"/>
-          <w:szCs w:val="28"/>
-        </w:rPr>
-      </w:pPr>
       <w:r>
         <w:rPr>
           <w:rFonts w:ascii="Times New Roman" w:hAnsi="Times New Roman" w:cs="Times New Roman"/>
@@ -14073,16 +14184,15 @@
                 <w:rFonts w:ascii="Times New Roman" w:hAnsi="Times New Roman" w:cs="Times New Roman"/>
                 <w:sz w:val="28"/>
                 <w:szCs w:val="28"/>
-                <w:lang w:val="en-US"/>
-              </w:rPr>
-            </w:pPr>
-            <w:r>
-              <w:rPr>
-                <w:rFonts w:ascii="Times New Roman" w:hAnsi="Times New Roman" w:cs="Times New Roman"/>
-                <w:sz w:val="28"/>
-                <w:szCs w:val="28"/>
-              </w:rPr>
-              <w:t>Содержание поля</w:t>
+              </w:rPr>
+            </w:pPr>
+            <w:r>
+              <w:rPr>
+                <w:rFonts w:ascii="Times New Roman" w:hAnsi="Times New Roman" w:cs="Times New Roman"/>
+                <w:sz w:val="28"/>
+                <w:szCs w:val="28"/>
+              </w:rPr>
+              <w:t>1</w:t>
             </w:r>
           </w:p>
         </w:tc>
@@ -14099,16 +14209,15 @@
                 <w:rFonts w:ascii="Times New Roman" w:hAnsi="Times New Roman" w:cs="Times New Roman"/>
                 <w:sz w:val="28"/>
                 <w:szCs w:val="28"/>
-                <w:lang w:val="en-US"/>
-              </w:rPr>
-            </w:pPr>
-            <w:r>
-              <w:rPr>
-                <w:rFonts w:ascii="Times New Roman" w:hAnsi="Times New Roman" w:cs="Times New Roman"/>
-                <w:sz w:val="28"/>
-                <w:szCs w:val="28"/>
-              </w:rPr>
-              <w:t>Имя поля</w:t>
+              </w:rPr>
+            </w:pPr>
+            <w:r>
+              <w:rPr>
+                <w:rFonts w:ascii="Times New Roman" w:hAnsi="Times New Roman" w:cs="Times New Roman"/>
+                <w:sz w:val="28"/>
+                <w:szCs w:val="28"/>
+              </w:rPr>
+              <w:t>2</w:t>
             </w:r>
           </w:p>
         </w:tc>
@@ -14125,16 +14234,15 @@
                 <w:rFonts w:ascii="Times New Roman" w:hAnsi="Times New Roman" w:cs="Times New Roman"/>
                 <w:sz w:val="28"/>
                 <w:szCs w:val="28"/>
-                <w:lang w:val="en-US"/>
-              </w:rPr>
-            </w:pPr>
-            <w:r>
-              <w:rPr>
-                <w:rFonts w:ascii="Times New Roman" w:hAnsi="Times New Roman" w:cs="Times New Roman"/>
-                <w:sz w:val="28"/>
-                <w:szCs w:val="28"/>
-              </w:rPr>
-              <w:t>Тип, длина</w:t>
+              </w:rPr>
+            </w:pPr>
+            <w:r>
+              <w:rPr>
+                <w:rFonts w:ascii="Times New Roman" w:hAnsi="Times New Roman" w:cs="Times New Roman"/>
+                <w:sz w:val="28"/>
+                <w:szCs w:val="28"/>
+              </w:rPr>
+              <w:t>3</w:t>
             </w:r>
           </w:p>
         </w:tc>
@@ -14159,7 +14267,7 @@
                 <w:sz w:val="28"/>
                 <w:szCs w:val="28"/>
               </w:rPr>
-              <w:t>Примечания</w:t>
+              <w:t>4</w:t>
             </w:r>
           </w:p>
         </w:tc>
@@ -14276,7 +14384,15 @@
                 <w:sz w:val="28"/>
                 <w:szCs w:val="28"/>
               </w:rPr>
-              <w:t>НЕ ПУСТОЕ (например, «ошибка синхронизации»)</w:t>
+              <w:t xml:space="preserve">Не пустое поле </w:t>
+            </w:r>
+            <w:r>
+              <w:rPr>
+                <w:rFonts w:ascii="Times New Roman" w:hAnsi="Times New Roman" w:cs="Times New Roman"/>
+                <w:sz w:val="28"/>
+                <w:szCs w:val="28"/>
+              </w:rPr>
+              <w:t>(например, «ошибка синхронизации»)</w:t>
             </w:r>
           </w:p>
         </w:tc>
@@ -14383,7 +14499,7 @@
                 <w:sz w:val="28"/>
                 <w:szCs w:val="28"/>
               </w:rPr>
-              <w:t>НЕ ПУСТОЕ</w:t>
+              <w:t>Не пустое поле</w:t>
             </w:r>
           </w:p>
         </w:tc>
@@ -14490,7 +14606,23 @@
                 <w:sz w:val="28"/>
                 <w:szCs w:val="28"/>
               </w:rPr>
-              <w:t>НЕ ПУСТОЕ, по умолчанию ТЕКУЩЕЕ ВРЕМЯ</w:t>
+              <w:t>Не пустое поле</w:t>
+            </w:r>
+            <w:r>
+              <w:rPr>
+                <w:rFonts w:ascii="Times New Roman" w:hAnsi="Times New Roman" w:cs="Times New Roman"/>
+                <w:sz w:val="28"/>
+                <w:szCs w:val="28"/>
+              </w:rPr>
+              <w:t xml:space="preserve">, по умолчанию </w:t>
+            </w:r>
+            <w:r>
+              <w:rPr>
+                <w:rFonts w:ascii="Times New Roman" w:hAnsi="Times New Roman" w:cs="Times New Roman"/>
+                <w:sz w:val="28"/>
+                <w:szCs w:val="28"/>
+              </w:rPr>
+              <w:t>текущее время</w:t>
             </w:r>
           </w:p>
         </w:tc>
@@ -14594,7 +14726,15 @@
                 <w:sz w:val="28"/>
                 <w:szCs w:val="28"/>
               </w:rPr>
-              <w:t>ПУСТОЕ, внешний ключ к таблице пользователи</w:t>
+              <w:t>Пустое поле</w:t>
+            </w:r>
+            <w:r>
+              <w:rPr>
+                <w:rFonts w:ascii="Times New Roman" w:hAnsi="Times New Roman" w:cs="Times New Roman"/>
+                <w:sz w:val="28"/>
+                <w:szCs w:val="28"/>
+              </w:rPr>
+              <w:t>, внешний ключ к таблице пользователи</w:t>
             </w:r>
           </w:p>
         </w:tc>
@@ -14698,7 +14838,15 @@
                 <w:sz w:val="28"/>
                 <w:szCs w:val="28"/>
               </w:rPr>
-              <w:t>ПУСТОЕ, внешний ключ к таблице Задания</w:t>
+              <w:t>Пустое поле</w:t>
+            </w:r>
+            <w:r>
+              <w:rPr>
+                <w:rFonts w:ascii="Times New Roman" w:hAnsi="Times New Roman" w:cs="Times New Roman"/>
+                <w:sz w:val="28"/>
+                <w:szCs w:val="28"/>
+              </w:rPr>
+              <w:t>, внешний ключ к таблице Задания</w:t>
             </w:r>
           </w:p>
         </w:tc>
@@ -15132,7 +15280,7 @@
                 <w:sz w:val="28"/>
                 <w:szCs w:val="28"/>
               </w:rPr>
-              <w:t>НЕ ПУСТОЕ</w:t>
+              <w:t>Не пустое поле</w:t>
             </w:r>
             <w:r>
               <w:rPr>
@@ -15181,6 +15329,7 @@
     </w:p>
     <w:p>
       <w:pPr>
+        <w:ind w:left="567" w:firstLine="567"/>
         <w:rPr>
           <w:rFonts w:ascii="Times New Roman" w:hAnsi="Times New Roman" w:cs="Times New Roman"/>
           <w:sz w:val="28"/>
@@ -15195,19 +15344,6 @@
         </w:rPr>
         <w:br w:type="page"/>
       </w:r>
-    </w:p>
-    <w:p>
-      <w:pPr>
-        <w:tabs>
-          <w:tab w:val="left" w:pos="567"/>
-        </w:tabs>
-        <w:ind w:left="567" w:firstLine="567"/>
-        <w:rPr>
-          <w:rFonts w:ascii="Times New Roman" w:hAnsi="Times New Roman" w:cs="Times New Roman"/>
-          <w:sz w:val="28"/>
-          <w:szCs w:val="28"/>
-        </w:rPr>
-      </w:pPr>
       <w:r>
         <w:rPr>
           <w:rFonts w:ascii="Times New Roman" w:hAnsi="Times New Roman" w:cs="Times New Roman"/>
@@ -15268,68 +15404,65 @@
                 <w:rFonts w:ascii="Times New Roman" w:hAnsi="Times New Roman" w:cs="Times New Roman"/>
                 <w:sz w:val="28"/>
                 <w:szCs w:val="28"/>
-                <w:lang w:val="en-US"/>
-              </w:rPr>
-            </w:pPr>
-            <w:r>
-              <w:rPr>
-                <w:rFonts w:ascii="Times New Roman" w:hAnsi="Times New Roman" w:cs="Times New Roman"/>
-                <w:sz w:val="28"/>
-                <w:szCs w:val="28"/>
-              </w:rPr>
-              <w:t>Содержание поля</w:t>
-            </w:r>
-          </w:p>
-        </w:tc>
-        <w:tc>
-          <w:tcPr>
-            <w:tcW w:w="2336" w:type="dxa"/>
-            <w:vAlign w:val="center"/>
-          </w:tcPr>
-          <w:p>
-            <w:pPr>
-              <w:spacing w:line="360" w:lineRule="auto"/>
-              <w:jc w:val="center"/>
-              <w:rPr>
-                <w:rFonts w:ascii="Times New Roman" w:hAnsi="Times New Roman" w:cs="Times New Roman"/>
-                <w:sz w:val="28"/>
-                <w:szCs w:val="28"/>
-                <w:lang w:val="en-US"/>
-              </w:rPr>
-            </w:pPr>
-            <w:r>
-              <w:rPr>
-                <w:rFonts w:ascii="Times New Roman" w:hAnsi="Times New Roman" w:cs="Times New Roman"/>
-                <w:sz w:val="28"/>
-                <w:szCs w:val="28"/>
-              </w:rPr>
-              <w:t>Имя поля</w:t>
-            </w:r>
-          </w:p>
-        </w:tc>
-        <w:tc>
-          <w:tcPr>
-            <w:tcW w:w="2336" w:type="dxa"/>
-            <w:vAlign w:val="center"/>
-          </w:tcPr>
-          <w:p>
-            <w:pPr>
-              <w:spacing w:line="360" w:lineRule="auto"/>
-              <w:jc w:val="center"/>
-              <w:rPr>
-                <w:rFonts w:ascii="Times New Roman" w:hAnsi="Times New Roman" w:cs="Times New Roman"/>
-                <w:sz w:val="28"/>
-                <w:szCs w:val="28"/>
-                <w:lang w:val="en-US"/>
-              </w:rPr>
-            </w:pPr>
-            <w:r>
-              <w:rPr>
-                <w:rFonts w:ascii="Times New Roman" w:hAnsi="Times New Roman" w:cs="Times New Roman"/>
-                <w:sz w:val="28"/>
-                <w:szCs w:val="28"/>
-              </w:rPr>
-              <w:t>Тип, длина</w:t>
+              </w:rPr>
+            </w:pPr>
+            <w:r>
+              <w:rPr>
+                <w:rFonts w:ascii="Times New Roman" w:hAnsi="Times New Roman" w:cs="Times New Roman"/>
+                <w:sz w:val="28"/>
+                <w:szCs w:val="28"/>
+              </w:rPr>
+              <w:t>1</w:t>
+            </w:r>
+          </w:p>
+        </w:tc>
+        <w:tc>
+          <w:tcPr>
+            <w:tcW w:w="2336" w:type="dxa"/>
+            <w:vAlign w:val="center"/>
+          </w:tcPr>
+          <w:p>
+            <w:pPr>
+              <w:spacing w:line="360" w:lineRule="auto"/>
+              <w:jc w:val="center"/>
+              <w:rPr>
+                <w:rFonts w:ascii="Times New Roman" w:hAnsi="Times New Roman" w:cs="Times New Roman"/>
+                <w:sz w:val="28"/>
+                <w:szCs w:val="28"/>
+              </w:rPr>
+            </w:pPr>
+            <w:r>
+              <w:rPr>
+                <w:rFonts w:ascii="Times New Roman" w:hAnsi="Times New Roman" w:cs="Times New Roman"/>
+                <w:sz w:val="28"/>
+                <w:szCs w:val="28"/>
+              </w:rPr>
+              <w:t>2</w:t>
+            </w:r>
+          </w:p>
+        </w:tc>
+        <w:tc>
+          <w:tcPr>
+            <w:tcW w:w="2336" w:type="dxa"/>
+            <w:vAlign w:val="center"/>
+          </w:tcPr>
+          <w:p>
+            <w:pPr>
+              <w:spacing w:line="360" w:lineRule="auto"/>
+              <w:jc w:val="center"/>
+              <w:rPr>
+                <w:rFonts w:ascii="Times New Roman" w:hAnsi="Times New Roman" w:cs="Times New Roman"/>
+                <w:sz w:val="28"/>
+                <w:szCs w:val="28"/>
+              </w:rPr>
+            </w:pPr>
+            <w:r>
+              <w:rPr>
+                <w:rFonts w:ascii="Times New Roman" w:hAnsi="Times New Roman" w:cs="Times New Roman"/>
+                <w:sz w:val="28"/>
+                <w:szCs w:val="28"/>
+              </w:rPr>
+              <w:t>3</w:t>
             </w:r>
           </w:p>
         </w:tc>
@@ -15354,7 +15487,7 @@
                 <w:sz w:val="28"/>
                 <w:szCs w:val="28"/>
               </w:rPr>
-              <w:t>Примечания</w:t>
+              <w:t>4</w:t>
             </w:r>
           </w:p>
         </w:tc>
@@ -15461,7 +15594,15 @@
                 <w:sz w:val="28"/>
                 <w:szCs w:val="28"/>
               </w:rPr>
-              <w:t>НЕ ПУСТОЕ, внешний ключ к таблице Пользователи</w:t>
+              <w:t>Не пустое поле</w:t>
+            </w:r>
+            <w:r>
+              <w:rPr>
+                <w:rFonts w:ascii="Times New Roman" w:hAnsi="Times New Roman" w:cs="Times New Roman"/>
+                <w:sz w:val="28"/>
+                <w:szCs w:val="28"/>
+              </w:rPr>
+              <w:t>, внешний ключ к таблице Пользователи</w:t>
             </w:r>
           </w:p>
         </w:tc>
@@ -15568,7 +15709,7 @@
                 <w:sz w:val="28"/>
                 <w:szCs w:val="28"/>
               </w:rPr>
-              <w:t>НЕ ПУСТОЕ</w:t>
+              <w:t>Не пустое поле</w:t>
             </w:r>
           </w:p>
         </w:tc>
@@ -15672,7 +15813,23 @@
                 <w:sz w:val="28"/>
                 <w:szCs w:val="28"/>
               </w:rPr>
-              <w:t>НЕ ПУСТОЕ, по умолчанию ТЕКУЩЕЕ ВРЕМЯ</w:t>
+              <w:t>Не пустое поле</w:t>
+            </w:r>
+            <w:r>
+              <w:rPr>
+                <w:rFonts w:ascii="Times New Roman" w:hAnsi="Times New Roman" w:cs="Times New Roman"/>
+                <w:sz w:val="28"/>
+                <w:szCs w:val="28"/>
+              </w:rPr>
+              <w:t xml:space="preserve">, по умолчанию </w:t>
+            </w:r>
+            <w:r>
+              <w:rPr>
+                <w:rFonts w:ascii="Times New Roman" w:hAnsi="Times New Roman" w:cs="Times New Roman"/>
+                <w:sz w:val="28"/>
+                <w:szCs w:val="28"/>
+              </w:rPr>
+              <w:t>текущее время</w:t>
             </w:r>
           </w:p>
         </w:tc>
@@ -15680,68 +15837,6 @@
     </w:tbl>
     <w:p>
       <w:pPr>
-        <w:rPr>
-          <w:rFonts w:ascii="Times New Roman" w:hAnsi="Times New Roman" w:cs="Times New Roman"/>
-          <w:sz w:val="28"/>
-          <w:szCs w:val="28"/>
-        </w:rPr>
-      </w:pPr>
-    </w:p>
-    <w:p>
-      <w:pPr>
-        <w:ind w:left="567" w:firstLine="567"/>
-        <w:rPr>
-          <w:rFonts w:ascii="Times New Roman" w:hAnsi="Times New Roman" w:cs="Times New Roman"/>
-          <w:sz w:val="28"/>
-          <w:szCs w:val="28"/>
-        </w:rPr>
-      </w:pPr>
-      <w:r>
-        <w:rPr>
-          <w:rFonts w:ascii="Times New Roman" w:hAnsi="Times New Roman" w:cs="Times New Roman"/>
-          <w:sz w:val="28"/>
-          <w:szCs w:val="28"/>
-        </w:rPr>
-        <w:t xml:space="preserve">Далее представлена </w:t>
-      </w:r>
-      <w:r>
-        <w:rPr>
-          <w:rFonts w:ascii="Times New Roman" w:hAnsi="Times New Roman" w:cs="Times New Roman"/>
-          <w:sz w:val="28"/>
-          <w:szCs w:val="28"/>
-          <w:lang w:val="en-US"/>
-        </w:rPr>
-        <w:t>E</w:t>
-      </w:r>
-      <w:r>
-        <w:rPr>
-          <w:rFonts w:ascii="Times New Roman" w:hAnsi="Times New Roman" w:cs="Times New Roman"/>
-          <w:sz w:val="28"/>
-          <w:szCs w:val="28"/>
-          <w:lang w:val="en-US"/>
-        </w:rPr>
-        <w:t>ER</w:t>
-      </w:r>
-      <w:r>
-        <w:rPr>
-          <w:rFonts w:ascii="Times New Roman" w:hAnsi="Times New Roman" w:cs="Times New Roman"/>
-          <w:sz w:val="28"/>
-          <w:szCs w:val="28"/>
-        </w:rPr>
-        <w:t>-</w:t>
-      </w:r>
-      <w:r>
-        <w:rPr>
-          <w:rFonts w:ascii="Times New Roman" w:hAnsi="Times New Roman" w:cs="Times New Roman"/>
-          <w:sz w:val="28"/>
-          <w:szCs w:val="28"/>
-        </w:rPr>
-        <w:t>диаграмма базы данных</w:t>
-      </w:r>
-    </w:p>
-    <w:p>
-      <w:pPr>
-        <w:spacing w:line="360" w:lineRule="auto"/>
         <w:rPr>
           <w:rFonts w:ascii="Times New Roman" w:hAnsi="Times New Roman" w:cs="Times New Roman"/>
           <w:sz w:val="28"/>
@@ -15752,6 +15847,74 @@
     <w:p>
       <w:pPr>
         <w:spacing w:line="360" w:lineRule="auto"/>
+        <w:ind w:left="567" w:firstLine="567"/>
+        <w:rPr>
+          <w:rFonts w:ascii="Times New Roman" w:hAnsi="Times New Roman" w:cs="Times New Roman"/>
+          <w:sz w:val="28"/>
+          <w:szCs w:val="28"/>
+        </w:rPr>
+      </w:pPr>
+      <w:r>
+        <w:rPr>
+          <w:rFonts w:ascii="Times New Roman" w:hAnsi="Times New Roman" w:cs="Times New Roman"/>
+          <w:sz w:val="28"/>
+          <w:szCs w:val="28"/>
+        </w:rPr>
+        <w:t xml:space="preserve">Рисунок 1.6.19 </w:t>
+      </w:r>
+      <w:r>
+        <w:rPr>
+          <w:rFonts w:ascii="Times New Roman" w:hAnsi="Times New Roman" w:cs="Times New Roman"/>
+          <w:sz w:val="28"/>
+          <w:szCs w:val="28"/>
+          <w:lang w:val="en-US"/>
+        </w:rPr>
+        <w:t>ER</w:t>
+      </w:r>
+      <w:r>
+        <w:rPr>
+          <w:rFonts w:ascii="Times New Roman" w:hAnsi="Times New Roman" w:cs="Times New Roman"/>
+          <w:sz w:val="28"/>
+          <w:szCs w:val="28"/>
+        </w:rPr>
+        <w:t>-</w:t>
+      </w:r>
+      <w:r>
+        <w:rPr>
+          <w:rFonts w:ascii="Times New Roman" w:hAnsi="Times New Roman" w:cs="Times New Roman"/>
+          <w:sz w:val="28"/>
+          <w:szCs w:val="28"/>
+        </w:rPr>
+        <w:t>Диаграмма</w:t>
+      </w:r>
+      <w:r>
+        <w:rPr>
+          <w:rFonts w:ascii="Times New Roman" w:hAnsi="Times New Roman" w:cs="Times New Roman"/>
+          <w:sz w:val="28"/>
+          <w:szCs w:val="28"/>
+        </w:rPr>
+        <w:t xml:space="preserve"> </w:t>
+      </w:r>
+      <w:r>
+        <w:rPr>
+          <w:rFonts w:ascii="Times New Roman" w:hAnsi="Times New Roman" w:cs="Times New Roman"/>
+          <w:sz w:val="28"/>
+          <w:szCs w:val="28"/>
+        </w:rPr>
+        <w:t>базы данных</w:t>
+      </w:r>
+      <w:r>
+        <w:rPr>
+          <w:rFonts w:ascii="Times New Roman" w:hAnsi="Times New Roman" w:cs="Times New Roman"/>
+          <w:sz w:val="28"/>
+          <w:szCs w:val="28"/>
+        </w:rPr>
+        <w:t xml:space="preserve"> представлена на следующей странице</w:t>
+      </w:r>
+    </w:p>
+    <w:p>
+      <w:pPr>
+        <w:spacing w:line="360" w:lineRule="auto"/>
         <w:rPr>
           <w:rFonts w:ascii="Times New Roman" w:hAnsi="Times New Roman" w:cs="Times New Roman"/>
           <w:sz w:val="28"/>
@@ -15767,7 +15930,7 @@
         </w:rPr>
         <w:lastRenderedPageBreak/>
         <w:drawing>
-          <wp:inline distT="0" distB="0" distL="0" distR="0" wp14:anchorId="0BBA323A" wp14:editId="524989AB">
+          <wp:inline distT="0" distB="0" distL="0" distR="0" wp14:anchorId="0BBA323A" wp14:editId="7F0A2847">
             <wp:extent cx="5799397" cy="8615680"/>
             <wp:effectExtent l="0" t="0" r="0" b="0"/>
             <wp:docPr id="752343783" name="Рисунок 1"/>
@@ -15814,6 +15977,42 @@
             </a:graphic>
           </wp:inline>
         </w:drawing>
+      </w:r>
+    </w:p>
+    <w:p>
+      <w:pPr>
+        <w:spacing w:line="360" w:lineRule="auto"/>
+        <w:jc w:val="center"/>
+        <w:rPr>
+          <w:rFonts w:ascii="Times New Roman" w:hAnsi="Times New Roman" w:cs="Times New Roman"/>
+          <w:sz w:val="28"/>
+          <w:szCs w:val="28"/>
+        </w:rPr>
+      </w:pPr>
+      <w:r>
+        <w:rPr>
+          <w:rFonts w:ascii="Times New Roman" w:hAnsi="Times New Roman" w:cs="Times New Roman"/>
+          <w:sz w:val="28"/>
+          <w:szCs w:val="28"/>
+        </w:rPr>
+        <w:t xml:space="preserve">Рисунок 1.6.19 </w:t>
+      </w:r>
+      <w:r>
+        <w:rPr>
+          <w:rFonts w:ascii="Times New Roman" w:hAnsi="Times New Roman" w:cs="Times New Roman"/>
+          <w:sz w:val="28"/>
+          <w:szCs w:val="28"/>
+          <w:lang w:val="en-US"/>
+        </w:rPr>
+        <w:t>ER-</w:t>
+      </w:r>
+      <w:r>
+        <w:rPr>
+          <w:rFonts w:ascii="Times New Roman" w:hAnsi="Times New Roman" w:cs="Times New Roman"/>
+          <w:sz w:val="28"/>
+          <w:szCs w:val="28"/>
+        </w:rPr>
+        <w:t>Диаграмма</w:t>
       </w:r>
     </w:p>
     <w:sectPr>
@@ -16323,7 +16522,7 @@
   <w:style w:type="paragraph" w:default="1" w:styleId="a">
     <w:name w:val="Normal"/>
     <w:qFormat/>
-    <w:rsid w:val="00E62148"/>
+    <w:rsid w:val="00EB57C6"/>
   </w:style>
   <w:style w:type="paragraph" w:styleId="1">
     <w:name w:val="heading 1"/>

--- a/Документы/Структура Базы Данных.docx
+++ b/Документы/Структура Базы Данных.docx
@@ -1356,6 +1356,8 @@
     </w:p>
     <w:p>
       <w:pPr>
+        <w:spacing w:after="0" w:line="360" w:lineRule="auto"/>
+        <w:ind w:left="567" w:firstLine="567"/>
         <w:rPr>
           <w:rFonts w:ascii="Times New Roman" w:hAnsi="Times New Roman" w:cs="Times New Roman"/>
           <w:sz w:val="28"/>
@@ -16189,31 +16191,6 @@
           <w:sz w:val="28"/>
           <w:szCs w:val="28"/>
         </w:rPr>
-        <w:t xml:space="preserve">Рисунок 1.6.19 </w:t>
-      </w:r>
-      <w:r>
-        <w:rPr>
-          <w:rFonts w:ascii="Times New Roman" w:hAnsi="Times New Roman" w:cs="Times New Roman"/>
-          <w:sz w:val="28"/>
-          <w:szCs w:val="28"/>
-          <w:lang w:val="en-US"/>
-        </w:rPr>
-        <w:t>ER</w:t>
-      </w:r>
-      <w:r>
-        <w:rPr>
-          <w:rFonts w:ascii="Times New Roman" w:hAnsi="Times New Roman" w:cs="Times New Roman"/>
-          <w:sz w:val="28"/>
-          <w:szCs w:val="28"/>
-        </w:rPr>
-        <w:t>-</w:t>
-      </w:r>
-      <w:r>
-        <w:rPr>
-          <w:rFonts w:ascii="Times New Roman" w:hAnsi="Times New Roman" w:cs="Times New Roman"/>
-          <w:sz w:val="28"/>
-          <w:szCs w:val="28"/>
-        </w:rPr>
         <w:t>Диаграмма</w:t>
       </w:r>
       <w:r>
@@ -16238,7 +16215,23 @@
           <w:sz w:val="28"/>
           <w:szCs w:val="28"/>
         </w:rPr>
-        <w:t xml:space="preserve"> представлена на следующей странице</w:t>
+        <w:t xml:space="preserve"> представлена </w:t>
+      </w:r>
+      <w:r>
+        <w:rPr>
+          <w:rFonts w:ascii="Times New Roman" w:hAnsi="Times New Roman" w:cs="Times New Roman"/>
+          <w:sz w:val="28"/>
+          <w:szCs w:val="28"/>
+        </w:rPr>
+        <w:t xml:space="preserve">рисунке - </w:t>
+      </w:r>
+      <w:r>
+        <w:rPr>
+          <w:rFonts w:ascii="Times New Roman" w:hAnsi="Times New Roman" w:cs="Times New Roman"/>
+          <w:sz w:val="28"/>
+          <w:szCs w:val="28"/>
+        </w:rPr>
+        <w:t>1.6.19</w:t>
       </w:r>
     </w:p>
     <w:p>
@@ -16252,17 +16245,14 @@
       </w:pPr>
       <w:r>
         <w:rPr>
-          <w:rFonts w:ascii="Times New Roman" w:hAnsi="Times New Roman" w:cs="Times New Roman"/>
           <w:noProof/>
-          <w:sz w:val="28"/>
-          <w:szCs w:val="28"/>
         </w:rPr>
         <w:lastRenderedPageBreak/>
         <w:drawing>
-          <wp:inline distT="0" distB="0" distL="0" distR="0" wp14:anchorId="0BBA323A" wp14:editId="5993CAF2">
-            <wp:extent cx="5406160" cy="8031480"/>
-            <wp:effectExtent l="0" t="0" r="4445" b="7620"/>
-            <wp:docPr id="752343783" name="Рисунок 1"/>
+          <wp:inline distT="0" distB="0" distL="0" distR="0" wp14:anchorId="3FA14F19" wp14:editId="47D18862">
+            <wp:extent cx="5431971" cy="8903970"/>
+            <wp:effectExtent l="0" t="0" r="0" b="0"/>
+            <wp:docPr id="1473076319" name="Рисунок 3"/>
             <wp:cNvGraphicFramePr>
               <a:graphicFrameLocks xmlns:a="http://schemas.openxmlformats.org/drawingml/2006/main" noChangeAspect="1"/>
             </wp:cNvGraphicFramePr>
@@ -16270,7 +16260,7 @@
               <a:graphicData uri="http://schemas.openxmlformats.org/drawingml/2006/picture">
                 <pic:pic xmlns:pic="http://schemas.openxmlformats.org/drawingml/2006/picture">
                   <pic:nvPicPr>
-                    <pic:cNvPr id="0" name="Picture 1"/>
+                    <pic:cNvPr id="0" name="Picture 11"/>
                     <pic:cNvPicPr>
                       <a:picLocks noChangeAspect="1" noChangeArrowheads="1"/>
                     </pic:cNvPicPr>
@@ -16291,7 +16281,7 @@
                   <pic:spPr bwMode="auto">
                     <a:xfrm>
                       <a:off x="0" y="0"/>
-                      <a:ext cx="5418466" cy="8049762"/>
+                      <a:ext cx="5447721" cy="8929786"/>
                     </a:xfrm>
                     <a:prstGeom prst="rect">
                       <a:avLst/>

--- a/Документы/Структура Базы Данных.docx
+++ b/Документы/Структура Базы Данных.docx
@@ -5,7 +5,7 @@
     <w:p>
       <w:pPr>
         <w:spacing w:after="0" w:line="360" w:lineRule="auto"/>
-        <w:ind w:left="1134"/>
+        <w:ind w:left="567" w:firstLine="567"/>
         <w:rPr>
           <w:rFonts w:ascii="Times New Roman" w:hAnsi="Times New Roman" w:cs="Times New Roman"/>
           <w:sz w:val="28"/>
@@ -24,7 +24,7 @@
     <w:p>
       <w:pPr>
         <w:spacing w:after="0" w:line="360" w:lineRule="auto"/>
-        <w:ind w:firstLine="709"/>
+        <w:ind w:left="567" w:firstLine="567"/>
         <w:rPr>
           <w:rFonts w:ascii="Times New Roman" w:hAnsi="Times New Roman" w:cs="Times New Roman"/>
           <w:sz w:val="28"/>

--- a/Документы/Структура Базы Данных.docx
+++ b/Документы/Структура Базы Данных.docx
@@ -16249,9 +16249,9 @@
         </w:rPr>
         <w:lastRenderedPageBreak/>
         <w:drawing>
-          <wp:inline distT="0" distB="0" distL="0" distR="0" wp14:anchorId="3FA14F19" wp14:editId="47D18862">
+          <wp:inline distT="0" distB="0" distL="0" distR="0" wp14:anchorId="3FA14F19" wp14:editId="07E5283E">
             <wp:extent cx="5431971" cy="8903970"/>
-            <wp:effectExtent l="0" t="0" r="0" b="0"/>
+            <wp:effectExtent l="19050" t="19050" r="16510" b="11430"/>
             <wp:docPr id="1473076319" name="Рисунок 3"/>
             <wp:cNvGraphicFramePr>
               <a:graphicFrameLocks xmlns:a="http://schemas.openxmlformats.org/drawingml/2006/main" noChangeAspect="1"/>
@@ -16288,7 +16288,9 @@
                     </a:prstGeom>
                     <a:noFill/>
                     <a:ln>
-                      <a:noFill/>
+                      <a:solidFill>
+                        <a:schemeClr val="tx1"/>
+                      </a:solidFill>
                     </a:ln>
                   </pic:spPr>
                 </pic:pic>
